--- a/docs/C64Data/C64_DEBUG_File_Format.docx
+++ b/docs/C64Data/C64_DEBUG_File_Format.docx
@@ -4,18 +4,17 @@
   <w:body>
     <w:sdt>
       <w:sdtPr>
-        <w:rPr>
-          <w:rFonts w:eastAsiaTheme="minorHAnsi"/>
-          <w:sz w:val="20"/>
-          <w:lang w:eastAsia="en-US"/>
-        </w:rPr>
         <w:id w:val="-115831964"/>
         <w:docPartObj>
           <w:docPartGallery w:val="Cover Pages"/>
           <w:docPartUnique/>
         </w:docPartObj>
       </w:sdtPr>
-      <w:sdtEndPr/>
+      <w:sdtEndPr>
+        <w:rPr>
+          <w:lang w:eastAsia="en-US"/>
+        </w:rPr>
+      </w:sdtEndPr>
       <w:sdtContent>
         <w:p>
           <w:pPr>
@@ -123,7 +122,6 @@
                                     <w:dataBinding w:prefixMappings="xmlns:ns0='http://purl.org/dc/elements/1.1/' xmlns:ns1='http://schemas.openxmlformats.org/package/2006/metadata/core-properties' " w:xpath="/ns1:coreProperties[1]/ns0:title[1]" w:storeItemID="{6C3C8BC8-F283-45AE-878A-BAB7291924A1}"/>
                                     <w:text/>
                                   </w:sdtPr>
-                                  <w:sdtEndPr/>
                                   <w:sdtContent>
                                     <w:r>
                                       <w:rPr>
@@ -150,7 +148,6 @@
                                   <w:dataBinding w:prefixMappings="xmlns:ns0='http://purl.org/dc/elements/1.1/' xmlns:ns1='http://schemas.openxmlformats.org/package/2006/metadata/core-properties' " w:xpath="/ns1:coreProperties[1]/ns0:subject[1]" w:storeItemID="{6C3C8BC8-F283-45AE-878A-BAB7291924A1}"/>
                                   <w:text/>
                                 </w:sdtPr>
-                                <w:sdtEndPr/>
                                 <w:sdtContent>
                                   <w:p>
                                     <w:pPr>
@@ -170,7 +167,7 @@
                                         <w:sz w:val="28"/>
                                         <w:szCs w:val="28"/>
                                       </w:rPr>
-                                      <w:t>EMULATORS deep-debug file format</w:t>
+                                      <w:t>Structure, fields, and interpretation criteria</w:t>
                                     </w:r>
                                   </w:p>
                                 </w:sdtContent>
@@ -189,7 +186,6 @@
                                   <w:dataBinding w:prefixMappings="xmlns:ns0='http://purl.org/dc/elements/1.1/' xmlns:ns1='http://schemas.openxmlformats.org/package/2006/metadata/core-properties' " w:xpath="/ns1:coreProperties[1]/ns0:creator[1]" w:storeItemID="{6C3C8BC8-F283-45AE-878A-BAB7291924A1}"/>
                                   <w:text/>
                                 </w:sdtPr>
-                                <w:sdtEndPr/>
                                 <w:sdtContent>
                                   <w:p>
                                     <w:pPr>
@@ -266,7 +262,6 @@
                               <w:dataBinding w:prefixMappings="xmlns:ns0='http://purl.org/dc/elements/1.1/' xmlns:ns1='http://schemas.openxmlformats.org/package/2006/metadata/core-properties' " w:xpath="/ns1:coreProperties[1]/ns0:title[1]" w:storeItemID="{6C3C8BC8-F283-45AE-878A-BAB7291924A1}"/>
                               <w:text/>
                             </w:sdtPr>
-                            <w:sdtEndPr/>
                             <w:sdtContent>
                               <w:r>
                                 <w:rPr>
@@ -293,7 +288,6 @@
                             <w:dataBinding w:prefixMappings="xmlns:ns0='http://purl.org/dc/elements/1.1/' xmlns:ns1='http://schemas.openxmlformats.org/package/2006/metadata/core-properties' " w:xpath="/ns1:coreProperties[1]/ns0:subject[1]" w:storeItemID="{6C3C8BC8-F283-45AE-878A-BAB7291924A1}"/>
                             <w:text/>
                           </w:sdtPr>
-                          <w:sdtEndPr/>
                           <w:sdtContent>
                             <w:p>
                               <w:pPr>
@@ -313,7 +307,7 @@
                                   <w:sz w:val="28"/>
                                   <w:szCs w:val="28"/>
                                 </w:rPr>
-                                <w:t>EMULATORS deep-debug file format</w:t>
+                                <w:t>Structure, fields, and interpretation criteria</w:t>
                               </w:r>
                             </w:p>
                           </w:sdtContent>
@@ -332,7 +326,6 @@
                             <w:dataBinding w:prefixMappings="xmlns:ns0='http://purl.org/dc/elements/1.1/' xmlns:ns1='http://schemas.openxmlformats.org/package/2006/metadata/core-properties' " w:xpath="/ns1:coreProperties[1]/ns0:creator[1]" w:storeItemID="{6C3C8BC8-F283-45AE-878A-BAB7291924A1}"/>
                             <w:text/>
                           </w:sdtPr>
-                          <w:sdtEndPr/>
                           <w:sdtContent>
                             <w:p>
                               <w:pPr>
@@ -450,7 +443,6 @@
                                     <w:calendar w:val="gregorian"/>
                                   </w:date>
                                 </w:sdtPr>
-                                <w:sdtEndPr/>
                                 <w:sdtContent>
                                   <w:p>
                                     <w:pPr>
@@ -517,7 +509,6 @@
                               <w:calendar w:val="gregorian"/>
                             </w:date>
                           </w:sdtPr>
-                          <w:sdtEndPr/>
                           <w:sdtContent>
                             <w:p>
                               <w:pPr>
@@ -560,32 +551,13 @@
     <w:p>
       <w:pPr>
         <w:pStyle w:val="Ttulo1"/>
-      </w:pPr>
-      <w:bookmarkStart w:id="0" w:name="_Toc239950015"/>
+        <w:keepNext/>
+      </w:pPr>
       <w:r>
         <w:t>Contents</w:t>
       </w:r>
-      <w:bookmarkEnd w:id="0"/>
-    </w:p>
-    <w:p>
-      <w:pPr>
-        <w:pStyle w:val="TDC2"/>
-        <w:tabs>
-          <w:tab w:val="right" w:leader="dot" w:pos="8494"/>
-        </w:tabs>
-        <w:rPr>
-          <w:rFonts w:eastAsiaTheme="minorEastAsia" w:cstheme="minorBidi"/>
-          <w:b w:val="0"/>
-          <w:bCs w:val="0"/>
-          <w:smallCaps w:val="0"/>
-          <w:noProof/>
-          <w:kern w:val="2"/>
-          <w:sz w:val="24"/>
-          <w:szCs w:val="24"/>
-          <w:lang w:eastAsia="es-ES"/>
-          <w14:ligatures w14:val="standardContextual"/>
-        </w:rPr>
-      </w:pPr>
+    </w:p>
+    <w:p>
       <w:r>
         <w:fldChar w:fldCharType="begin"/>
       </w:r>
@@ -595,2986 +567,9 @@
       <w:r>
         <w:fldChar w:fldCharType="separate"/>
       </w:r>
-      <w:hyperlink w:anchor="_Toc239950015" w:history="1">
-        <w:r>
-          <w:rPr>
-            <w:rStyle w:val="Hipervnculo"/>
-            <w:noProof/>
-          </w:rPr>
-          <w:t>Contents</w:t>
-        </w:r>
-        <w:r>
-          <w:rPr>
-            <w:noProof/>
-            <w:webHidden/>
-          </w:rPr>
-          <w:tab/>
-        </w:r>
-        <w:r>
-          <w:rPr>
-            <w:noProof/>
-            <w:webHidden/>
-          </w:rPr>
-          <w:fldChar w:fldCharType="begin"/>
-        </w:r>
-        <w:r>
-          <w:rPr>
-            <w:noProof/>
-            <w:webHidden/>
-          </w:rPr>
-          <w:instrText xml:space="preserve"> PAGEREF _Toc239950015 \h </w:instrText>
-        </w:r>
-        <w:r>
-          <w:rPr>
-            <w:noProof/>
-            <w:webHidden/>
-          </w:rPr>
-        </w:r>
-        <w:r>
-          <w:rPr>
-            <w:noProof/>
-            <w:webHidden/>
-          </w:rPr>
-          <w:fldChar w:fldCharType="separate"/>
-        </w:r>
-        <w:r>
-          <w:rPr>
-            <w:noProof/>
-            <w:webHidden/>
-          </w:rPr>
-          <w:t>1</w:t>
-        </w:r>
-        <w:r>
-          <w:rPr>
-            <w:noProof/>
-            <w:webHidden/>
-          </w:rPr>
-          <w:fldChar w:fldCharType="end"/>
-        </w:r>
-      </w:hyperlink>
-    </w:p>
-    <w:p>
-      <w:pPr>
-        <w:pStyle w:val="TDC1"/>
-        <w:tabs>
-          <w:tab w:val="right" w:leader="dot" w:pos="8494"/>
-        </w:tabs>
-        <w:rPr>
-          <w:rFonts w:eastAsiaTheme="minorEastAsia" w:cstheme="minorBidi"/>
-          <w:b w:val="0"/>
-          <w:bCs w:val="0"/>
-          <w:caps w:val="0"/>
-          <w:noProof/>
-          <w:kern w:val="2"/>
-          <w:sz w:val="24"/>
-          <w:szCs w:val="24"/>
-          <w:u w:val="none"/>
-          <w:lang w:eastAsia="es-ES"/>
-          <w14:ligatures w14:val="standardContextual"/>
-        </w:rPr>
-      </w:pPr>
-      <w:hyperlink w:anchor="_Toc239950016" w:history="1">
-        <w:r>
-          <w:rPr>
-            <w:rStyle w:val="Hipervnculo"/>
-            <w:noProof/>
-          </w:rPr>
-          <w:t>Foreword</w:t>
-        </w:r>
-        <w:r>
-          <w:rPr>
-            <w:noProof/>
-            <w:webHidden/>
-          </w:rPr>
-          <w:tab/>
-        </w:r>
-        <w:r>
-          <w:rPr>
-            <w:noProof/>
-            <w:webHidden/>
-          </w:rPr>
-          <w:fldChar w:fldCharType="begin"/>
-        </w:r>
-        <w:r>
-          <w:rPr>
-            <w:noProof/>
-            <w:webHidden/>
-          </w:rPr>
-          <w:instrText xml:space="preserve"> PAGEREF _Toc239950016 \h </w:instrText>
-        </w:r>
-        <w:r>
-          <w:rPr>
-            <w:noProof/>
-            <w:webHidden/>
-          </w:rPr>
-        </w:r>
-        <w:r>
-          <w:rPr>
-            <w:noProof/>
-            <w:webHidden/>
-          </w:rPr>
-          <w:fldChar w:fldCharType="separate"/>
-        </w:r>
-        <w:r>
-          <w:rPr>
-            <w:noProof/>
-            <w:webHidden/>
-          </w:rPr>
-          <w:t>3</w:t>
-        </w:r>
-        <w:r>
-          <w:rPr>
-            <w:noProof/>
-            <w:webHidden/>
-          </w:rPr>
-          <w:fldChar w:fldCharType="end"/>
-        </w:r>
-      </w:hyperlink>
-    </w:p>
-    <w:p>
-      <w:pPr>
-        <w:pStyle w:val="TDC1"/>
-        <w:tabs>
-          <w:tab w:val="right" w:leader="dot" w:pos="8494"/>
-        </w:tabs>
-        <w:rPr>
-          <w:rFonts w:eastAsiaTheme="minorEastAsia" w:cstheme="minorBidi"/>
-          <w:b w:val="0"/>
-          <w:bCs w:val="0"/>
-          <w:caps w:val="0"/>
-          <w:noProof/>
-          <w:kern w:val="2"/>
-          <w:sz w:val="24"/>
-          <w:szCs w:val="24"/>
-          <w:u w:val="none"/>
-          <w:lang w:eastAsia="es-ES"/>
-          <w14:ligatures w14:val="standardContextual"/>
-        </w:rPr>
-      </w:pPr>
-      <w:hyperlink w:anchor="_Toc239950017" w:history="1">
-        <w:r>
-          <w:rPr>
-            <w:rStyle w:val="Hipervnculo"/>
-            <w:noProof/>
-          </w:rPr>
-          <w:t>1. Purpose, scope, and models</w:t>
-        </w:r>
-        <w:r>
-          <w:rPr>
-            <w:noProof/>
-            <w:webHidden/>
-          </w:rPr>
-          <w:tab/>
-        </w:r>
-        <w:r>
-          <w:rPr>
-            <w:noProof/>
-            <w:webHidden/>
-          </w:rPr>
-          <w:fldChar w:fldCharType="begin"/>
-        </w:r>
-        <w:r>
-          <w:rPr>
-            <w:noProof/>
-            <w:webHidden/>
-          </w:rPr>
-          <w:instrText xml:space="preserve"> PAGEREF _Toc239950017 \h </w:instrText>
-        </w:r>
-        <w:r>
-          <w:rPr>
-            <w:noProof/>
-            <w:webHidden/>
-          </w:rPr>
-        </w:r>
-        <w:r>
-          <w:rPr>
-            <w:noProof/>
-            <w:webHidden/>
-          </w:rPr>
-          <w:fldChar w:fldCharType="separate"/>
-        </w:r>
-        <w:r>
-          <w:rPr>
-            <w:noProof/>
-            <w:webHidden/>
-          </w:rPr>
-          <w:t>4</w:t>
-        </w:r>
-        <w:r>
-          <w:rPr>
-            <w:noProof/>
-            <w:webHidden/>
-          </w:rPr>
-          <w:fldChar w:fldCharType="end"/>
-        </w:r>
-      </w:hyperlink>
-    </w:p>
-    <w:p>
-      <w:pPr>
-        <w:pStyle w:val="TDC2"/>
-        <w:tabs>
-          <w:tab w:val="right" w:leader="dot" w:pos="8494"/>
-        </w:tabs>
-        <w:rPr>
-          <w:rFonts w:eastAsiaTheme="minorEastAsia" w:cstheme="minorBidi"/>
-          <w:b w:val="0"/>
-          <w:bCs w:val="0"/>
-          <w:smallCaps w:val="0"/>
-          <w:noProof/>
-          <w:kern w:val="2"/>
-          <w:sz w:val="24"/>
-          <w:szCs w:val="24"/>
-          <w:lang w:eastAsia="es-ES"/>
-          <w14:ligatures w14:val="standardContextual"/>
-        </w:rPr>
-      </w:pPr>
-      <w:hyperlink w:anchor="_Toc239950018" w:history="1">
-        <w:r>
-          <w:rPr>
-            <w:rStyle w:val="Hipervnculo"/>
-            <w:noProof/>
-          </w:rPr>
-          <w:t>1.1 Scope of this guide</w:t>
-        </w:r>
-        <w:r>
-          <w:rPr>
-            <w:noProof/>
-            <w:webHidden/>
-          </w:rPr>
-          <w:tab/>
-        </w:r>
-        <w:r>
-          <w:rPr>
-            <w:noProof/>
-            <w:webHidden/>
-          </w:rPr>
-          <w:fldChar w:fldCharType="begin"/>
-        </w:r>
-        <w:r>
-          <w:rPr>
-            <w:noProof/>
-            <w:webHidden/>
-          </w:rPr>
-          <w:instrText xml:space="preserve"> PAGEREF _Toc239950018 \h </w:instrText>
-        </w:r>
-        <w:r>
-          <w:rPr>
-            <w:noProof/>
-            <w:webHidden/>
-          </w:rPr>
-        </w:r>
-        <w:r>
-          <w:rPr>
-            <w:noProof/>
-            <w:webHidden/>
-          </w:rPr>
-          <w:fldChar w:fldCharType="separate"/>
-        </w:r>
-        <w:r>
-          <w:rPr>
-            <w:noProof/>
-            <w:webHidden/>
-          </w:rPr>
-          <w:t>4</w:t>
-        </w:r>
-        <w:r>
-          <w:rPr>
-            <w:noProof/>
-            <w:webHidden/>
-          </w:rPr>
-          <w:fldChar w:fldCharType="end"/>
-        </w:r>
-      </w:hyperlink>
-    </w:p>
-    <w:p>
-      <w:pPr>
-        <w:pStyle w:val="TDC1"/>
-        <w:tabs>
-          <w:tab w:val="right" w:leader="dot" w:pos="8494"/>
-        </w:tabs>
-        <w:rPr>
-          <w:rFonts w:eastAsiaTheme="minorEastAsia" w:cstheme="minorBidi"/>
-          <w:b w:val="0"/>
-          <w:bCs w:val="0"/>
-          <w:caps w:val="0"/>
-          <w:noProof/>
-          <w:kern w:val="2"/>
-          <w:sz w:val="24"/>
-          <w:szCs w:val="24"/>
-          <w:u w:val="none"/>
-          <w:lang w:eastAsia="es-ES"/>
-          <w14:ligatures w14:val="standardContextual"/>
-        </w:rPr>
-      </w:pPr>
-      <w:hyperlink w:anchor="_Toc239950019" w:history="1">
-        <w:r>
-          <w:rPr>
-            <w:rStyle w:val="Hipervnculo"/>
-            <w:noProof/>
-          </w:rPr>
-          <w:t>2. Activation and producer selection</w:t>
-        </w:r>
-        <w:r>
-          <w:rPr>
-            <w:noProof/>
-            <w:webHidden/>
-          </w:rPr>
-          <w:tab/>
-        </w:r>
-        <w:r>
-          <w:rPr>
-            <w:noProof/>
-            <w:webHidden/>
-          </w:rPr>
-          <w:fldChar w:fldCharType="begin"/>
-        </w:r>
-        <w:r>
-          <w:rPr>
-            <w:noProof/>
-            <w:webHidden/>
-          </w:rPr>
-          <w:instrText xml:space="preserve"> PAGEREF _Toc239950019 \h </w:instrText>
-        </w:r>
-        <w:r>
-          <w:rPr>
-            <w:noProof/>
-            <w:webHidden/>
-          </w:rPr>
-        </w:r>
-        <w:r>
-          <w:rPr>
-            <w:noProof/>
-            <w:webHidden/>
-          </w:rPr>
-          <w:fldChar w:fldCharType="separate"/>
-        </w:r>
-        <w:r>
-          <w:rPr>
-            <w:noProof/>
-            <w:webHidden/>
-          </w:rPr>
-          <w:t>5</w:t>
-        </w:r>
-        <w:r>
-          <w:rPr>
-            <w:noProof/>
-            <w:webHidden/>
-          </w:rPr>
-          <w:fldChar w:fldCharType="end"/>
-        </w:r>
-      </w:hyperlink>
-    </w:p>
-    <w:p>
-      <w:pPr>
-        <w:pStyle w:val="TDC2"/>
-        <w:tabs>
-          <w:tab w:val="right" w:leader="dot" w:pos="8494"/>
-        </w:tabs>
-        <w:rPr>
-          <w:rFonts w:eastAsiaTheme="minorEastAsia" w:cstheme="minorBidi"/>
-          <w:b w:val="0"/>
-          <w:bCs w:val="0"/>
-          <w:smallCaps w:val="0"/>
-          <w:noProof/>
-          <w:kern w:val="2"/>
-          <w:sz w:val="24"/>
-          <w:szCs w:val="24"/>
-          <w:lang w:eastAsia="es-ES"/>
-          <w14:ligatures w14:val="standardContextual"/>
-        </w:rPr>
-      </w:pPr>
-      <w:hyperlink w:anchor="_Toc239950020" w:history="1">
-        <w:r>
-          <w:rPr>
-            <w:rStyle w:val="Hipervnculo"/>
-            <w:noProof/>
-          </w:rPr>
-          <w:t>2.1 Console command</w:t>
-        </w:r>
-        <w:r>
-          <w:rPr>
-            <w:noProof/>
-            <w:webHidden/>
-          </w:rPr>
-          <w:tab/>
-        </w:r>
-        <w:r>
-          <w:rPr>
-            <w:noProof/>
-            <w:webHidden/>
-          </w:rPr>
-          <w:fldChar w:fldCharType="begin"/>
-        </w:r>
-        <w:r>
-          <w:rPr>
-            <w:noProof/>
-            <w:webHidden/>
-          </w:rPr>
-          <w:instrText xml:space="preserve"> PAGEREF _Toc239950020 \h </w:instrText>
-        </w:r>
-        <w:r>
-          <w:rPr>
-            <w:noProof/>
-            <w:webHidden/>
-          </w:rPr>
-        </w:r>
-        <w:r>
-          <w:rPr>
-            <w:noProof/>
-            <w:webHidden/>
-          </w:rPr>
-          <w:fldChar w:fldCharType="separate"/>
-        </w:r>
-        <w:r>
-          <w:rPr>
-            <w:noProof/>
-            <w:webHidden/>
-          </w:rPr>
-          <w:t>5</w:t>
-        </w:r>
-        <w:r>
-          <w:rPr>
-            <w:noProof/>
-            <w:webHidden/>
-          </w:rPr>
-          <w:fldChar w:fldCharType="end"/>
-        </w:r>
-      </w:hyperlink>
-    </w:p>
-    <w:p>
-      <w:pPr>
-        <w:pStyle w:val="TDC2"/>
-        <w:tabs>
-          <w:tab w:val="right" w:leader="dot" w:pos="8494"/>
-        </w:tabs>
-        <w:rPr>
-          <w:rFonts w:eastAsiaTheme="minorEastAsia" w:cstheme="minorBidi"/>
-          <w:b w:val="0"/>
-          <w:bCs w:val="0"/>
-          <w:smallCaps w:val="0"/>
-          <w:noProof/>
-          <w:kern w:val="2"/>
-          <w:sz w:val="24"/>
-          <w:szCs w:val="24"/>
-          <w:lang w:eastAsia="es-ES"/>
-          <w14:ligatures w14:val="standardContextual"/>
-        </w:rPr>
-      </w:pPr>
-      <w:hyperlink w:anchor="_Toc239950021" w:history="1">
-        <w:r>
-          <w:rPr>
-            <w:rStyle w:val="Hipervnculo"/>
-            <w:noProof/>
-          </w:rPr>
-          <w:t>2.2 Conditions and special paths</w:t>
-        </w:r>
-        <w:r>
-          <w:rPr>
-            <w:noProof/>
-            <w:webHidden/>
-          </w:rPr>
-          <w:tab/>
-        </w:r>
-        <w:r>
-          <w:rPr>
-            <w:noProof/>
-            <w:webHidden/>
-          </w:rPr>
-          <w:fldChar w:fldCharType="begin"/>
-        </w:r>
-        <w:r>
-          <w:rPr>
-            <w:noProof/>
-            <w:webHidden/>
-          </w:rPr>
-          <w:instrText xml:space="preserve"> PAGEREF _Toc239950021 \h </w:instrText>
-        </w:r>
-        <w:r>
-          <w:rPr>
-            <w:noProof/>
-            <w:webHidden/>
-          </w:rPr>
-        </w:r>
-        <w:r>
-          <w:rPr>
-            <w:noProof/>
-            <w:webHidden/>
-          </w:rPr>
-          <w:fldChar w:fldCharType="separate"/>
-        </w:r>
-        <w:r>
-          <w:rPr>
-            <w:noProof/>
-            <w:webHidden/>
-          </w:rPr>
-          <w:t>5</w:t>
-        </w:r>
-        <w:r>
-          <w:rPr>
-            <w:noProof/>
-            <w:webHidden/>
-          </w:rPr>
-          <w:fldChar w:fldCharType="end"/>
-        </w:r>
-      </w:hyperlink>
-    </w:p>
-    <w:p>
-      <w:pPr>
-        <w:pStyle w:val="TDC1"/>
-        <w:tabs>
-          <w:tab w:val="right" w:leader="dot" w:pos="8494"/>
-        </w:tabs>
-        <w:rPr>
-          <w:rFonts w:eastAsiaTheme="minorEastAsia" w:cstheme="minorBidi"/>
-          <w:b w:val="0"/>
-          <w:bCs w:val="0"/>
-          <w:caps w:val="0"/>
-          <w:noProof/>
-          <w:kern w:val="2"/>
-          <w:sz w:val="24"/>
-          <w:szCs w:val="24"/>
-          <w:u w:val="none"/>
-          <w:lang w:eastAsia="es-ES"/>
-          <w14:ligatures w14:val="standardContextual"/>
-        </w:rPr>
-      </w:pPr>
-      <w:hyperlink w:anchor="_Toc239950022" w:history="1">
-        <w:r>
-          <w:rPr>
-            <w:rStyle w:val="Hipervnculo"/>
-            <w:noProof/>
-          </w:rPr>
-          <w:t>3. Common file structure</w:t>
-        </w:r>
-        <w:r>
-          <w:rPr>
-            <w:noProof/>
-            <w:webHidden/>
-          </w:rPr>
-          <w:tab/>
-        </w:r>
-        <w:r>
-          <w:rPr>
-            <w:noProof/>
-            <w:webHidden/>
-          </w:rPr>
-          <w:fldChar w:fldCharType="begin"/>
-        </w:r>
-        <w:r>
-          <w:rPr>
-            <w:noProof/>
-            <w:webHidden/>
-          </w:rPr>
-          <w:instrText xml:space="preserve"> PAGEREF _Toc239950022 \h </w:instrText>
-        </w:r>
-        <w:r>
-          <w:rPr>
-            <w:noProof/>
-            <w:webHidden/>
-          </w:rPr>
-        </w:r>
-        <w:r>
-          <w:rPr>
-            <w:noProof/>
-            <w:webHidden/>
-          </w:rPr>
-          <w:fldChar w:fldCharType="separate"/>
-        </w:r>
-        <w:r>
-          <w:rPr>
-            <w:noProof/>
-            <w:webHidden/>
-          </w:rPr>
-          <w:t>6</w:t>
-        </w:r>
-        <w:r>
-          <w:rPr>
-            <w:noProof/>
-            <w:webHidden/>
-          </w:rPr>
-          <w:fldChar w:fldCharType="end"/>
-        </w:r>
-      </w:hyperlink>
-    </w:p>
-    <w:p>
-      <w:pPr>
-        <w:pStyle w:val="TDC2"/>
-        <w:tabs>
-          <w:tab w:val="right" w:leader="dot" w:pos="8494"/>
-        </w:tabs>
-        <w:rPr>
-          <w:rFonts w:eastAsiaTheme="minorEastAsia" w:cstheme="minorBidi"/>
-          <w:b w:val="0"/>
-          <w:bCs w:val="0"/>
-          <w:smallCaps w:val="0"/>
-          <w:noProof/>
-          <w:kern w:val="2"/>
-          <w:sz w:val="24"/>
-          <w:szCs w:val="24"/>
-          <w:lang w:eastAsia="es-ES"/>
-          <w14:ligatures w14:val="standardContextual"/>
-        </w:rPr>
-      </w:pPr>
-      <w:hyperlink w:anchor="_Toc239950023" w:history="1">
-        <w:r>
-          <w:rPr>
-            <w:rStyle w:val="Hipervnculo"/>
-            <w:noProof/>
-          </w:rPr>
-          <w:t>3.1 Physical hierarchy</w:t>
-        </w:r>
-        <w:r>
-          <w:rPr>
-            <w:noProof/>
-            <w:webHidden/>
-          </w:rPr>
-          <w:tab/>
-        </w:r>
-        <w:r>
-          <w:rPr>
-            <w:noProof/>
-            <w:webHidden/>
-          </w:rPr>
-          <w:fldChar w:fldCharType="begin"/>
-        </w:r>
-        <w:r>
-          <w:rPr>
-            <w:noProof/>
-            <w:webHidden/>
-          </w:rPr>
-          <w:instrText xml:space="preserve"> PAGEREF _Toc239950023 \h </w:instrText>
-        </w:r>
-        <w:r>
-          <w:rPr>
-            <w:noProof/>
-            <w:webHidden/>
-          </w:rPr>
-        </w:r>
-        <w:r>
-          <w:rPr>
-            <w:noProof/>
-            <w:webHidden/>
-          </w:rPr>
-          <w:fldChar w:fldCharType="separate"/>
-        </w:r>
-        <w:r>
-          <w:rPr>
-            <w:noProof/>
-            <w:webHidden/>
-          </w:rPr>
-          <w:t>6</w:t>
-        </w:r>
-        <w:r>
-          <w:rPr>
-            <w:noProof/>
-            <w:webHidden/>
-          </w:rPr>
-          <w:fldChar w:fldCharType="end"/>
-        </w:r>
-      </w:hyperlink>
-    </w:p>
-    <w:p>
-      <w:pPr>
-        <w:pStyle w:val="TDC2"/>
-        <w:tabs>
-          <w:tab w:val="right" w:leader="dot" w:pos="8494"/>
-        </w:tabs>
-        <w:rPr>
-          <w:rFonts w:eastAsiaTheme="minorEastAsia" w:cstheme="minorBidi"/>
-          <w:b w:val="0"/>
-          <w:bCs w:val="0"/>
-          <w:smallCaps w:val="0"/>
-          <w:noProof/>
-          <w:kern w:val="2"/>
-          <w:sz w:val="24"/>
-          <w:szCs w:val="24"/>
-          <w:lang w:eastAsia="es-ES"/>
-          <w14:ligatures w14:val="standardContextual"/>
-        </w:rPr>
-      </w:pPr>
-      <w:hyperlink w:anchor="_Toc239950024" w:history="1">
-        <w:r>
-          <w:rPr>
-            <w:rStyle w:val="Hipervnculo"/>
-            <w:noProof/>
-          </w:rPr>
-          <w:t>3.2 Timing rules</w:t>
-        </w:r>
-        <w:r>
-          <w:rPr>
-            <w:noProof/>
-            <w:webHidden/>
-          </w:rPr>
-          <w:tab/>
-        </w:r>
-        <w:r>
-          <w:rPr>
-            <w:noProof/>
-            <w:webHidden/>
-          </w:rPr>
-          <w:fldChar w:fldCharType="begin"/>
-        </w:r>
-        <w:r>
-          <w:rPr>
-            <w:noProof/>
-            <w:webHidden/>
-          </w:rPr>
-          <w:instrText xml:space="preserve"> PAGEREF _Toc239950024 \h </w:instrText>
-        </w:r>
-        <w:r>
-          <w:rPr>
-            <w:noProof/>
-            <w:webHidden/>
-          </w:rPr>
-        </w:r>
-        <w:r>
-          <w:rPr>
-            <w:noProof/>
-            <w:webHidden/>
-          </w:rPr>
-          <w:fldChar w:fldCharType="separate"/>
-        </w:r>
-        <w:r>
-          <w:rPr>
-            <w:noProof/>
-            <w:webHidden/>
-          </w:rPr>
-          <w:t>6</w:t>
-        </w:r>
-        <w:r>
-          <w:rPr>
-            <w:noProof/>
-            <w:webHidden/>
-          </w:rPr>
-          <w:fldChar w:fldCharType="end"/>
-        </w:r>
-      </w:hyperlink>
-    </w:p>
-    <w:p>
-      <w:pPr>
-        <w:pStyle w:val="TDC1"/>
-        <w:tabs>
-          <w:tab w:val="right" w:leader="dot" w:pos="8494"/>
-        </w:tabs>
-        <w:rPr>
-          <w:rFonts w:eastAsiaTheme="minorEastAsia" w:cstheme="minorBidi"/>
-          <w:b w:val="0"/>
-          <w:bCs w:val="0"/>
-          <w:caps w:val="0"/>
-          <w:noProof/>
-          <w:kern w:val="2"/>
-          <w:sz w:val="24"/>
-          <w:szCs w:val="24"/>
-          <w:u w:val="none"/>
-          <w:lang w:eastAsia="es-ES"/>
-          <w14:ligatures w14:val="standardContextual"/>
-        </w:rPr>
-      </w:pPr>
-      <w:hyperlink w:anchor="_Toc239950025" w:history="1">
-        <w:r>
-          <w:rPr>
-            <w:rStyle w:val="Hipervnculo"/>
-            <w:noProof/>
-          </w:rPr>
-          <w:t>4. Common framework records</w:t>
-        </w:r>
-        <w:r>
-          <w:rPr>
-            <w:noProof/>
-            <w:webHidden/>
-          </w:rPr>
-          <w:tab/>
-        </w:r>
-        <w:r>
-          <w:rPr>
-            <w:noProof/>
-            <w:webHidden/>
-          </w:rPr>
-          <w:fldChar w:fldCharType="begin"/>
-        </w:r>
-        <w:r>
-          <w:rPr>
-            <w:noProof/>
-            <w:webHidden/>
-          </w:rPr>
-          <w:instrText xml:space="preserve"> PAGEREF _Toc239950025 \h </w:instrText>
-        </w:r>
-        <w:r>
-          <w:rPr>
-            <w:noProof/>
-            <w:webHidden/>
-          </w:rPr>
-        </w:r>
-        <w:r>
-          <w:rPr>
-            <w:noProof/>
-            <w:webHidden/>
-          </w:rPr>
-          <w:fldChar w:fldCharType="separate"/>
-        </w:r>
-        <w:r>
-          <w:rPr>
-            <w:noProof/>
-            <w:webHidden/>
-          </w:rPr>
-          <w:t>7</w:t>
-        </w:r>
-        <w:r>
-          <w:rPr>
-            <w:noProof/>
-            <w:webHidden/>
-          </w:rPr>
-          <w:fldChar w:fldCharType="end"/>
-        </w:r>
-      </w:hyperlink>
-    </w:p>
-    <w:p>
-      <w:pPr>
-        <w:pStyle w:val="TDC2"/>
-        <w:tabs>
-          <w:tab w:val="right" w:leader="dot" w:pos="8494"/>
-        </w:tabs>
-        <w:rPr>
-          <w:rFonts w:eastAsiaTheme="minorEastAsia" w:cstheme="minorBidi"/>
-          <w:b w:val="0"/>
-          <w:bCs w:val="0"/>
-          <w:smallCaps w:val="0"/>
-          <w:noProof/>
-          <w:kern w:val="2"/>
-          <w:sz w:val="24"/>
-          <w:szCs w:val="24"/>
-          <w:lang w:eastAsia="es-ES"/>
-          <w14:ligatures w14:val="standardContextual"/>
-        </w:rPr>
-      </w:pPr>
-      <w:hyperlink w:anchor="_Toc239950026" w:history="1">
-        <w:r>
-          <w:rPr>
-            <w:rStyle w:val="Hipervnculo"/>
-            <w:noProof/>
-          </w:rPr>
-          <w:t>CPU — Info Cycle</w:t>
-        </w:r>
-        <w:r>
-          <w:rPr>
-            <w:noProof/>
-            <w:webHidden/>
-          </w:rPr>
-          <w:tab/>
-        </w:r>
-        <w:r>
-          <w:rPr>
-            <w:noProof/>
-            <w:webHidden/>
-          </w:rPr>
-          <w:fldChar w:fldCharType="begin"/>
-        </w:r>
-        <w:r>
-          <w:rPr>
-            <w:noProof/>
-            <w:webHidden/>
-          </w:rPr>
-          <w:instrText xml:space="preserve"> PAGEREF _Toc239950026 \h </w:instrText>
-        </w:r>
-        <w:r>
-          <w:rPr>
-            <w:noProof/>
-            <w:webHidden/>
-          </w:rPr>
-        </w:r>
-        <w:r>
-          <w:rPr>
-            <w:noProof/>
-            <w:webHidden/>
-          </w:rPr>
-          <w:fldChar w:fldCharType="separate"/>
-        </w:r>
-        <w:r>
-          <w:rPr>
-            <w:noProof/>
-            <w:webHidden/>
-          </w:rPr>
-          <w:t>7</w:t>
-        </w:r>
-        <w:r>
-          <w:rPr>
-            <w:noProof/>
-            <w:webHidden/>
-          </w:rPr>
-          <w:fldChar w:fldCharType="end"/>
-        </w:r>
-      </w:hyperlink>
-    </w:p>
-    <w:p>
-      <w:pPr>
-        <w:pStyle w:val="TDC2"/>
-        <w:tabs>
-          <w:tab w:val="right" w:leader="dot" w:pos="8494"/>
-        </w:tabs>
-        <w:rPr>
-          <w:rFonts w:eastAsiaTheme="minorEastAsia" w:cstheme="minorBidi"/>
-          <w:b w:val="0"/>
-          <w:bCs w:val="0"/>
-          <w:smallCaps w:val="0"/>
-          <w:noProof/>
-          <w:kern w:val="2"/>
-          <w:sz w:val="24"/>
-          <w:szCs w:val="24"/>
-          <w:lang w:eastAsia="es-ES"/>
-          <w14:ligatures w14:val="standardContextual"/>
-        </w:rPr>
-      </w:pPr>
-      <w:hyperlink w:anchor="_Toc239950027" w:history="1">
-        <w:r>
-          <w:rPr>
-            <w:rStyle w:val="Hipervnculo"/>
-            <w:noProof/>
-          </w:rPr>
-          <w:t>CPU — Transaction about to execute</w:t>
-        </w:r>
-        <w:r>
-          <w:rPr>
-            <w:noProof/>
-            <w:webHidden/>
-          </w:rPr>
-          <w:tab/>
-        </w:r>
-        <w:r>
-          <w:rPr>
-            <w:noProof/>
-            <w:webHidden/>
-          </w:rPr>
-          <w:fldChar w:fldCharType="begin"/>
-        </w:r>
-        <w:r>
-          <w:rPr>
-            <w:noProof/>
-            <w:webHidden/>
-          </w:rPr>
-          <w:instrText xml:space="preserve"> PAGEREF _Toc239950027 \h </w:instrText>
-        </w:r>
-        <w:r>
-          <w:rPr>
-            <w:noProof/>
-            <w:webHidden/>
-          </w:rPr>
-        </w:r>
-        <w:r>
-          <w:rPr>
-            <w:noProof/>
-            <w:webHidden/>
-          </w:rPr>
-          <w:fldChar w:fldCharType="separate"/>
-        </w:r>
-        <w:r>
-          <w:rPr>
-            <w:noProof/>
-            <w:webHidden/>
-          </w:rPr>
-          <w:t>7</w:t>
-        </w:r>
-        <w:r>
-          <w:rPr>
-            <w:noProof/>
-            <w:webHidden/>
-          </w:rPr>
-          <w:fldChar w:fldCharType="end"/>
-        </w:r>
-      </w:hyperlink>
-    </w:p>
-    <w:p>
-      <w:pPr>
-        <w:pStyle w:val="TDC2"/>
-        <w:tabs>
-          <w:tab w:val="right" w:leader="dot" w:pos="8494"/>
-        </w:tabs>
-        <w:rPr>
-          <w:rFonts w:eastAsiaTheme="minorEastAsia" w:cstheme="minorBidi"/>
-          <w:b w:val="0"/>
-          <w:bCs w:val="0"/>
-          <w:smallCaps w:val="0"/>
-          <w:noProof/>
-          <w:kern w:val="2"/>
-          <w:sz w:val="24"/>
-          <w:szCs w:val="24"/>
-          <w:lang w:eastAsia="es-ES"/>
-          <w14:ligatures w14:val="standardContextual"/>
-        </w:rPr>
-      </w:pPr>
-      <w:hyperlink w:anchor="_Toc239950028" w:history="1">
-        <w:r>
-          <w:rPr>
-            <w:rStyle w:val="Hipervnculo"/>
-            <w:noProof/>
-          </w:rPr>
-          <w:t>CPU — Executed instruction</w:t>
-        </w:r>
-        <w:r>
-          <w:rPr>
-            <w:noProof/>
-            <w:webHidden/>
-          </w:rPr>
-          <w:tab/>
-        </w:r>
-        <w:r>
-          <w:rPr>
-            <w:noProof/>
-            <w:webHidden/>
-          </w:rPr>
-          <w:fldChar w:fldCharType="begin"/>
-        </w:r>
-        <w:r>
-          <w:rPr>
-            <w:noProof/>
-            <w:webHidden/>
-          </w:rPr>
-          <w:instrText xml:space="preserve"> PAGEREF _Toc239950028 \h </w:instrText>
-        </w:r>
-        <w:r>
-          <w:rPr>
-            <w:noProof/>
-            <w:webHidden/>
-          </w:rPr>
-        </w:r>
-        <w:r>
-          <w:rPr>
-            <w:noProof/>
-            <w:webHidden/>
-          </w:rPr>
-          <w:fldChar w:fldCharType="separate"/>
-        </w:r>
-        <w:r>
-          <w:rPr>
-            <w:noProof/>
-            <w:webHidden/>
-          </w:rPr>
-          <w:t>7</w:t>
-        </w:r>
-        <w:r>
-          <w:rPr>
-            <w:noProof/>
-            <w:webHidden/>
-          </w:rPr>
-          <w:fldChar w:fldCharType="end"/>
-        </w:r>
-      </w:hyperlink>
-    </w:p>
-    <w:p>
-      <w:pPr>
-        <w:pStyle w:val="TDC2"/>
-        <w:tabs>
-          <w:tab w:val="right" w:leader="dot" w:pos="8494"/>
-        </w:tabs>
-        <w:rPr>
-          <w:rFonts w:eastAsiaTheme="minorEastAsia" w:cstheme="minorBidi"/>
-          <w:b w:val="0"/>
-          <w:bCs w:val="0"/>
-          <w:smallCaps w:val="0"/>
-          <w:noProof/>
-          <w:kern w:val="2"/>
-          <w:sz w:val="24"/>
-          <w:szCs w:val="24"/>
-          <w:lang w:eastAsia="es-ES"/>
-          <w14:ligatures w14:val="standardContextual"/>
-        </w:rPr>
-      </w:pPr>
-      <w:hyperlink w:anchor="_Toc239950029" w:history="1">
-        <w:r>
-          <w:rPr>
-            <w:rStyle w:val="Hipervnculo"/>
-            <w:noProof/>
-          </w:rPr>
-          <w:t>CPU — Stop</w:t>
-        </w:r>
-        <w:r>
-          <w:rPr>
-            <w:noProof/>
-            <w:webHidden/>
-          </w:rPr>
-          <w:tab/>
-        </w:r>
-        <w:r>
-          <w:rPr>
-            <w:noProof/>
-            <w:webHidden/>
-          </w:rPr>
-          <w:fldChar w:fldCharType="begin"/>
-        </w:r>
-        <w:r>
-          <w:rPr>
-            <w:noProof/>
-            <w:webHidden/>
-          </w:rPr>
-          <w:instrText xml:space="preserve"> PAGEREF _Toc239950029 \h </w:instrText>
-        </w:r>
-        <w:r>
-          <w:rPr>
-            <w:noProof/>
-            <w:webHidden/>
-          </w:rPr>
-        </w:r>
-        <w:r>
-          <w:rPr>
-            <w:noProof/>
-            <w:webHidden/>
-          </w:rPr>
-          <w:fldChar w:fldCharType="separate"/>
-        </w:r>
-        <w:r>
-          <w:rPr>
-            <w:noProof/>
-            <w:webHidden/>
-          </w:rPr>
-          <w:t>7</w:t>
-        </w:r>
-        <w:r>
-          <w:rPr>
-            <w:noProof/>
-            <w:webHidden/>
-          </w:rPr>
-          <w:fldChar w:fldCharType="end"/>
-        </w:r>
-      </w:hyperlink>
-    </w:p>
-    <w:p>
-      <w:pPr>
-        <w:pStyle w:val="TDC2"/>
-        <w:tabs>
-          <w:tab w:val="right" w:leader="dot" w:pos="8494"/>
-        </w:tabs>
-        <w:rPr>
-          <w:rFonts w:eastAsiaTheme="minorEastAsia" w:cstheme="minorBidi"/>
-          <w:b w:val="0"/>
-          <w:bCs w:val="0"/>
-          <w:smallCaps w:val="0"/>
-          <w:noProof/>
-          <w:kern w:val="2"/>
-          <w:sz w:val="24"/>
-          <w:szCs w:val="24"/>
-          <w:lang w:eastAsia="es-ES"/>
-          <w14:ligatures w14:val="standardContextual"/>
-        </w:rPr>
-      </w:pPr>
-      <w:hyperlink w:anchor="_Toc239950030" w:history="1">
-        <w:r>
-          <w:rPr>
-            <w:rStyle w:val="Hipervnculo"/>
-            <w:noProof/>
-          </w:rPr>
-          <w:t>CPU — Interrupts</w:t>
-        </w:r>
-        <w:r>
-          <w:rPr>
-            <w:noProof/>
-            <w:webHidden/>
-          </w:rPr>
-          <w:tab/>
-        </w:r>
-        <w:r>
-          <w:rPr>
-            <w:noProof/>
-            <w:webHidden/>
-          </w:rPr>
-          <w:fldChar w:fldCharType="begin"/>
-        </w:r>
-        <w:r>
-          <w:rPr>
-            <w:noProof/>
-            <w:webHidden/>
-          </w:rPr>
-          <w:instrText xml:space="preserve"> PAGEREF _Toc239950030 \h </w:instrText>
-        </w:r>
-        <w:r>
-          <w:rPr>
-            <w:noProof/>
-            <w:webHidden/>
-          </w:rPr>
-        </w:r>
-        <w:r>
-          <w:rPr>
-            <w:noProof/>
-            <w:webHidden/>
-          </w:rPr>
-          <w:fldChar w:fldCharType="separate"/>
-        </w:r>
-        <w:r>
-          <w:rPr>
-            <w:noProof/>
-            <w:webHidden/>
-          </w:rPr>
-          <w:t>8</w:t>
-        </w:r>
-        <w:r>
-          <w:rPr>
-            <w:noProof/>
-            <w:webHidden/>
-          </w:rPr>
-          <w:fldChar w:fldCharType="end"/>
-        </w:r>
-      </w:hyperlink>
-    </w:p>
-    <w:p>
-      <w:pPr>
-        <w:pStyle w:val="TDC2"/>
-        <w:tabs>
-          <w:tab w:val="right" w:leader="dot" w:pos="8494"/>
-        </w:tabs>
-        <w:rPr>
-          <w:rFonts w:eastAsiaTheme="minorEastAsia" w:cstheme="minorBidi"/>
-          <w:b w:val="0"/>
-          <w:bCs w:val="0"/>
-          <w:smallCaps w:val="0"/>
-          <w:noProof/>
-          <w:kern w:val="2"/>
-          <w:sz w:val="24"/>
-          <w:szCs w:val="24"/>
-          <w:lang w:eastAsia="es-ES"/>
-          <w14:ligatures w14:val="standardContextual"/>
-        </w:rPr>
-      </w:pPr>
-      <w:hyperlink w:anchor="_Toc239950031" w:history="1">
-        <w:r>
-          <w:rPr>
-            <w:rStyle w:val="Hipervnculo"/>
-            <w:noProof/>
-          </w:rPr>
-          <w:t>Memory — Applied Set</w:t>
-        </w:r>
-        <w:r>
-          <w:rPr>
-            <w:noProof/>
-            <w:webHidden/>
-          </w:rPr>
-          <w:tab/>
-        </w:r>
-        <w:r>
-          <w:rPr>
-            <w:noProof/>
-            <w:webHidden/>
-          </w:rPr>
-          <w:fldChar w:fldCharType="begin"/>
-        </w:r>
-        <w:r>
-          <w:rPr>
-            <w:noProof/>
-            <w:webHidden/>
-          </w:rPr>
-          <w:instrText xml:space="preserve"> PAGEREF _Toc239950031 \h </w:instrText>
-        </w:r>
-        <w:r>
-          <w:rPr>
-            <w:noProof/>
-            <w:webHidden/>
-          </w:rPr>
-        </w:r>
-        <w:r>
-          <w:rPr>
-            <w:noProof/>
-            <w:webHidden/>
-          </w:rPr>
-          <w:fldChar w:fldCharType="separate"/>
-        </w:r>
-        <w:r>
-          <w:rPr>
-            <w:noProof/>
-            <w:webHidden/>
-          </w:rPr>
-          <w:t>8</w:t>
-        </w:r>
-        <w:r>
-          <w:rPr>
-            <w:noProof/>
-            <w:webHidden/>
-          </w:rPr>
-          <w:fldChar w:fldCharType="end"/>
-        </w:r>
-      </w:hyperlink>
-    </w:p>
-    <w:p>
-      <w:pPr>
-        <w:pStyle w:val="TDC1"/>
-        <w:tabs>
-          <w:tab w:val="right" w:leader="dot" w:pos="8494"/>
-        </w:tabs>
-        <w:rPr>
-          <w:rFonts w:eastAsiaTheme="minorEastAsia" w:cstheme="minorBidi"/>
-          <w:b w:val="0"/>
-          <w:bCs w:val="0"/>
-          <w:caps w:val="0"/>
-          <w:noProof/>
-          <w:kern w:val="2"/>
-          <w:sz w:val="24"/>
-          <w:szCs w:val="24"/>
-          <w:u w:val="none"/>
-          <w:lang w:eastAsia="es-ES"/>
-          <w14:ligatures w14:val="standardContextual"/>
-        </w:rPr>
-      </w:pPr>
-      <w:hyperlink w:anchor="_Toc239950032" w:history="1">
-        <w:r>
-          <w:rPr>
-            <w:rStyle w:val="Hipervnculo"/>
-            <w:noProof/>
-          </w:rPr>
-          <w:t>5. Machine-specific components</w:t>
-        </w:r>
-        <w:r>
-          <w:rPr>
-            <w:noProof/>
-            <w:webHidden/>
-          </w:rPr>
-          <w:tab/>
-        </w:r>
-        <w:r>
-          <w:rPr>
-            <w:noProof/>
-            <w:webHidden/>
-          </w:rPr>
-          <w:fldChar w:fldCharType="begin"/>
-        </w:r>
-        <w:r>
-          <w:rPr>
-            <w:noProof/>
-            <w:webHidden/>
-          </w:rPr>
-          <w:instrText xml:space="preserve"> PAGEREF _Toc239950032 \h </w:instrText>
-        </w:r>
-        <w:r>
-          <w:rPr>
-            <w:noProof/>
-            <w:webHidden/>
-          </w:rPr>
-        </w:r>
-        <w:r>
-          <w:rPr>
-            <w:noProof/>
-            <w:webHidden/>
-          </w:rPr>
-          <w:fldChar w:fldCharType="separate"/>
-        </w:r>
-        <w:r>
-          <w:rPr>
-            <w:noProof/>
-            <w:webHidden/>
-          </w:rPr>
-          <w:t>9</w:t>
-        </w:r>
-        <w:r>
-          <w:rPr>
-            <w:noProof/>
-            <w:webHidden/>
-          </w:rPr>
-          <w:fldChar w:fldCharType="end"/>
-        </w:r>
-      </w:hyperlink>
-    </w:p>
-    <w:p>
-      <w:pPr>
-        <w:pStyle w:val="TDC2"/>
-        <w:tabs>
-          <w:tab w:val="right" w:leader="dot" w:pos="8494"/>
-        </w:tabs>
-        <w:rPr>
-          <w:rFonts w:eastAsiaTheme="minorEastAsia" w:cstheme="minorBidi"/>
-          <w:b w:val="0"/>
-          <w:bCs w:val="0"/>
-          <w:smallCaps w:val="0"/>
-          <w:noProof/>
-          <w:kern w:val="2"/>
-          <w:sz w:val="24"/>
-          <w:szCs w:val="24"/>
-          <w:lang w:eastAsia="es-ES"/>
-          <w14:ligatures w14:val="standardContextual"/>
-        </w:rPr>
-      </w:pPr>
-      <w:hyperlink w:anchor="_Toc239950033" w:history="1">
-        <w:r>
-          <w:rPr>
-            <w:rStyle w:val="Hipervnculo"/>
-            <w:noProof/>
-          </w:rPr>
-          <w:t>5.1 Selectable inventory</w:t>
-        </w:r>
-        <w:r>
-          <w:rPr>
-            <w:noProof/>
-            <w:webHidden/>
-          </w:rPr>
-          <w:tab/>
-        </w:r>
-        <w:r>
-          <w:rPr>
-            <w:noProof/>
-            <w:webHidden/>
-          </w:rPr>
-          <w:fldChar w:fldCharType="begin"/>
-        </w:r>
-        <w:r>
-          <w:rPr>
-            <w:noProof/>
-            <w:webHidden/>
-          </w:rPr>
-          <w:instrText xml:space="preserve"> PAGEREF _Toc239950033 \h </w:instrText>
-        </w:r>
-        <w:r>
-          <w:rPr>
-            <w:noProof/>
-            <w:webHidden/>
-          </w:rPr>
-        </w:r>
-        <w:r>
-          <w:rPr>
-            <w:noProof/>
-            <w:webHidden/>
-          </w:rPr>
-          <w:fldChar w:fldCharType="separate"/>
-        </w:r>
-        <w:r>
-          <w:rPr>
-            <w:noProof/>
-            <w:webHidden/>
-          </w:rPr>
-          <w:t>9</w:t>
-        </w:r>
-        <w:r>
-          <w:rPr>
-            <w:noProof/>
-            <w:webHidden/>
-          </w:rPr>
-          <w:fldChar w:fldCharType="end"/>
-        </w:r>
-      </w:hyperlink>
-    </w:p>
-    <w:p>
-      <w:pPr>
-        <w:pStyle w:val="TDC2"/>
-        <w:tabs>
-          <w:tab w:val="right" w:leader="dot" w:pos="8494"/>
-        </w:tabs>
-        <w:rPr>
-          <w:rFonts w:eastAsiaTheme="minorEastAsia" w:cstheme="minorBidi"/>
-          <w:b w:val="0"/>
-          <w:bCs w:val="0"/>
-          <w:smallCaps w:val="0"/>
-          <w:noProof/>
-          <w:kern w:val="2"/>
-          <w:sz w:val="24"/>
-          <w:szCs w:val="24"/>
-          <w:lang w:eastAsia="es-ES"/>
-          <w14:ligatures w14:val="standardContextual"/>
-        </w:rPr>
-      </w:pPr>
-      <w:hyperlink w:anchor="_Toc239950034" w:history="1">
-        <w:r>
-          <w:rPr>
-            <w:rStyle w:val="Hipervnculo"/>
-            <w:noProof/>
-          </w:rPr>
-          <w:t>5.2 Record catalog</w:t>
-        </w:r>
-        <w:r>
-          <w:rPr>
-            <w:noProof/>
-            <w:webHidden/>
-          </w:rPr>
-          <w:tab/>
-        </w:r>
-        <w:r>
-          <w:rPr>
-            <w:noProof/>
-            <w:webHidden/>
-          </w:rPr>
-          <w:fldChar w:fldCharType="begin"/>
-        </w:r>
-        <w:r>
-          <w:rPr>
-            <w:noProof/>
-            <w:webHidden/>
-          </w:rPr>
-          <w:instrText xml:space="preserve"> PAGEREF _Toc239950034 \h </w:instrText>
-        </w:r>
-        <w:r>
-          <w:rPr>
-            <w:noProof/>
-            <w:webHidden/>
-          </w:rPr>
-        </w:r>
-        <w:r>
-          <w:rPr>
-            <w:noProof/>
-            <w:webHidden/>
-          </w:rPr>
-          <w:fldChar w:fldCharType="separate"/>
-        </w:r>
-        <w:r>
-          <w:rPr>
-            <w:noProof/>
-            <w:webHidden/>
-          </w:rPr>
-          <w:t>9</w:t>
-        </w:r>
-        <w:r>
-          <w:rPr>
-            <w:noProof/>
-            <w:webHidden/>
-          </w:rPr>
-          <w:fldChar w:fldCharType="end"/>
-        </w:r>
-      </w:hyperlink>
-    </w:p>
-    <w:p>
-      <w:pPr>
-        <w:pStyle w:val="TDC3"/>
-        <w:tabs>
-          <w:tab w:val="right" w:leader="dot" w:pos="8494"/>
-        </w:tabs>
-        <w:rPr>
-          <w:rFonts w:eastAsiaTheme="minorEastAsia" w:cstheme="minorBidi"/>
-          <w:smallCaps w:val="0"/>
-          <w:noProof/>
-          <w:kern w:val="2"/>
-          <w:sz w:val="24"/>
-          <w:szCs w:val="24"/>
-          <w:lang w:eastAsia="es-ES"/>
-          <w14:ligatures w14:val="standardContextual"/>
-        </w:rPr>
-      </w:pPr>
-      <w:hyperlink w:anchor="_Toc239950035" w:history="1">
-        <w:r>
-          <w:rPr>
-            <w:rStyle w:val="Hipervnculo"/>
-            <w:noProof/>
-          </w:rPr>
-          <w:t>VICII — Info Cycle</w:t>
-        </w:r>
-        <w:r>
-          <w:rPr>
-            <w:noProof/>
-            <w:webHidden/>
-          </w:rPr>
-          <w:tab/>
-        </w:r>
-        <w:r>
-          <w:rPr>
-            <w:noProof/>
-            <w:webHidden/>
-          </w:rPr>
-          <w:fldChar w:fldCharType="begin"/>
-        </w:r>
-        <w:r>
-          <w:rPr>
-            <w:noProof/>
-            <w:webHidden/>
-          </w:rPr>
-          <w:instrText xml:space="preserve"> PAGEREF _Toc239950035 \h </w:instrText>
-        </w:r>
-        <w:r>
-          <w:rPr>
-            <w:noProof/>
-            <w:webHidden/>
-          </w:rPr>
-        </w:r>
-        <w:r>
-          <w:rPr>
-            <w:noProof/>
-            <w:webHidden/>
-          </w:rPr>
-          <w:fldChar w:fldCharType="separate"/>
-        </w:r>
-        <w:r>
-          <w:rPr>
-            <w:noProof/>
-            <w:webHidden/>
-          </w:rPr>
-          <w:t>9</w:t>
-        </w:r>
-        <w:r>
-          <w:rPr>
-            <w:noProof/>
-            <w:webHidden/>
-          </w:rPr>
-          <w:fldChar w:fldCharType="end"/>
-        </w:r>
-      </w:hyperlink>
-    </w:p>
-    <w:p>
-      <w:pPr>
-        <w:pStyle w:val="TDC3"/>
-        <w:tabs>
-          <w:tab w:val="right" w:leader="dot" w:pos="8494"/>
-        </w:tabs>
-        <w:rPr>
-          <w:rFonts w:eastAsiaTheme="minorEastAsia" w:cstheme="minorBidi"/>
-          <w:smallCaps w:val="0"/>
-          <w:noProof/>
-          <w:kern w:val="2"/>
-          <w:sz w:val="24"/>
-          <w:szCs w:val="24"/>
-          <w:lang w:eastAsia="es-ES"/>
-          <w14:ligatures w14:val="standardContextual"/>
-        </w:rPr>
-      </w:pPr>
-      <w:hyperlink w:anchor="_Toc239950036" w:history="1">
-        <w:r>
-          <w:rPr>
-            <w:rStyle w:val="Hipervnculo"/>
-            <w:noProof/>
-          </w:rPr>
-          <w:t>VICII — Video Matrix / graphics pipeline / pixel composition</w:t>
-        </w:r>
-        <w:r>
-          <w:rPr>
-            <w:noProof/>
-            <w:webHidden/>
-          </w:rPr>
-          <w:tab/>
-        </w:r>
-        <w:r>
-          <w:rPr>
-            <w:noProof/>
-            <w:webHidden/>
-          </w:rPr>
-          <w:fldChar w:fldCharType="begin"/>
-        </w:r>
-        <w:r>
-          <w:rPr>
-            <w:noProof/>
-            <w:webHidden/>
-          </w:rPr>
-          <w:instrText xml:space="preserve"> PAGEREF _Toc239950036 \h </w:instrText>
-        </w:r>
-        <w:r>
-          <w:rPr>
-            <w:noProof/>
-            <w:webHidden/>
-          </w:rPr>
-        </w:r>
-        <w:r>
-          <w:rPr>
-            <w:noProof/>
-            <w:webHidden/>
-          </w:rPr>
-          <w:fldChar w:fldCharType="separate"/>
-        </w:r>
-        <w:r>
-          <w:rPr>
-            <w:noProof/>
-            <w:webHidden/>
-          </w:rPr>
-          <w:t>10</w:t>
-        </w:r>
-        <w:r>
-          <w:rPr>
-            <w:noProof/>
-            <w:webHidden/>
-          </w:rPr>
-          <w:fldChar w:fldCharType="end"/>
-        </w:r>
-      </w:hyperlink>
-    </w:p>
-    <w:p>
-      <w:pPr>
-        <w:pStyle w:val="TDC3"/>
-        <w:tabs>
-          <w:tab w:val="right" w:leader="dot" w:pos="8494"/>
-        </w:tabs>
-        <w:rPr>
-          <w:rFonts w:eastAsiaTheme="minorEastAsia" w:cstheme="minorBidi"/>
-          <w:smallCaps w:val="0"/>
-          <w:noProof/>
-          <w:kern w:val="2"/>
-          <w:sz w:val="24"/>
-          <w:szCs w:val="24"/>
-          <w:lang w:eastAsia="es-ES"/>
-          <w14:ligatures w14:val="standardContextual"/>
-        </w:rPr>
-      </w:pPr>
-      <w:hyperlink w:anchor="_Toc239950037" w:history="1">
-        <w:r>
-          <w:rPr>
-            <w:rStyle w:val="Hipervnculo"/>
-            <w:noProof/>
-          </w:rPr>
-          <w:t>VICII — CPU transaction prediction</w:t>
-        </w:r>
-        <w:r>
-          <w:rPr>
-            <w:noProof/>
-            <w:webHidden/>
-          </w:rPr>
-          <w:tab/>
-        </w:r>
-        <w:r>
-          <w:rPr>
-            <w:noProof/>
-            <w:webHidden/>
-          </w:rPr>
-          <w:fldChar w:fldCharType="begin"/>
-        </w:r>
-        <w:r>
-          <w:rPr>
-            <w:noProof/>
-            <w:webHidden/>
-          </w:rPr>
-          <w:instrText xml:space="preserve"> PAGEREF _Toc239950037 \h </w:instrText>
-        </w:r>
-        <w:r>
-          <w:rPr>
-            <w:noProof/>
-            <w:webHidden/>
-          </w:rPr>
-        </w:r>
-        <w:r>
-          <w:rPr>
-            <w:noProof/>
-            <w:webHidden/>
-          </w:rPr>
-          <w:fldChar w:fldCharType="separate"/>
-        </w:r>
-        <w:r>
-          <w:rPr>
-            <w:noProof/>
-            <w:webHidden/>
-          </w:rPr>
-          <w:t>10</w:t>
-        </w:r>
-        <w:r>
-          <w:rPr>
-            <w:noProof/>
-            <w:webHidden/>
-          </w:rPr>
-          <w:fldChar w:fldCharType="end"/>
-        </w:r>
-      </w:hyperlink>
-    </w:p>
-    <w:p>
-      <w:pPr>
-        <w:pStyle w:val="TDC3"/>
-        <w:tabs>
-          <w:tab w:val="right" w:leader="dot" w:pos="8494"/>
-        </w:tabs>
-        <w:rPr>
-          <w:rFonts w:eastAsiaTheme="minorEastAsia" w:cstheme="minorBidi"/>
-          <w:smallCaps w:val="0"/>
-          <w:noProof/>
-          <w:kern w:val="2"/>
-          <w:sz w:val="24"/>
-          <w:szCs w:val="24"/>
-          <w:lang w:eastAsia="es-ES"/>
-          <w14:ligatures w14:val="standardContextual"/>
-        </w:rPr>
-      </w:pPr>
-      <w:hyperlink w:anchor="_Toc239950038" w:history="1">
-        <w:r>
-          <w:rPr>
-            <w:rStyle w:val="Hipervnculo"/>
-            <w:noProof/>
-          </w:rPr>
-          <w:t>VICII — CPU stop applied / VIC-II register write</w:t>
-        </w:r>
-        <w:r>
-          <w:rPr>
-            <w:noProof/>
-            <w:webHidden/>
-          </w:rPr>
-          <w:tab/>
-        </w:r>
-        <w:r>
-          <w:rPr>
-            <w:noProof/>
-            <w:webHidden/>
-          </w:rPr>
-          <w:fldChar w:fldCharType="begin"/>
-        </w:r>
-        <w:r>
-          <w:rPr>
-            <w:noProof/>
-            <w:webHidden/>
-          </w:rPr>
-          <w:instrText xml:space="preserve"> PAGEREF _Toc239950038 \h </w:instrText>
-        </w:r>
-        <w:r>
-          <w:rPr>
-            <w:noProof/>
-            <w:webHidden/>
-          </w:rPr>
-        </w:r>
-        <w:r>
-          <w:rPr>
-            <w:noProof/>
-            <w:webHidden/>
-          </w:rPr>
-          <w:fldChar w:fldCharType="separate"/>
-        </w:r>
-        <w:r>
-          <w:rPr>
-            <w:noProof/>
-            <w:webHidden/>
-          </w:rPr>
-          <w:t>10</w:t>
-        </w:r>
-        <w:r>
-          <w:rPr>
-            <w:noProof/>
-            <w:webHidden/>
-          </w:rPr>
-          <w:fldChar w:fldCharType="end"/>
-        </w:r>
-      </w:hyperlink>
-    </w:p>
-    <w:p>
-      <w:pPr>
-        <w:pStyle w:val="TDC3"/>
-        <w:tabs>
-          <w:tab w:val="right" w:leader="dot" w:pos="8494"/>
-        </w:tabs>
-        <w:rPr>
-          <w:rFonts w:eastAsiaTheme="minorEastAsia" w:cstheme="minorBidi"/>
-          <w:smallCaps w:val="0"/>
-          <w:noProof/>
-          <w:kern w:val="2"/>
-          <w:sz w:val="24"/>
-          <w:szCs w:val="24"/>
-          <w:lang w:eastAsia="es-ES"/>
-          <w14:ligatures w14:val="standardContextual"/>
-        </w:rPr>
-      </w:pPr>
-      <w:hyperlink w:anchor="_Toc239950039" w:history="1">
-        <w:r>
-          <w:rPr>
-            <w:rStyle w:val="Hipervnculo"/>
-            <w:noProof/>
-          </w:rPr>
-          <w:t>CIA1/CIA2 — Info Cycle</w:t>
-        </w:r>
-        <w:r>
-          <w:rPr>
-            <w:noProof/>
-            <w:webHidden/>
-          </w:rPr>
-          <w:tab/>
-        </w:r>
-        <w:r>
-          <w:rPr>
-            <w:noProof/>
-            <w:webHidden/>
-          </w:rPr>
-          <w:fldChar w:fldCharType="begin"/>
-        </w:r>
-        <w:r>
-          <w:rPr>
-            <w:noProof/>
-            <w:webHidden/>
-          </w:rPr>
-          <w:instrText xml:space="preserve"> PAGEREF _Toc239950039 \h </w:instrText>
-        </w:r>
-        <w:r>
-          <w:rPr>
-            <w:noProof/>
-            <w:webHidden/>
-          </w:rPr>
-        </w:r>
-        <w:r>
-          <w:rPr>
-            <w:noProof/>
-            <w:webHidden/>
-          </w:rPr>
-          <w:fldChar w:fldCharType="separate"/>
-        </w:r>
-        <w:r>
-          <w:rPr>
-            <w:noProof/>
-            <w:webHidden/>
-          </w:rPr>
-          <w:t>11</w:t>
-        </w:r>
-        <w:r>
-          <w:rPr>
-            <w:noProof/>
-            <w:webHidden/>
-          </w:rPr>
-          <w:fldChar w:fldCharType="end"/>
-        </w:r>
-      </w:hyperlink>
-    </w:p>
-    <w:p>
-      <w:pPr>
-        <w:pStyle w:val="TDC3"/>
-        <w:tabs>
-          <w:tab w:val="right" w:leader="dot" w:pos="8494"/>
-        </w:tabs>
-        <w:rPr>
-          <w:rFonts w:eastAsiaTheme="minorEastAsia" w:cstheme="minorBidi"/>
-          <w:smallCaps w:val="0"/>
-          <w:noProof/>
-          <w:kern w:val="2"/>
-          <w:sz w:val="24"/>
-          <w:szCs w:val="24"/>
-          <w:lang w:eastAsia="es-ES"/>
-          <w14:ligatures w14:val="standardContextual"/>
-        </w:rPr>
-      </w:pPr>
-      <w:hyperlink w:anchor="_Toc239950040" w:history="1">
-        <w:r>
-          <w:rPr>
-            <w:rStyle w:val="Hipervnculo"/>
-            <w:noProof/>
-          </w:rPr>
-          <w:t>SID — Info Cycle</w:t>
-        </w:r>
-        <w:r>
-          <w:rPr>
-            <w:noProof/>
-            <w:webHidden/>
-          </w:rPr>
-          <w:tab/>
-        </w:r>
-        <w:r>
-          <w:rPr>
-            <w:noProof/>
-            <w:webHidden/>
-          </w:rPr>
-          <w:fldChar w:fldCharType="begin"/>
-        </w:r>
-        <w:r>
-          <w:rPr>
-            <w:noProof/>
-            <w:webHidden/>
-          </w:rPr>
-          <w:instrText xml:space="preserve"> PAGEREF _Toc239950040 \h </w:instrText>
-        </w:r>
-        <w:r>
-          <w:rPr>
-            <w:noProof/>
-            <w:webHidden/>
-          </w:rPr>
-        </w:r>
-        <w:r>
-          <w:rPr>
-            <w:noProof/>
-            <w:webHidden/>
-          </w:rPr>
-          <w:fldChar w:fldCharType="separate"/>
-        </w:r>
-        <w:r>
-          <w:rPr>
-            <w:noProof/>
-            <w:webHidden/>
-          </w:rPr>
-          <w:t>11</w:t>
-        </w:r>
-        <w:r>
-          <w:rPr>
-            <w:noProof/>
-            <w:webHidden/>
-          </w:rPr>
-          <w:fldChar w:fldCharType="end"/>
-        </w:r>
-      </w:hyperlink>
-    </w:p>
-    <w:p>
-      <w:pPr>
-        <w:pStyle w:val="TDC3"/>
-        <w:tabs>
-          <w:tab w:val="right" w:leader="dot" w:pos="8494"/>
-        </w:tabs>
-        <w:rPr>
-          <w:rFonts w:eastAsiaTheme="minorEastAsia" w:cstheme="minorBidi"/>
-          <w:smallCaps w:val="0"/>
-          <w:noProof/>
-          <w:kern w:val="2"/>
-          <w:sz w:val="24"/>
-          <w:szCs w:val="24"/>
-          <w:lang w:eastAsia="es-ES"/>
-          <w14:ligatures w14:val="standardContextual"/>
-        </w:rPr>
-      </w:pPr>
-      <w:hyperlink w:anchor="_Toc239950041" w:history="1">
-        <w:r>
-          <w:rPr>
-            <w:rStyle w:val="Hipervnculo"/>
-            <w:noProof/>
-          </w:rPr>
-          <w:t>PLA / C64 Memory</w:t>
-        </w:r>
-        <w:r>
-          <w:rPr>
-            <w:noProof/>
-            <w:webHidden/>
-          </w:rPr>
-          <w:tab/>
-        </w:r>
-        <w:r>
-          <w:rPr>
-            <w:noProof/>
-            <w:webHidden/>
-          </w:rPr>
-          <w:fldChar w:fldCharType="begin"/>
-        </w:r>
-        <w:r>
-          <w:rPr>
-            <w:noProof/>
-            <w:webHidden/>
-          </w:rPr>
-          <w:instrText xml:space="preserve"> PAGEREF _Toc239950041 \h </w:instrText>
-        </w:r>
-        <w:r>
-          <w:rPr>
-            <w:noProof/>
-            <w:webHidden/>
-          </w:rPr>
-        </w:r>
-        <w:r>
-          <w:rPr>
-            <w:noProof/>
-            <w:webHidden/>
-          </w:rPr>
-          <w:fldChar w:fldCharType="separate"/>
-        </w:r>
-        <w:r>
-          <w:rPr>
-            <w:noProof/>
-            <w:webHidden/>
-          </w:rPr>
-          <w:t>11</w:t>
-        </w:r>
-        <w:r>
-          <w:rPr>
-            <w:noProof/>
-            <w:webHidden/>
-          </w:rPr>
-          <w:fldChar w:fldCharType="end"/>
-        </w:r>
-      </w:hyperlink>
-    </w:p>
-    <w:p>
-      <w:pPr>
-        <w:pStyle w:val="TDC1"/>
-        <w:tabs>
-          <w:tab w:val="right" w:leader="dot" w:pos="8494"/>
-        </w:tabs>
-        <w:rPr>
-          <w:rFonts w:eastAsiaTheme="minorEastAsia" w:cstheme="minorBidi"/>
-          <w:b w:val="0"/>
-          <w:bCs w:val="0"/>
-          <w:caps w:val="0"/>
-          <w:noProof/>
-          <w:kern w:val="2"/>
-          <w:sz w:val="24"/>
-          <w:szCs w:val="24"/>
-          <w:u w:val="none"/>
-          <w:lang w:eastAsia="es-ES"/>
-          <w14:ligatures w14:val="standardContextual"/>
-        </w:rPr>
-      </w:pPr>
-      <w:hyperlink w:anchor="_Toc239950042" w:history="1">
-        <w:r>
-          <w:rPr>
-            <w:rStyle w:val="Hipervnculo"/>
-            <w:noProof/>
-          </w:rPr>
-          <w:t>6. Interpretation method</w:t>
-        </w:r>
-        <w:r>
-          <w:rPr>
-            <w:noProof/>
-            <w:webHidden/>
-          </w:rPr>
-          <w:tab/>
-        </w:r>
-        <w:r>
-          <w:rPr>
-            <w:noProof/>
-            <w:webHidden/>
-          </w:rPr>
-          <w:fldChar w:fldCharType="begin"/>
-        </w:r>
-        <w:r>
-          <w:rPr>
-            <w:noProof/>
-            <w:webHidden/>
-          </w:rPr>
-          <w:instrText xml:space="preserve"> PAGEREF _Toc239950042 \h </w:instrText>
-        </w:r>
-        <w:r>
-          <w:rPr>
-            <w:noProof/>
-            <w:webHidden/>
-          </w:rPr>
-        </w:r>
-        <w:r>
-          <w:rPr>
-            <w:noProof/>
-            <w:webHidden/>
-          </w:rPr>
-          <w:fldChar w:fldCharType="separate"/>
-        </w:r>
-        <w:r>
-          <w:rPr>
-            <w:noProof/>
-            <w:webHidden/>
-          </w:rPr>
-          <w:t>12</w:t>
-        </w:r>
-        <w:r>
-          <w:rPr>
-            <w:noProof/>
-            <w:webHidden/>
-          </w:rPr>
-          <w:fldChar w:fldCharType="end"/>
-        </w:r>
-      </w:hyperlink>
-    </w:p>
-    <w:p>
-      <w:pPr>
-        <w:pStyle w:val="TDC2"/>
-        <w:tabs>
-          <w:tab w:val="right" w:leader="dot" w:pos="8494"/>
-        </w:tabs>
-        <w:rPr>
-          <w:rFonts w:eastAsiaTheme="minorEastAsia" w:cstheme="minorBidi"/>
-          <w:b w:val="0"/>
-          <w:bCs w:val="0"/>
-          <w:smallCaps w:val="0"/>
-          <w:noProof/>
-          <w:kern w:val="2"/>
-          <w:sz w:val="24"/>
-          <w:szCs w:val="24"/>
-          <w:lang w:eastAsia="es-ES"/>
-          <w14:ligatures w14:val="standardContextual"/>
-        </w:rPr>
-      </w:pPr>
-      <w:hyperlink w:anchor="_Toc239950043" w:history="1">
-        <w:r>
-          <w:rPr>
-            <w:rStyle w:val="Hipervnculo"/>
-            <w:noProof/>
-          </w:rPr>
-          <w:t>6.1 Recommended procedure</w:t>
-        </w:r>
-        <w:r>
-          <w:rPr>
-            <w:noProof/>
-            <w:webHidden/>
-          </w:rPr>
-          <w:tab/>
-        </w:r>
-        <w:r>
-          <w:rPr>
-            <w:noProof/>
-            <w:webHidden/>
-          </w:rPr>
-          <w:fldChar w:fldCharType="begin"/>
-        </w:r>
-        <w:r>
-          <w:rPr>
-            <w:noProof/>
-            <w:webHidden/>
-          </w:rPr>
-          <w:instrText xml:space="preserve"> PAGEREF _Toc239950043 \h </w:instrText>
-        </w:r>
-        <w:r>
-          <w:rPr>
-            <w:noProof/>
-            <w:webHidden/>
-          </w:rPr>
-        </w:r>
-        <w:r>
-          <w:rPr>
-            <w:noProof/>
-            <w:webHidden/>
-          </w:rPr>
-          <w:fldChar w:fldCharType="separate"/>
-        </w:r>
-        <w:r>
-          <w:rPr>
-            <w:noProof/>
-            <w:webHidden/>
-          </w:rPr>
-          <w:t>12</w:t>
-        </w:r>
-        <w:r>
-          <w:rPr>
-            <w:noProof/>
-            <w:webHidden/>
-          </w:rPr>
-          <w:fldChar w:fldCharType="end"/>
-        </w:r>
-      </w:hyperlink>
-    </w:p>
-    <w:p>
-      <w:pPr>
-        <w:pStyle w:val="TDC2"/>
-        <w:tabs>
-          <w:tab w:val="right" w:leader="dot" w:pos="8494"/>
-        </w:tabs>
-        <w:rPr>
-          <w:rFonts w:eastAsiaTheme="minorEastAsia" w:cstheme="minorBidi"/>
-          <w:b w:val="0"/>
-          <w:bCs w:val="0"/>
-          <w:smallCaps w:val="0"/>
-          <w:noProof/>
-          <w:kern w:val="2"/>
-          <w:sz w:val="24"/>
-          <w:szCs w:val="24"/>
-          <w:lang w:eastAsia="es-ES"/>
-          <w14:ligatures w14:val="standardContextual"/>
-        </w:rPr>
-      </w:pPr>
-      <w:hyperlink w:anchor="_Toc239950044" w:history="1">
-        <w:r>
-          <w:rPr>
-            <w:rStyle w:val="Hipervnculo"/>
-            <w:noProof/>
-          </w:rPr>
-          <w:t>6.2 Annotated example</w:t>
-        </w:r>
-        <w:r>
-          <w:rPr>
-            <w:noProof/>
-            <w:webHidden/>
-          </w:rPr>
-          <w:tab/>
-        </w:r>
-        <w:r>
-          <w:rPr>
-            <w:noProof/>
-            <w:webHidden/>
-          </w:rPr>
-          <w:fldChar w:fldCharType="begin"/>
-        </w:r>
-        <w:r>
-          <w:rPr>
-            <w:noProof/>
-            <w:webHidden/>
-          </w:rPr>
-          <w:instrText xml:space="preserve"> PAGEREF _Toc239950044 \h </w:instrText>
-        </w:r>
-        <w:r>
-          <w:rPr>
-            <w:noProof/>
-            <w:webHidden/>
-          </w:rPr>
-        </w:r>
-        <w:r>
-          <w:rPr>
-            <w:noProof/>
-            <w:webHidden/>
-          </w:rPr>
-          <w:fldChar w:fldCharType="separate"/>
-        </w:r>
-        <w:r>
-          <w:rPr>
-            <w:noProof/>
-            <w:webHidden/>
-          </w:rPr>
-          <w:t>12</w:t>
-        </w:r>
-        <w:r>
-          <w:rPr>
-            <w:noProof/>
-            <w:webHidden/>
-          </w:rPr>
-          <w:fldChar w:fldCharType="end"/>
-        </w:r>
-      </w:hyperlink>
-    </w:p>
-    <w:p>
-      <w:pPr>
-        <w:pStyle w:val="TDC1"/>
-        <w:tabs>
-          <w:tab w:val="right" w:leader="dot" w:pos="8494"/>
-        </w:tabs>
-        <w:rPr>
-          <w:rFonts w:eastAsiaTheme="minorEastAsia" w:cstheme="minorBidi"/>
-          <w:b w:val="0"/>
-          <w:bCs w:val="0"/>
-          <w:caps w:val="0"/>
-          <w:noProof/>
-          <w:kern w:val="2"/>
-          <w:sz w:val="24"/>
-          <w:szCs w:val="24"/>
-          <w:u w:val="none"/>
-          <w:lang w:eastAsia="es-ES"/>
-          <w14:ligatures w14:val="standardContextual"/>
-        </w:rPr>
-      </w:pPr>
-      <w:hyperlink w:anchor="_Toc239950045" w:history="1">
-        <w:r>
-          <w:rPr>
-            <w:rStyle w:val="Hipervnculo"/>
-            <w:noProof/>
-          </w:rPr>
-          <w:t>7. Limitations and maintenance</w:t>
-        </w:r>
-        <w:r>
-          <w:rPr>
-            <w:noProof/>
-            <w:webHidden/>
-          </w:rPr>
-          <w:tab/>
-        </w:r>
-        <w:r>
-          <w:rPr>
-            <w:noProof/>
-            <w:webHidden/>
-          </w:rPr>
-          <w:fldChar w:fldCharType="begin"/>
-        </w:r>
-        <w:r>
-          <w:rPr>
-            <w:noProof/>
-            <w:webHidden/>
-          </w:rPr>
-          <w:instrText xml:space="preserve"> PAGEREF _Toc239950045 \h </w:instrText>
-        </w:r>
-        <w:r>
-          <w:rPr>
-            <w:noProof/>
-            <w:webHidden/>
-          </w:rPr>
-        </w:r>
-        <w:r>
-          <w:rPr>
-            <w:noProof/>
-            <w:webHidden/>
-          </w:rPr>
-          <w:fldChar w:fldCharType="separate"/>
-        </w:r>
-        <w:r>
-          <w:rPr>
-            <w:noProof/>
-            <w:webHidden/>
-          </w:rPr>
-          <w:t>13</w:t>
-        </w:r>
-        <w:r>
-          <w:rPr>
-            <w:noProof/>
-            <w:webHidden/>
-          </w:rPr>
-          <w:fldChar w:fldCharType="end"/>
-        </w:r>
-      </w:hyperlink>
-    </w:p>
-    <w:p>
-      <w:pPr>
-        <w:pStyle w:val="TDC2"/>
-        <w:tabs>
-          <w:tab w:val="right" w:leader="dot" w:pos="8494"/>
-        </w:tabs>
-        <w:rPr>
-          <w:rFonts w:eastAsiaTheme="minorEastAsia" w:cstheme="minorBidi"/>
-          <w:b w:val="0"/>
-          <w:bCs w:val="0"/>
-          <w:smallCaps w:val="0"/>
-          <w:noProof/>
-          <w:kern w:val="2"/>
-          <w:sz w:val="24"/>
-          <w:szCs w:val="24"/>
-          <w:lang w:eastAsia="es-ES"/>
-          <w14:ligatures w14:val="standardContextual"/>
-        </w:rPr>
-      </w:pPr>
-      <w:hyperlink w:anchor="_Toc239950046" w:history="1">
-        <w:r>
-          <w:rPr>
-            <w:rStyle w:val="Hipervnculo"/>
-            <w:noProof/>
-          </w:rPr>
-          <w:t>7.1 Specific limitations</w:t>
-        </w:r>
-        <w:r>
-          <w:rPr>
-            <w:noProof/>
-            <w:webHidden/>
-          </w:rPr>
-          <w:tab/>
-        </w:r>
-        <w:r>
-          <w:rPr>
-            <w:noProof/>
-            <w:webHidden/>
-          </w:rPr>
-          <w:fldChar w:fldCharType="begin"/>
-        </w:r>
-        <w:r>
-          <w:rPr>
-            <w:noProof/>
-            <w:webHidden/>
-          </w:rPr>
-          <w:instrText xml:space="preserve"> PAGEREF _Toc239950046 \h </w:instrText>
-        </w:r>
-        <w:r>
-          <w:rPr>
-            <w:noProof/>
-            <w:webHidden/>
-          </w:rPr>
-        </w:r>
-        <w:r>
-          <w:rPr>
-            <w:noProof/>
-            <w:webHidden/>
-          </w:rPr>
-          <w:fldChar w:fldCharType="separate"/>
-        </w:r>
-        <w:r>
-          <w:rPr>
-            <w:noProof/>
-            <w:webHidden/>
-          </w:rPr>
-          <w:t>13</w:t>
-        </w:r>
-        <w:r>
-          <w:rPr>
-            <w:noProof/>
-            <w:webHidden/>
-          </w:rPr>
-          <w:fldChar w:fldCharType="end"/>
-        </w:r>
-      </w:hyperlink>
-    </w:p>
-    <w:p>
-      <w:pPr>
-        <w:pStyle w:val="TDC2"/>
-        <w:tabs>
-          <w:tab w:val="right" w:leader="dot" w:pos="8494"/>
-        </w:tabs>
-        <w:rPr>
-          <w:rFonts w:eastAsiaTheme="minorEastAsia" w:cstheme="minorBidi"/>
-          <w:b w:val="0"/>
-          <w:bCs w:val="0"/>
-          <w:smallCaps w:val="0"/>
-          <w:noProof/>
-          <w:kern w:val="2"/>
-          <w:sz w:val="24"/>
-          <w:szCs w:val="24"/>
-          <w:lang w:eastAsia="es-ES"/>
-          <w14:ligatures w14:val="standardContextual"/>
-        </w:rPr>
-      </w:pPr>
-      <w:hyperlink w:anchor="_Toc239950047" w:history="1">
-        <w:r>
-          <w:rPr>
-            <w:rStyle w:val="Hipervnculo"/>
-            <w:noProof/>
-          </w:rPr>
-          <w:t>7.2 Maintenance contract</w:t>
-        </w:r>
-        <w:r>
-          <w:rPr>
-            <w:noProof/>
-            <w:webHidden/>
-          </w:rPr>
-          <w:tab/>
-        </w:r>
-        <w:r>
-          <w:rPr>
-            <w:noProof/>
-            <w:webHidden/>
-          </w:rPr>
-          <w:fldChar w:fldCharType="begin"/>
-        </w:r>
-        <w:r>
-          <w:rPr>
-            <w:noProof/>
-            <w:webHidden/>
-          </w:rPr>
-          <w:instrText xml:space="preserve"> PAGEREF _Toc239950047 \h </w:instrText>
-        </w:r>
-        <w:r>
-          <w:rPr>
-            <w:noProof/>
-            <w:webHidden/>
-          </w:rPr>
-        </w:r>
-        <w:r>
-          <w:rPr>
-            <w:noProof/>
-            <w:webHidden/>
-          </w:rPr>
-          <w:fldChar w:fldCharType="separate"/>
-        </w:r>
-        <w:r>
-          <w:rPr>
-            <w:noProof/>
-            <w:webHidden/>
-          </w:rPr>
-          <w:t>13</w:t>
-        </w:r>
-        <w:r>
-          <w:rPr>
-            <w:noProof/>
-            <w:webHidden/>
-          </w:rPr>
-          <w:fldChar w:fldCharType="end"/>
-        </w:r>
-      </w:hyperlink>
-    </w:p>
-    <w:p>
-      <w:pPr>
-        <w:pStyle w:val="TDC1"/>
-        <w:tabs>
-          <w:tab w:val="right" w:leader="dot" w:pos="8494"/>
-        </w:tabs>
-        <w:rPr>
-          <w:rFonts w:eastAsiaTheme="minorEastAsia" w:cstheme="minorBidi"/>
-          <w:b w:val="0"/>
-          <w:bCs w:val="0"/>
-          <w:caps w:val="0"/>
-          <w:noProof/>
-          <w:kern w:val="2"/>
-          <w:sz w:val="24"/>
-          <w:szCs w:val="24"/>
-          <w:u w:val="none"/>
-          <w:lang w:eastAsia="es-ES"/>
-          <w14:ligatures w14:val="standardContextual"/>
-        </w:rPr>
-      </w:pPr>
-      <w:hyperlink w:anchor="_Toc239950048" w:history="1">
-        <w:r>
-          <w:rPr>
-            <w:rStyle w:val="Hipervnculo"/>
-            <w:noProof/>
-          </w:rPr>
-          <w:t>Appendices</w:t>
-        </w:r>
-        <w:r>
-          <w:rPr>
-            <w:noProof/>
-            <w:webHidden/>
-          </w:rPr>
-          <w:tab/>
-        </w:r>
-        <w:r>
-          <w:rPr>
-            <w:noProof/>
-            <w:webHidden/>
-          </w:rPr>
-          <w:fldChar w:fldCharType="begin"/>
-        </w:r>
-        <w:r>
-          <w:rPr>
-            <w:noProof/>
-            <w:webHidden/>
-          </w:rPr>
-          <w:instrText xml:space="preserve"> PAGEREF _Toc239950048 \h </w:instrText>
-        </w:r>
-        <w:r>
-          <w:rPr>
-            <w:noProof/>
-            <w:webHidden/>
-          </w:rPr>
-        </w:r>
-        <w:r>
-          <w:rPr>
-            <w:noProof/>
-            <w:webHidden/>
-          </w:rPr>
-          <w:fldChar w:fldCharType="separate"/>
-        </w:r>
-        <w:r>
-          <w:rPr>
-            <w:noProof/>
-            <w:webHidden/>
-          </w:rPr>
-          <w:t>14</w:t>
-        </w:r>
-        <w:r>
-          <w:rPr>
-            <w:noProof/>
-            <w:webHidden/>
-          </w:rPr>
-          <w:fldChar w:fldCharType="end"/>
-        </w:r>
-      </w:hyperlink>
-    </w:p>
-    <w:p>
-      <w:pPr>
-        <w:pStyle w:val="TDC2"/>
-        <w:tabs>
-          <w:tab w:val="right" w:leader="dot" w:pos="8494"/>
-        </w:tabs>
-        <w:rPr>
-          <w:rFonts w:eastAsiaTheme="minorEastAsia" w:cstheme="minorBidi"/>
-          <w:b w:val="0"/>
-          <w:bCs w:val="0"/>
-          <w:smallCaps w:val="0"/>
-          <w:noProof/>
-          <w:kern w:val="2"/>
-          <w:sz w:val="24"/>
-          <w:szCs w:val="24"/>
-          <w:lang w:eastAsia="es-ES"/>
-          <w14:ligatures w14:val="standardContextual"/>
-        </w:rPr>
-      </w:pPr>
-      <w:hyperlink w:anchor="_Toc239950049" w:history="1">
-        <w:r>
-          <w:rPr>
-            <w:rStyle w:val="Hipervnculo"/>
-            <w:noProof/>
-          </w:rPr>
-          <w:t>Appendix A. Provenance and revision</w:t>
-        </w:r>
-        <w:r>
-          <w:rPr>
-            <w:noProof/>
-            <w:webHidden/>
-          </w:rPr>
-          <w:tab/>
-        </w:r>
-        <w:r>
-          <w:rPr>
-            <w:noProof/>
-            <w:webHidden/>
-          </w:rPr>
-          <w:fldChar w:fldCharType="begin"/>
-        </w:r>
-        <w:r>
-          <w:rPr>
-            <w:noProof/>
-            <w:webHidden/>
-          </w:rPr>
-          <w:instrText xml:space="preserve"> PAGEREF _Toc239950049 \h </w:instrText>
-        </w:r>
-        <w:r>
-          <w:rPr>
-            <w:noProof/>
-            <w:webHidden/>
-          </w:rPr>
-        </w:r>
-        <w:r>
-          <w:rPr>
-            <w:noProof/>
-            <w:webHidden/>
-          </w:rPr>
-          <w:fldChar w:fldCharType="separate"/>
-        </w:r>
-        <w:r>
-          <w:rPr>
-            <w:noProof/>
-            <w:webHidden/>
-          </w:rPr>
-          <w:t>14</w:t>
-        </w:r>
-        <w:r>
-          <w:rPr>
-            <w:noProof/>
-            <w:webHidden/>
-          </w:rPr>
-          <w:fldChar w:fldCharType="end"/>
-        </w:r>
-      </w:hyperlink>
-    </w:p>
-    <w:p>
-      <w:pPr>
-        <w:pStyle w:val="TDC2"/>
-        <w:tabs>
-          <w:tab w:val="right" w:leader="dot" w:pos="8494"/>
-        </w:tabs>
-        <w:rPr>
-          <w:rFonts w:eastAsiaTheme="minorEastAsia" w:cstheme="minorBidi"/>
-          <w:b w:val="0"/>
-          <w:bCs w:val="0"/>
-          <w:smallCaps w:val="0"/>
-          <w:noProof/>
-          <w:kern w:val="2"/>
-          <w:sz w:val="24"/>
-          <w:szCs w:val="24"/>
-          <w:lang w:eastAsia="es-ES"/>
-          <w14:ligatures w14:val="standardContextual"/>
-        </w:rPr>
-      </w:pPr>
-      <w:hyperlink w:anchor="_Toc239950050" w:history="1">
-        <w:r>
-          <w:rPr>
-            <w:rStyle w:val="Hipervnculo"/>
-            <w:noProof/>
-          </w:rPr>
-          <w:t>A.1 Watched source files</w:t>
-        </w:r>
-        <w:r>
-          <w:rPr>
-            <w:noProof/>
-            <w:webHidden/>
-          </w:rPr>
-          <w:tab/>
-        </w:r>
-        <w:r>
-          <w:rPr>
-            <w:noProof/>
-            <w:webHidden/>
-          </w:rPr>
-          <w:fldChar w:fldCharType="begin"/>
-        </w:r>
-        <w:r>
-          <w:rPr>
-            <w:noProof/>
-            <w:webHidden/>
-          </w:rPr>
-          <w:instrText xml:space="preserve"> PAGEREF _Toc239950050 \h </w:instrText>
-        </w:r>
-        <w:r>
-          <w:rPr>
-            <w:noProof/>
-            <w:webHidden/>
-          </w:rPr>
-        </w:r>
-        <w:r>
-          <w:rPr>
-            <w:noProof/>
-            <w:webHidden/>
-          </w:rPr>
-          <w:fldChar w:fldCharType="separate"/>
-        </w:r>
-        <w:r>
-          <w:rPr>
-            <w:noProof/>
-            <w:webHidden/>
-          </w:rPr>
-          <w:t>15</w:t>
-        </w:r>
-        <w:r>
-          <w:rPr>
-            <w:noProof/>
-            <w:webHidden/>
-          </w:rPr>
-          <w:fldChar w:fldCharType="end"/>
-        </w:r>
-      </w:hyperlink>
-    </w:p>
-    <w:p>
-      <w:pPr>
-        <w:pStyle w:val="TDC2"/>
-        <w:tabs>
-          <w:tab w:val="right" w:leader="dot" w:pos="8494"/>
-        </w:tabs>
-        <w:rPr>
-          <w:rFonts w:eastAsiaTheme="minorEastAsia" w:cstheme="minorBidi"/>
-          <w:b w:val="0"/>
-          <w:bCs w:val="0"/>
-          <w:smallCaps w:val="0"/>
-          <w:noProof/>
-          <w:kern w:val="2"/>
-          <w:sz w:val="24"/>
-          <w:szCs w:val="24"/>
-          <w:lang w:eastAsia="es-ES"/>
-          <w14:ligatures w14:val="standardContextual"/>
-        </w:rPr>
-      </w:pPr>
-      <w:hyperlink w:anchor="_Toc239950051" w:history="1">
-        <w:r>
-          <w:rPr>
-            <w:rStyle w:val="Hipervnculo"/>
-            <w:noProof/>
-          </w:rPr>
-          <w:t>A.2 Revision history</w:t>
-        </w:r>
-        <w:r>
-          <w:rPr>
-            <w:noProof/>
-            <w:webHidden/>
-          </w:rPr>
-          <w:tab/>
-        </w:r>
-        <w:r>
-          <w:rPr>
-            <w:noProof/>
-            <w:webHidden/>
-          </w:rPr>
-          <w:fldChar w:fldCharType="begin"/>
-        </w:r>
-        <w:r>
-          <w:rPr>
-            <w:noProof/>
-            <w:webHidden/>
-          </w:rPr>
-          <w:instrText xml:space="preserve"> PAGEREF _Toc239950051 \h </w:instrText>
-        </w:r>
-        <w:r>
-          <w:rPr>
-            <w:noProof/>
-            <w:webHidden/>
-          </w:rPr>
-        </w:r>
-        <w:r>
-          <w:rPr>
-            <w:noProof/>
-            <w:webHidden/>
-          </w:rPr>
-          <w:fldChar w:fldCharType="separate"/>
-        </w:r>
-        <w:r>
-          <w:rPr>
-            <w:noProof/>
-            <w:webHidden/>
-          </w:rPr>
-          <w:t>15</w:t>
-        </w:r>
-        <w:r>
-          <w:rPr>
-            <w:noProof/>
-            <w:webHidden/>
-          </w:rPr>
-          <w:fldChar w:fldCharType="end"/>
-        </w:r>
-      </w:hyperlink>
-    </w:p>
-    <w:p>
-      <w:pPr>
-        <w:pStyle w:val="TDC2"/>
-        <w:tabs>
-          <w:tab w:val="right" w:leader="dot" w:pos="8494"/>
-        </w:tabs>
-        <w:rPr>
-          <w:rFonts w:eastAsiaTheme="minorEastAsia" w:cstheme="minorBidi"/>
-          <w:b w:val="0"/>
-          <w:bCs w:val="0"/>
-          <w:smallCaps w:val="0"/>
-          <w:noProof/>
-          <w:kern w:val="2"/>
-          <w:sz w:val="24"/>
-          <w:szCs w:val="24"/>
-          <w:lang w:eastAsia="es-ES"/>
-          <w14:ligatures w14:val="standardContextual"/>
-        </w:rPr>
-      </w:pPr>
-      <w:hyperlink w:anchor="_Toc239950052" w:history="1">
-        <w:r>
-          <w:rPr>
-            <w:rStyle w:val="Hipervnculo"/>
-            <w:noProof/>
-          </w:rPr>
-          <w:t>Illustrations</w:t>
-        </w:r>
-        <w:r>
-          <w:rPr>
-            <w:noProof/>
-            <w:webHidden/>
-          </w:rPr>
-          <w:tab/>
-        </w:r>
-        <w:r>
-          <w:rPr>
-            <w:noProof/>
-            <w:webHidden/>
-          </w:rPr>
-          <w:fldChar w:fldCharType="begin"/>
-        </w:r>
-        <w:r>
-          <w:rPr>
-            <w:noProof/>
-            <w:webHidden/>
-          </w:rPr>
-          <w:instrText xml:space="preserve"> PAGEREF _Toc239950052 \h </w:instrText>
-        </w:r>
-        <w:r>
-          <w:rPr>
-            <w:noProof/>
-            <w:webHidden/>
-          </w:rPr>
-        </w:r>
-        <w:r>
-          <w:rPr>
-            <w:noProof/>
-            <w:webHidden/>
-          </w:rPr>
-          <w:fldChar w:fldCharType="separate"/>
-        </w:r>
-        <w:r>
-          <w:rPr>
-            <w:noProof/>
-            <w:webHidden/>
-          </w:rPr>
-          <w:t>15</w:t>
-        </w:r>
-        <w:r>
-          <w:rPr>
-            <w:noProof/>
-            <w:webHidden/>
-          </w:rPr>
-          <w:fldChar w:fldCharType="end"/>
-        </w:r>
-      </w:hyperlink>
-    </w:p>
-    <w:p>
-      <w:pPr>
-        <w:pStyle w:val="TDC2"/>
-        <w:tabs>
-          <w:tab w:val="right" w:leader="dot" w:pos="8494"/>
-        </w:tabs>
-        <w:rPr>
-          <w:rFonts w:eastAsiaTheme="minorEastAsia" w:cstheme="minorBidi"/>
-          <w:b w:val="0"/>
-          <w:bCs w:val="0"/>
-          <w:smallCaps w:val="0"/>
-          <w:noProof/>
-          <w:kern w:val="2"/>
-          <w:sz w:val="24"/>
-          <w:szCs w:val="24"/>
-          <w:lang w:eastAsia="es-ES"/>
-          <w14:ligatures w14:val="standardContextual"/>
-        </w:rPr>
-      </w:pPr>
-      <w:hyperlink w:anchor="_Toc239950053" w:history="1">
-        <w:r>
-          <w:rPr>
-            <w:rStyle w:val="Hipervnculo"/>
-            <w:noProof/>
-          </w:rPr>
-          <w:t>Equations</w:t>
-        </w:r>
-        <w:r>
-          <w:rPr>
-            <w:noProof/>
-            <w:webHidden/>
-          </w:rPr>
-          <w:tab/>
-        </w:r>
-        <w:r>
-          <w:rPr>
-            <w:noProof/>
-            <w:webHidden/>
-          </w:rPr>
-          <w:fldChar w:fldCharType="begin"/>
-        </w:r>
-        <w:r>
-          <w:rPr>
-            <w:noProof/>
-            <w:webHidden/>
-          </w:rPr>
-          <w:instrText xml:space="preserve"> PAGEREF _Toc239950053 \h </w:instrText>
-        </w:r>
-        <w:r>
-          <w:rPr>
-            <w:noProof/>
-            <w:webHidden/>
-          </w:rPr>
-        </w:r>
-        <w:r>
-          <w:rPr>
-            <w:noProof/>
-            <w:webHidden/>
-          </w:rPr>
-          <w:fldChar w:fldCharType="separate"/>
-        </w:r>
-        <w:r>
-          <w:rPr>
-            <w:noProof/>
-            <w:webHidden/>
-          </w:rPr>
-          <w:t>16</w:t>
-        </w:r>
-        <w:r>
-          <w:rPr>
-            <w:noProof/>
-            <w:webHidden/>
-          </w:rPr>
-          <w:fldChar w:fldCharType="end"/>
-        </w:r>
-      </w:hyperlink>
-    </w:p>
-    <w:p>
+      <w:r>
+        <w:t>Actualice los campos para generar el índice.</w:t>
+      </w:r>
       <w:r>
         <w:fldChar w:fldCharType="end"/>
       </w:r>
@@ -3587,14 +582,16 @@
     <w:p>
       <w:pPr>
         <w:pStyle w:val="Ttulo"/>
-      </w:pPr>
-      <w:bookmarkStart w:id="1" w:name="_Toc239950016"/>
+        <w:keepNext/>
+      </w:pPr>
       <w:r>
         <w:t>Foreword</w:t>
       </w:r>
-      <w:bookmarkEnd w:id="1"/>
-    </w:p>
-    <w:p>
+    </w:p>
+    <w:p>
+      <w:pPr>
+        <w:spacing w:after="120"/>
+      </w:pPr>
       <w:r>
         <w:t>This guide defines the DEBUG format for Commodore 64. Its purpose is to make a trace readable and auditable directly against the code that produces it. Audience: Framework and emulator developers, timing-test authors, and users diagnosing execution traces.</w:t>
       </w:r>
@@ -3602,14 +599,16 @@
     <w:p>
       <w:pPr>
         <w:pStyle w:val="Ttulo"/>
-      </w:pPr>
-      <w:bookmarkStart w:id="2" w:name="_Toc239950017"/>
+        <w:keepNext/>
+      </w:pPr>
       <w:r>
         <w:t>1. Purpose, scope, and models</w:t>
       </w:r>
-      <w:bookmarkEnd w:id="2"/>
-    </w:p>
-    <w:p>
+    </w:p>
+    <w:p>
+      <w:pPr>
+        <w:spacing w:after="120"/>
+      </w:pPr>
       <w:r>
         <w:t>Provide a verifiable description of the format, provenance, timing, and interpretation of EMULATORS deep-debug files.</w:t>
       </w:r>
@@ -3618,24 +617,32 @@
       <w:pPr>
         <w:pStyle w:val="Ttulo1"/>
         <w:spacing w:before="280"/>
-      </w:pPr>
-      <w:bookmarkStart w:id="3" w:name="_Toc239950018"/>
+        <w:keepNext/>
+      </w:pPr>
       <w:r>
         <w:t>1.1 Scope of this guide</w:t>
       </w:r>
-      <w:bookmarkEnd w:id="3"/>
-    </w:p>
-    <w:p>
+    </w:p>
+    <w:p>
+      <w:pPr>
+        <w:spacing w:after="120"/>
+      </w:pPr>
       <w:r>
         <w:t>Covered models: Commodore 64 PAL and NTSC; console and console-free executables.</w:t>
       </w:r>
     </w:p>
     <w:p>
+      <w:pPr>
+        <w:spacing w:after="120"/>
+      </w:pPr>
       <w:r>
         <w:t>Main processor: MOS 6510 (6500 family).</w:t>
       </w:r>
     </w:p>
     <w:p>
+      <w:pPr>
+        <w:spacing w:after="120"/>
+      </w:pPr>
       <w:r>
         <w:t>The guide describes the behavior implemented in the current repository revision. When a component is present but its producer contains a TODO, the guide explicitly states that it currently produces no output.</w:t>
       </w:r>
@@ -3643,30 +650,28 @@
     <w:p>
       <w:pPr>
         <w:pStyle w:val="Ttulo"/>
-      </w:pPr>
-      <w:bookmarkStart w:id="4" w:name="_Toc239950019"/>
+        <w:keepNext/>
+      </w:pPr>
       <w:r>
         <w:t>2. Activation and producer selection</w:t>
       </w:r>
-      <w:bookmarkEnd w:id="4"/>
     </w:p>
     <w:p>
       <w:pPr>
         <w:pStyle w:val="Ttulo1"/>
         <w:spacing w:before="280"/>
-      </w:pPr>
-      <w:bookmarkStart w:id="5" w:name="_Toc239950020"/>
+        <w:keepNext/>
+      </w:pPr>
       <w:r>
         <w:t>2.1 Console command</w:t>
       </w:r>
-      <w:bookmarkEnd w:id="5"/>
-    </w:p>
-    <w:p>
-      <w:pPr>
-        <w:keepLines/>
-        <w:shd w:val="clear" w:color="auto" w:fill="F2F2F2"/>
+    </w:p>
+    <w:p>
+      <w:pPr>
         <w:spacing w:before="100" w:after="140" w:line="240" w:lineRule="auto"/>
         <w:ind w:left="198" w:right="198"/>
+        <w:shd w:fill="F2F2F2"/>
+        <w:keepLines/>
       </w:pPr>
       <w:r>
         <w:rPr>
@@ -3703,29 +708,29 @@
     <w:tbl>
       <w:tblPr>
         <w:tblStyle w:val="Tablaconcuadrcula"/>
-        <w:tblW w:w="0" w:type="auto"/>
+        <w:tblW w:type="auto" w:w="0"/>
         <w:tblLayout w:type="fixed"/>
-        <w:tblLook w:val="04A0" w:firstRow="1" w:lastRow="0" w:firstColumn="1" w:lastColumn="0" w:noHBand="0" w:noVBand="1"/>
+        <w:tblLook w:firstColumn="1" w:firstRow="1" w:lastColumn="0" w:lastRow="0" w:noHBand="0" w:noVBand="1" w:val="04A0"/>
       </w:tblPr>
       <w:tblGrid>
-        <w:gridCol w:w="2268"/>
-        <w:gridCol w:w="6633"/>
+        <w:gridCol w:w="4252"/>
+        <w:gridCol w:w="4252"/>
       </w:tblGrid>
       <w:tr>
         <w:trPr>
-          <w:tblHeader/>
+          <w:tblHeader w:val="true"/>
         </w:trPr>
         <w:tc>
           <w:tcPr>
-            <w:tcW w:w="2268" w:type="dxa"/>
-            <w:shd w:val="clear" w:color="auto" w:fill="1F4E78"/>
+            <w:tcW w:type="dxa" w:w="2268"/>
+            <w:shd w:fill="1F4E78"/>
+            <w:vAlign w:val="center"/>
             <w:tcMar>
               <w:top w:w="90" w:type="dxa"/>
-              <w:left w:w="110" w:type="dxa"/>
+              <w:start w:w="110" w:type="dxa"/>
               <w:bottom w:w="90" w:type="dxa"/>
-              <w:right w:w="110" w:type="dxa"/>
+              <w:end w:w="110" w:type="dxa"/>
             </w:tcMar>
-            <w:vAlign w:val="center"/>
           </w:tcPr>
           <w:p>
             <w:pPr>
@@ -3743,15 +748,15 @@
         </w:tc>
         <w:tc>
           <w:tcPr>
-            <w:tcW w:w="6633" w:type="dxa"/>
-            <w:shd w:val="clear" w:color="auto" w:fill="1F4E78"/>
+            <w:tcW w:type="dxa" w:w="6633"/>
+            <w:shd w:fill="1F4E78"/>
+            <w:vAlign w:val="center"/>
             <w:tcMar>
               <w:top w:w="90" w:type="dxa"/>
-              <w:left w:w="110" w:type="dxa"/>
+              <w:start w:w="110" w:type="dxa"/>
               <w:bottom w:w="90" w:type="dxa"/>
-              <w:right w:w="110" w:type="dxa"/>
+              <w:end w:w="110" w:type="dxa"/>
             </w:tcMar>
-            <w:vAlign w:val="center"/>
           </w:tcPr>
           <w:p>
             <w:r>
@@ -3768,18 +773,18 @@
       <w:tr>
         <w:tc>
           <w:tcPr>
-            <w:tcW w:w="2268" w:type="dxa"/>
+            <w:tcW w:type="dxa" w:w="2268"/>
+            <w:vAlign w:val="center"/>
             <w:tcMar>
               <w:top w:w="90" w:type="dxa"/>
-              <w:left w:w="110" w:type="dxa"/>
+              <w:start w:w="110" w:type="dxa"/>
               <w:bottom w:w="90" w:type="dxa"/>
-              <w:right w:w="110" w:type="dxa"/>
+              <w:end w:w="110" w:type="dxa"/>
             </w:tcMar>
-            <w:vAlign w:val="center"/>
           </w:tcPr>
           <w:p>
             <w:pPr>
-              <w:spacing w:after="0"/>
+              <w:spacing w:after="0" w:line="240" w:lineRule="auto"/>
             </w:pPr>
             <w:r>
               <w:rPr>
@@ -3791,18 +796,18 @@
         </w:tc>
         <w:tc>
           <w:tcPr>
-            <w:tcW w:w="6633" w:type="dxa"/>
+            <w:tcW w:type="dxa" w:w="6633"/>
+            <w:vAlign w:val="center"/>
             <w:tcMar>
               <w:top w:w="90" w:type="dxa"/>
-              <w:left w:w="110" w:type="dxa"/>
+              <w:start w:w="110" w:type="dxa"/>
               <w:bottom w:w="90" w:type="dxa"/>
-              <w:right w:w="110" w:type="dxa"/>
+              <w:end w:w="110" w:type="dxa"/>
             </w:tcMar>
-            <w:vAlign w:val="center"/>
           </w:tcPr>
           <w:p>
             <w:pPr>
-              <w:spacing w:after="0"/>
+              <w:spacing w:after="0" w:line="240" w:lineRule="auto"/>
             </w:pPr>
             <w:r>
               <w:rPr>
@@ -3816,19 +821,19 @@
       <w:tr>
         <w:tc>
           <w:tcPr>
-            <w:tcW w:w="2268" w:type="dxa"/>
-            <w:shd w:val="clear" w:color="auto" w:fill="EAF2F8"/>
+            <w:tcW w:type="dxa" w:w="2268"/>
+            <w:vAlign w:val="center"/>
+            <w:shd w:fill="EAF2F8"/>
             <w:tcMar>
               <w:top w:w="90" w:type="dxa"/>
-              <w:left w:w="110" w:type="dxa"/>
+              <w:start w:w="110" w:type="dxa"/>
               <w:bottom w:w="90" w:type="dxa"/>
-              <w:right w:w="110" w:type="dxa"/>
+              <w:end w:w="110" w:type="dxa"/>
             </w:tcMar>
-            <w:vAlign w:val="center"/>
           </w:tcPr>
           <w:p>
             <w:pPr>
-              <w:spacing w:after="0"/>
+              <w:spacing w:after="0" w:line="240" w:lineRule="auto"/>
             </w:pPr>
             <w:r>
               <w:rPr>
@@ -3840,19 +845,19 @@
         </w:tc>
         <w:tc>
           <w:tcPr>
-            <w:tcW w:w="6633" w:type="dxa"/>
-            <w:shd w:val="clear" w:color="auto" w:fill="EAF2F8"/>
+            <w:tcW w:type="dxa" w:w="6633"/>
+            <w:vAlign w:val="center"/>
+            <w:shd w:fill="EAF2F8"/>
             <w:tcMar>
               <w:top w:w="90" w:type="dxa"/>
-              <w:left w:w="110" w:type="dxa"/>
+              <w:start w:w="110" w:type="dxa"/>
               <w:bottom w:w="90" w:type="dxa"/>
-              <w:right w:w="110" w:type="dxa"/>
+              <w:end w:w="110" w:type="dxa"/>
             </w:tcMar>
-            <w:vAlign w:val="center"/>
           </w:tcPr>
           <w:p>
             <w:pPr>
-              <w:spacing w:after="0"/>
+              <w:spacing w:after="0" w:line="240" w:lineRule="auto"/>
             </w:pPr>
             <w:r>
               <w:rPr>
@@ -3866,18 +871,18 @@
       <w:tr>
         <w:tc>
           <w:tcPr>
-            <w:tcW w:w="2268" w:type="dxa"/>
+            <w:tcW w:type="dxa" w:w="2268"/>
+            <w:vAlign w:val="center"/>
             <w:tcMar>
               <w:top w:w="90" w:type="dxa"/>
-              <w:left w:w="110" w:type="dxa"/>
+              <w:start w:w="110" w:type="dxa"/>
               <w:bottom w:w="90" w:type="dxa"/>
-              <w:right w:w="110" w:type="dxa"/>
+              <w:end w:w="110" w:type="dxa"/>
             </w:tcMar>
-            <w:vAlign w:val="center"/>
           </w:tcPr>
           <w:p>
             <w:pPr>
-              <w:spacing w:after="0"/>
+              <w:spacing w:after="0" w:line="240" w:lineRule="auto"/>
             </w:pPr>
             <w:r>
               <w:rPr>
@@ -3889,18 +894,18 @@
         </w:tc>
         <w:tc>
           <w:tcPr>
-            <w:tcW w:w="6633" w:type="dxa"/>
+            <w:tcW w:type="dxa" w:w="6633"/>
+            <w:vAlign w:val="center"/>
             <w:tcMar>
               <w:top w:w="90" w:type="dxa"/>
-              <w:left w:w="110" w:type="dxa"/>
+              <w:start w:w="110" w:type="dxa"/>
               <w:bottom w:w="90" w:type="dxa"/>
-              <w:right w:w="110" w:type="dxa"/>
+              <w:end w:w="110" w:type="dxa"/>
             </w:tcMar>
-            <w:vAlign w:val="center"/>
           </w:tcPr>
           <w:p>
             <w:pPr>
-              <w:spacing w:after="0"/>
+              <w:spacing w:after="0" w:line="240" w:lineRule="auto"/>
             </w:pPr>
             <w:r>
               <w:rPr>
@@ -3914,19 +919,19 @@
       <w:tr>
         <w:tc>
           <w:tcPr>
-            <w:tcW w:w="2268" w:type="dxa"/>
-            <w:shd w:val="clear" w:color="auto" w:fill="EAF2F8"/>
+            <w:tcW w:type="dxa" w:w="2268"/>
+            <w:vAlign w:val="center"/>
+            <w:shd w:fill="EAF2F8"/>
             <w:tcMar>
               <w:top w:w="90" w:type="dxa"/>
-              <w:left w:w="110" w:type="dxa"/>
+              <w:start w:w="110" w:type="dxa"/>
               <w:bottom w:w="90" w:type="dxa"/>
-              <w:right w:w="110" w:type="dxa"/>
+              <w:end w:w="110" w:type="dxa"/>
             </w:tcMar>
-            <w:vAlign w:val="center"/>
           </w:tcPr>
           <w:p>
             <w:pPr>
-              <w:spacing w:after="0"/>
+              <w:spacing w:after="0" w:line="240" w:lineRule="auto"/>
             </w:pPr>
             <w:r>
               <w:rPr>
@@ -3938,19 +943,19 @@
         </w:tc>
         <w:tc>
           <w:tcPr>
-            <w:tcW w:w="6633" w:type="dxa"/>
-            <w:shd w:val="clear" w:color="auto" w:fill="EAF2F8"/>
+            <w:tcW w:type="dxa" w:w="6633"/>
+            <w:vAlign w:val="center"/>
+            <w:shd w:fill="EAF2F8"/>
             <w:tcMar>
               <w:top w:w="90" w:type="dxa"/>
-              <w:left w:w="110" w:type="dxa"/>
+              <w:start w:w="110" w:type="dxa"/>
               <w:bottom w:w="90" w:type="dxa"/>
-              <w:right w:w="110" w:type="dxa"/>
+              <w:end w:w="110" w:type="dxa"/>
             </w:tcMar>
-            <w:vAlign w:val="center"/>
           </w:tcPr>
           <w:p>
             <w:pPr>
-              <w:spacing w:after="0"/>
+              <w:spacing w:after="0" w:line="240" w:lineRule="auto"/>
             </w:pPr>
             <w:r>
               <w:rPr>
@@ -3964,18 +969,18 @@
       <w:tr>
         <w:tc>
           <w:tcPr>
-            <w:tcW w:w="2268" w:type="dxa"/>
+            <w:tcW w:type="dxa" w:w="2268"/>
+            <w:vAlign w:val="center"/>
             <w:tcMar>
               <w:top w:w="90" w:type="dxa"/>
-              <w:left w:w="110" w:type="dxa"/>
+              <w:start w:w="110" w:type="dxa"/>
               <w:bottom w:w="90" w:type="dxa"/>
-              <w:right w:w="110" w:type="dxa"/>
+              <w:end w:w="110" w:type="dxa"/>
             </w:tcMar>
-            <w:vAlign w:val="center"/>
           </w:tcPr>
           <w:p>
             <w:pPr>
-              <w:spacing w:after="0"/>
+              <w:spacing w:after="0" w:line="240" w:lineRule="auto"/>
             </w:pPr>
             <w:r>
               <w:rPr>
@@ -3987,18 +992,18 @@
         </w:tc>
         <w:tc>
           <w:tcPr>
-            <w:tcW w:w="6633" w:type="dxa"/>
+            <w:tcW w:type="dxa" w:w="6633"/>
+            <w:vAlign w:val="center"/>
             <w:tcMar>
               <w:top w:w="90" w:type="dxa"/>
-              <w:left w:w="110" w:type="dxa"/>
+              <w:start w:w="110" w:type="dxa"/>
               <w:bottom w:w="90" w:type="dxa"/>
-              <w:right w:w="110" w:type="dxa"/>
+              <w:end w:w="110" w:type="dxa"/>
             </w:tcMar>
-            <w:vAlign w:val="center"/>
           </w:tcPr>
           <w:p>
             <w:pPr>
-              <w:spacing w:after="0"/>
+              <w:spacing w:after="0" w:line="240" w:lineRule="auto"/>
             </w:pPr>
             <w:r>
               <w:rPr>
@@ -4012,19 +1017,19 @@
       <w:tr>
         <w:tc>
           <w:tcPr>
-            <w:tcW w:w="2268" w:type="dxa"/>
-            <w:shd w:val="clear" w:color="auto" w:fill="EAF2F8"/>
+            <w:tcW w:type="dxa" w:w="2268"/>
+            <w:vAlign w:val="center"/>
+            <w:shd w:fill="EAF2F8"/>
             <w:tcMar>
               <w:top w:w="90" w:type="dxa"/>
-              <w:left w:w="110" w:type="dxa"/>
+              <w:start w:w="110" w:type="dxa"/>
               <w:bottom w:w="90" w:type="dxa"/>
-              <w:right w:w="110" w:type="dxa"/>
+              <w:end w:w="110" w:type="dxa"/>
             </w:tcMar>
-            <w:vAlign w:val="center"/>
           </w:tcPr>
           <w:p>
             <w:pPr>
-              <w:spacing w:after="0"/>
+              <w:spacing w:after="0" w:line="240" w:lineRule="auto"/>
             </w:pPr>
             <w:r>
               <w:rPr>
@@ -4036,19 +1041,19 @@
         </w:tc>
         <w:tc>
           <w:tcPr>
-            <w:tcW w:w="6633" w:type="dxa"/>
-            <w:shd w:val="clear" w:color="auto" w:fill="EAF2F8"/>
+            <w:tcW w:type="dxa" w:w="6633"/>
+            <w:vAlign w:val="center"/>
+            <w:shd w:fill="EAF2F8"/>
             <w:tcMar>
               <w:top w:w="90" w:type="dxa"/>
-              <w:left w:w="110" w:type="dxa"/>
+              <w:start w:w="110" w:type="dxa"/>
               <w:bottom w:w="90" w:type="dxa"/>
-              <w:right w:w="110" w:type="dxa"/>
+              <w:end w:w="110" w:type="dxa"/>
             </w:tcMar>
-            <w:vAlign w:val="center"/>
           </w:tcPr>
           <w:p>
             <w:pPr>
-              <w:spacing w:after="0"/>
+              <w:spacing w:after="0" w:line="240" w:lineRule="auto"/>
             </w:pPr>
             <w:r>
               <w:rPr>
@@ -4062,18 +1067,18 @@
       <w:tr>
         <w:tc>
           <w:tcPr>
-            <w:tcW w:w="2268" w:type="dxa"/>
+            <w:tcW w:type="dxa" w:w="2268"/>
+            <w:vAlign w:val="center"/>
             <w:tcMar>
               <w:top w:w="90" w:type="dxa"/>
-              <w:left w:w="110" w:type="dxa"/>
+              <w:start w:w="110" w:type="dxa"/>
               <w:bottom w:w="90" w:type="dxa"/>
-              <w:right w:w="110" w:type="dxa"/>
+              <w:end w:w="110" w:type="dxa"/>
             </w:tcMar>
-            <w:vAlign w:val="center"/>
           </w:tcPr>
           <w:p>
             <w:pPr>
-              <w:spacing w:after="0"/>
+              <w:spacing w:after="0" w:line="240" w:lineRule="auto"/>
             </w:pPr>
             <w:r>
               <w:rPr>
@@ -4085,18 +1090,18 @@
         </w:tc>
         <w:tc>
           <w:tcPr>
-            <w:tcW w:w="6633" w:type="dxa"/>
+            <w:tcW w:type="dxa" w:w="6633"/>
+            <w:vAlign w:val="center"/>
             <w:tcMar>
               <w:top w:w="90" w:type="dxa"/>
-              <w:left w:w="110" w:type="dxa"/>
+              <w:start w:w="110" w:type="dxa"/>
               <w:bottom w:w="90" w:type="dxa"/>
-              <w:right w:w="110" w:type="dxa"/>
+              <w:end w:w="110" w:type="dxa"/>
             </w:tcMar>
-            <w:vAlign w:val="center"/>
           </w:tcPr>
           <w:p>
             <w:pPr>
-              <w:spacing w:after="0"/>
+              <w:spacing w:after="0" w:line="240" w:lineRule="auto"/>
             </w:pPr>
             <w:r>
               <w:rPr>
@@ -4112,12 +1117,11 @@
       <w:pPr>
         <w:pStyle w:val="Ttulo1"/>
         <w:spacing w:before="280"/>
-      </w:pPr>
-      <w:bookmarkStart w:id="6" w:name="_Toc239950021"/>
+        <w:keepNext/>
+      </w:pPr>
       <w:r>
         <w:t>2.2 Conditions and special paths</w:t>
       </w:r>
-      <w:bookmarkEnd w:id="6"/>
     </w:p>
     <w:p>
       <w:pPr>
@@ -4170,50 +1174,48 @@
     <w:p>
       <w:pPr>
         <w:pStyle w:val="Ttulo"/>
-      </w:pPr>
-      <w:bookmarkStart w:id="7" w:name="_Toc239950022"/>
+        <w:keepNext/>
+      </w:pPr>
       <w:r>
         <w:t>3. Common file structure</w:t>
       </w:r>
-      <w:bookmarkEnd w:id="7"/>
     </w:p>
     <w:p>
       <w:pPr>
         <w:pStyle w:val="Ttulo1"/>
         <w:spacing w:before="280"/>
-      </w:pPr>
-      <w:bookmarkStart w:id="8" w:name="_Toc239950023"/>
+        <w:keepNext/>
+      </w:pPr>
       <w:r>
         <w:t>3.1 Physical hierarchy</w:t>
       </w:r>
-      <w:bookmarkEnd w:id="8"/>
     </w:p>
     <w:tbl>
       <w:tblPr>
         <w:tblStyle w:val="Tablaconcuadrcula"/>
-        <w:tblW w:w="0" w:type="auto"/>
+        <w:tblW w:type="auto" w:w="0"/>
         <w:tblLayout w:type="fixed"/>
-        <w:tblLook w:val="04A0" w:firstRow="1" w:lastRow="0" w:firstColumn="1" w:lastColumn="0" w:noHBand="0" w:noVBand="1"/>
+        <w:tblLook w:firstColumn="1" w:firstRow="1" w:lastColumn="0" w:lastRow="0" w:noHBand="0" w:noVBand="1" w:val="04A0"/>
       </w:tblPr>
       <w:tblGrid>
-        <w:gridCol w:w="2268"/>
-        <w:gridCol w:w="6633"/>
+        <w:gridCol w:w="4252"/>
+        <w:gridCol w:w="4252"/>
       </w:tblGrid>
       <w:tr>
         <w:trPr>
-          <w:tblHeader/>
+          <w:tblHeader w:val="true"/>
         </w:trPr>
         <w:tc>
           <w:tcPr>
-            <w:tcW w:w="2268" w:type="dxa"/>
-            <w:shd w:val="clear" w:color="auto" w:fill="1F4E78"/>
+            <w:tcW w:type="dxa" w:w="2268"/>
+            <w:shd w:fill="1F4E78"/>
+            <w:vAlign w:val="center"/>
             <w:tcMar>
               <w:top w:w="90" w:type="dxa"/>
-              <w:left w:w="110" w:type="dxa"/>
+              <w:start w:w="110" w:type="dxa"/>
               <w:bottom w:w="90" w:type="dxa"/>
-              <w:right w:w="110" w:type="dxa"/>
+              <w:end w:w="110" w:type="dxa"/>
             </w:tcMar>
-            <w:vAlign w:val="center"/>
           </w:tcPr>
           <w:p>
             <w:pPr>
@@ -4231,15 +1233,15 @@
         </w:tc>
         <w:tc>
           <w:tcPr>
-            <w:tcW w:w="6633" w:type="dxa"/>
-            <w:shd w:val="clear" w:color="auto" w:fill="1F4E78"/>
+            <w:tcW w:type="dxa" w:w="6633"/>
+            <w:shd w:fill="1F4E78"/>
+            <w:vAlign w:val="center"/>
             <w:tcMar>
               <w:top w:w="90" w:type="dxa"/>
-              <w:left w:w="110" w:type="dxa"/>
+              <w:start w:w="110" w:type="dxa"/>
               <w:bottom w:w="90" w:type="dxa"/>
-              <w:right w:w="110" w:type="dxa"/>
+              <w:end w:w="110" w:type="dxa"/>
             </w:tcMar>
-            <w:vAlign w:val="center"/>
           </w:tcPr>
           <w:p>
             <w:r>
@@ -4256,18 +1258,18 @@
       <w:tr>
         <w:tc>
           <w:tcPr>
-            <w:tcW w:w="2268" w:type="dxa"/>
+            <w:tcW w:type="dxa" w:w="2268"/>
+            <w:vAlign w:val="center"/>
             <w:tcMar>
               <w:top w:w="90" w:type="dxa"/>
-              <w:left w:w="110" w:type="dxa"/>
+              <w:start w:w="110" w:type="dxa"/>
               <w:bottom w:w="90" w:type="dxa"/>
-              <w:right w:w="110" w:type="dxa"/>
+              <w:end w:w="110" w:type="dxa"/>
             </w:tcMar>
-            <w:vAlign w:val="center"/>
           </w:tcPr>
           <w:p>
             <w:pPr>
-              <w:spacing w:after="0"/>
+              <w:spacing w:after="0" w:line="240" w:lineRule="auto"/>
             </w:pPr>
             <w:r>
               <w:rPr>
@@ -4279,18 +1281,18 @@
         </w:tc>
         <w:tc>
           <w:tcPr>
-            <w:tcW w:w="6633" w:type="dxa"/>
+            <w:tcW w:type="dxa" w:w="6633"/>
+            <w:vAlign w:val="center"/>
             <w:tcMar>
               <w:top w:w="90" w:type="dxa"/>
-              <w:left w:w="110" w:type="dxa"/>
+              <w:start w:w="110" w:type="dxa"/>
               <w:bottom w:w="90" w:type="dxa"/>
-              <w:right w:w="110" w:type="dxa"/>
+              <w:end w:w="110" w:type="dxa"/>
             </w:tcMar>
-            <w:vAlign w:val="center"/>
           </w:tcPr>
           <w:p>
             <w:pPr>
-              <w:spacing w:after="0"/>
+              <w:spacing w:after="0" w:line="240" w:lineRule="auto"/>
             </w:pPr>
             <w:r>
               <w:rPr>
@@ -4304,19 +1306,19 @@
       <w:tr>
         <w:tc>
           <w:tcPr>
-            <w:tcW w:w="2268" w:type="dxa"/>
-            <w:shd w:val="clear" w:color="auto" w:fill="EAF2F8"/>
+            <w:tcW w:type="dxa" w:w="2268"/>
+            <w:vAlign w:val="center"/>
+            <w:shd w:fill="EAF2F8"/>
             <w:tcMar>
               <w:top w:w="90" w:type="dxa"/>
-              <w:left w:w="110" w:type="dxa"/>
+              <w:start w:w="110" w:type="dxa"/>
               <w:bottom w:w="90" w:type="dxa"/>
-              <w:right w:w="110" w:type="dxa"/>
+              <w:end w:w="110" w:type="dxa"/>
             </w:tcMar>
-            <w:vAlign w:val="center"/>
           </w:tcPr>
           <w:p>
             <w:pPr>
-              <w:spacing w:after="0"/>
+              <w:spacing w:after="0" w:line="240" w:lineRule="auto"/>
             </w:pPr>
             <w:r>
               <w:rPr>
@@ -4328,19 +1330,19 @@
         </w:tc>
         <w:tc>
           <w:tcPr>
-            <w:tcW w:w="6633" w:type="dxa"/>
-            <w:shd w:val="clear" w:color="auto" w:fill="EAF2F8"/>
+            <w:tcW w:type="dxa" w:w="6633"/>
+            <w:vAlign w:val="center"/>
+            <w:shd w:fill="EAF2F8"/>
             <w:tcMar>
               <w:top w:w="90" w:type="dxa"/>
-              <w:left w:w="110" w:type="dxa"/>
+              <w:start w:w="110" w:type="dxa"/>
               <w:bottom w:w="90" w:type="dxa"/>
-              <w:right w:w="110" w:type="dxa"/>
+              <w:end w:w="110" w:type="dxa"/>
             </w:tcMar>
-            <w:vAlign w:val="center"/>
           </w:tcPr>
           <w:p>
             <w:pPr>
-              <w:spacing w:after="0"/>
+              <w:spacing w:after="0" w:line="240" w:lineRule="auto"/>
             </w:pPr>
             <w:r>
               <w:rPr>
@@ -4354,18 +1356,18 @@
       <w:tr>
         <w:tc>
           <w:tcPr>
-            <w:tcW w:w="2268" w:type="dxa"/>
+            <w:tcW w:type="dxa" w:w="2268"/>
+            <w:vAlign w:val="center"/>
             <w:tcMar>
               <w:top w:w="90" w:type="dxa"/>
-              <w:left w:w="110" w:type="dxa"/>
+              <w:start w:w="110" w:type="dxa"/>
               <w:bottom w:w="90" w:type="dxa"/>
-              <w:right w:w="110" w:type="dxa"/>
+              <w:end w:w="110" w:type="dxa"/>
             </w:tcMar>
-            <w:vAlign w:val="center"/>
           </w:tcPr>
           <w:p>
             <w:pPr>
-              <w:spacing w:after="0"/>
+              <w:spacing w:after="0" w:line="240" w:lineRule="auto"/>
             </w:pPr>
             <w:r>
               <w:rPr>
@@ -4377,18 +1379,18 @@
         </w:tc>
         <w:tc>
           <w:tcPr>
-            <w:tcW w:w="6633" w:type="dxa"/>
+            <w:tcW w:type="dxa" w:w="6633"/>
+            <w:vAlign w:val="center"/>
             <w:tcMar>
               <w:top w:w="90" w:type="dxa"/>
-              <w:left w:w="110" w:type="dxa"/>
+              <w:start w:w="110" w:type="dxa"/>
               <w:bottom w:w="90" w:type="dxa"/>
-              <w:right w:w="110" w:type="dxa"/>
+              <w:end w:w="110" w:type="dxa"/>
             </w:tcMar>
-            <w:vAlign w:val="center"/>
           </w:tcPr>
           <w:p>
             <w:pPr>
-              <w:spacing w:after="0"/>
+              <w:spacing w:after="0" w:line="240" w:lineRule="auto"/>
             </w:pPr>
             <w:r>
               <w:rPr>
@@ -4402,19 +1404,19 @@
       <w:tr>
         <w:tc>
           <w:tcPr>
-            <w:tcW w:w="2268" w:type="dxa"/>
-            <w:shd w:val="clear" w:color="auto" w:fill="EAF2F8"/>
+            <w:tcW w:type="dxa" w:w="2268"/>
+            <w:vAlign w:val="center"/>
+            <w:shd w:fill="EAF2F8"/>
             <w:tcMar>
               <w:top w:w="90" w:type="dxa"/>
-              <w:left w:w="110" w:type="dxa"/>
+              <w:start w:w="110" w:type="dxa"/>
               <w:bottom w:w="90" w:type="dxa"/>
-              <w:right w:w="110" w:type="dxa"/>
+              <w:end w:w="110" w:type="dxa"/>
             </w:tcMar>
-            <w:vAlign w:val="center"/>
           </w:tcPr>
           <w:p>
             <w:pPr>
-              <w:spacing w:after="0"/>
+              <w:spacing w:after="0" w:line="240" w:lineRule="auto"/>
             </w:pPr>
             <w:r>
               <w:rPr>
@@ -4426,19 +1428,19 @@
         </w:tc>
         <w:tc>
           <w:tcPr>
-            <w:tcW w:w="6633" w:type="dxa"/>
-            <w:shd w:val="clear" w:color="auto" w:fill="EAF2F8"/>
+            <w:tcW w:type="dxa" w:w="6633"/>
+            <w:vAlign w:val="center"/>
+            <w:shd w:fill="EAF2F8"/>
             <w:tcMar>
               <w:top w:w="90" w:type="dxa"/>
-              <w:left w:w="110" w:type="dxa"/>
+              <w:start w:w="110" w:type="dxa"/>
               <w:bottom w:w="90" w:type="dxa"/>
-              <w:right w:w="110" w:type="dxa"/>
+              <w:end w:w="110" w:type="dxa"/>
             </w:tcMar>
-            <w:vAlign w:val="center"/>
           </w:tcPr>
           <w:p>
             <w:pPr>
-              <w:spacing w:after="0"/>
+              <w:spacing w:after="0" w:line="240" w:lineRule="auto"/>
             </w:pPr>
             <w:r>
               <w:rPr>
@@ -4452,18 +1454,18 @@
       <w:tr>
         <w:tc>
           <w:tcPr>
-            <w:tcW w:w="2268" w:type="dxa"/>
+            <w:tcW w:type="dxa" w:w="2268"/>
+            <w:vAlign w:val="center"/>
             <w:tcMar>
               <w:top w:w="90" w:type="dxa"/>
-              <w:left w:w="110" w:type="dxa"/>
+              <w:start w:w="110" w:type="dxa"/>
               <w:bottom w:w="90" w:type="dxa"/>
-              <w:right w:w="110" w:type="dxa"/>
+              <w:end w:w="110" w:type="dxa"/>
             </w:tcMar>
-            <w:vAlign w:val="center"/>
           </w:tcPr>
           <w:p>
             <w:pPr>
-              <w:spacing w:after="0"/>
+              <w:spacing w:after="0" w:line="240" w:lineRule="auto"/>
             </w:pPr>
             <w:r>
               <w:rPr>
@@ -4475,18 +1477,18 @@
         </w:tc>
         <w:tc>
           <w:tcPr>
-            <w:tcW w:w="6633" w:type="dxa"/>
+            <w:tcW w:type="dxa" w:w="6633"/>
+            <w:vAlign w:val="center"/>
             <w:tcMar>
               <w:top w:w="90" w:type="dxa"/>
-              <w:left w:w="110" w:type="dxa"/>
+              <w:start w:w="110" w:type="dxa"/>
               <w:bottom w:w="90" w:type="dxa"/>
-              <w:right w:w="110" w:type="dxa"/>
+              <w:end w:w="110" w:type="dxa"/>
             </w:tcMar>
-            <w:vAlign w:val="center"/>
           </w:tcPr>
           <w:p>
             <w:pPr>
-              <w:spacing w:after="0"/>
+              <w:spacing w:after="0" w:line="240" w:lineRule="auto"/>
             </w:pPr>
             <w:r>
               <w:rPr>
@@ -4502,12 +1504,11 @@
       <w:pPr>
         <w:pStyle w:val="Ttulo1"/>
         <w:spacing w:before="280"/>
-      </w:pPr>
-      <w:bookmarkStart w:id="9" w:name="_Toc239950024"/>
+        <w:keepNext/>
+      </w:pPr>
       <w:r>
         <w:t>3.2 Timing rules</w:t>
       </w:r>
-      <w:bookmarkEnd w:id="9"/>
     </w:p>
     <w:p>
       <w:pPr>
@@ -4584,25 +1585,26 @@
     <w:p>
       <w:pPr>
         <w:pStyle w:val="Ttulo"/>
-      </w:pPr>
-      <w:bookmarkStart w:id="10" w:name="_Toc239950025"/>
+        <w:keepNext/>
+      </w:pPr>
       <w:r>
         <w:t>4. Common framework records</w:t>
       </w:r>
-      <w:bookmarkEnd w:id="10"/>
     </w:p>
     <w:p>
       <w:pPr>
         <w:pStyle w:val="Ttulo1"/>
         <w:spacing w:before="280"/>
-      </w:pPr>
-      <w:bookmarkStart w:id="11" w:name="_Toc239950026"/>
+        <w:keepNext/>
+      </w:pPr>
       <w:r>
         <w:t>CPU — Info Cycle</w:t>
       </w:r>
-      <w:bookmarkEnd w:id="11"/>
-    </w:p>
-    <w:p>
+    </w:p>
+    <w:p>
+      <w:pPr>
+        <w:spacing w:after="120"/>
+      </w:pPr>
       <w:r>
         <w:rPr>
           <w:b/>
@@ -4614,6 +1616,9 @@
       </w:r>
     </w:p>
     <w:p>
+      <w:pPr>
+        <w:spacing w:after="120"/>
+      </w:pPr>
       <w:r>
         <w:rPr>
           <w:b/>
@@ -4625,6 +1630,9 @@
       </w:r>
     </w:p>
     <w:p>
+      <w:pPr>
+        <w:spacing w:after="120"/>
+      </w:pPr>
       <w:r>
         <w:rPr>
           <w:b/>
@@ -4636,6 +1644,9 @@
       </w:r>
     </w:p>
     <w:p>
+      <w:pPr>
+        <w:spacing w:after="120"/>
+      </w:pPr>
       <w:r>
         <w:rPr>
           <w:b/>
@@ -4647,6 +1658,9 @@
       </w:r>
     </w:p>
     <w:p>
+      <w:pPr>
+        <w:spacing w:after="120"/>
+      </w:pPr>
       <w:r>
         <w:rPr>
           <w:b/>
@@ -4661,14 +1675,16 @@
       <w:pPr>
         <w:pStyle w:val="Ttulo1"/>
         <w:spacing w:before="280"/>
-      </w:pPr>
-      <w:bookmarkStart w:id="12" w:name="_Toc239950027"/>
+        <w:keepNext/>
+      </w:pPr>
       <w:r>
         <w:t>CPU — Transaction about to execute</w:t>
       </w:r>
-      <w:bookmarkEnd w:id="12"/>
-    </w:p>
-    <w:p>
+    </w:p>
+    <w:p>
+      <w:pPr>
+        <w:spacing w:after="120"/>
+      </w:pPr>
       <w:r>
         <w:rPr>
           <w:b/>
@@ -4680,6 +1696,9 @@
       </w:r>
     </w:p>
     <w:p>
+      <w:pPr>
+        <w:spacing w:after="120"/>
+      </w:pPr>
       <w:r>
         <w:rPr>
           <w:b/>
@@ -4691,6 +1710,9 @@
       </w:r>
     </w:p>
     <w:p>
+      <w:pPr>
+        <w:spacing w:after="120"/>
+      </w:pPr>
       <w:r>
         <w:rPr>
           <w:b/>
@@ -4702,6 +1724,9 @@
       </w:r>
     </w:p>
     <w:p>
+      <w:pPr>
+        <w:spacing w:after="120"/>
+      </w:pPr>
       <w:r>
         <w:rPr>
           <w:b/>
@@ -4713,6 +1738,9 @@
       </w:r>
     </w:p>
     <w:p>
+      <w:pPr>
+        <w:spacing w:after="120"/>
+      </w:pPr>
       <w:r>
         <w:rPr>
           <w:b/>
@@ -4727,14 +1755,16 @@
       <w:pPr>
         <w:pStyle w:val="Ttulo1"/>
         <w:spacing w:before="280"/>
-      </w:pPr>
-      <w:bookmarkStart w:id="13" w:name="_Toc239950028"/>
+        <w:keepNext/>
+      </w:pPr>
       <w:r>
         <w:t>CPU — Executed instruction</w:t>
       </w:r>
-      <w:bookmarkEnd w:id="13"/>
-    </w:p>
-    <w:p>
+    </w:p>
+    <w:p>
+      <w:pPr>
+        <w:spacing w:after="120"/>
+      </w:pPr>
       <w:r>
         <w:rPr>
           <w:b/>
@@ -4746,6 +1776,9 @@
       </w:r>
     </w:p>
     <w:p>
+      <w:pPr>
+        <w:spacing w:after="120"/>
+      </w:pPr>
       <w:r>
         <w:rPr>
           <w:b/>
@@ -4757,6 +1790,9 @@
       </w:r>
     </w:p>
     <w:p>
+      <w:pPr>
+        <w:spacing w:after="120"/>
+      </w:pPr>
       <w:r>
         <w:rPr>
           <w:b/>
@@ -4768,6 +1804,9 @@
       </w:r>
     </w:p>
     <w:p>
+      <w:pPr>
+        <w:spacing w:after="120"/>
+      </w:pPr>
       <w:r>
         <w:rPr>
           <w:b/>
@@ -4779,6 +1818,9 @@
       </w:r>
     </w:p>
     <w:p>
+      <w:pPr>
+        <w:spacing w:after="120"/>
+      </w:pPr>
       <w:r>
         <w:rPr>
           <w:b/>
@@ -4793,14 +1835,16 @@
       <w:pPr>
         <w:pStyle w:val="Ttulo1"/>
         <w:spacing w:before="280"/>
-      </w:pPr>
-      <w:bookmarkStart w:id="14" w:name="_Toc239950029"/>
+        <w:keepNext/>
+      </w:pPr>
       <w:r>
         <w:t>CPU — Stop</w:t>
       </w:r>
-      <w:bookmarkEnd w:id="14"/>
-    </w:p>
-    <w:p>
+    </w:p>
+    <w:p>
+      <w:pPr>
+        <w:spacing w:after="120"/>
+      </w:pPr>
       <w:r>
         <w:rPr>
           <w:b/>
@@ -4812,6 +1856,9 @@
       </w:r>
     </w:p>
     <w:p>
+      <w:pPr>
+        <w:spacing w:after="120"/>
+      </w:pPr>
       <w:r>
         <w:rPr>
           <w:b/>
@@ -4823,6 +1870,9 @@
       </w:r>
     </w:p>
     <w:p>
+      <w:pPr>
+        <w:spacing w:after="120"/>
+      </w:pPr>
       <w:r>
         <w:rPr>
           <w:b/>
@@ -4834,6 +1884,9 @@
       </w:r>
     </w:p>
     <w:p>
+      <w:pPr>
+        <w:spacing w:after="120"/>
+      </w:pPr>
       <w:r>
         <w:rPr>
           <w:b/>
@@ -4845,6 +1898,9 @@
       </w:r>
     </w:p>
     <w:p>
+      <w:pPr>
+        <w:spacing w:after="120"/>
+      </w:pPr>
       <w:r>
         <w:rPr>
           <w:b/>
@@ -4859,14 +1915,16 @@
       <w:pPr>
         <w:pStyle w:val="Ttulo1"/>
         <w:spacing w:before="280"/>
-      </w:pPr>
-      <w:bookmarkStart w:id="15" w:name="_Toc239950030"/>
+        <w:keepNext/>
+      </w:pPr>
       <w:r>
         <w:t>CPU — Interrupts</w:t>
       </w:r>
-      <w:bookmarkEnd w:id="15"/>
-    </w:p>
-    <w:p>
+    </w:p>
+    <w:p>
+      <w:pPr>
+        <w:spacing w:after="120"/>
+      </w:pPr>
       <w:r>
         <w:rPr>
           <w:b/>
@@ -4878,6 +1936,9 @@
       </w:r>
     </w:p>
     <w:p>
+      <w:pPr>
+        <w:spacing w:after="120"/>
+      </w:pPr>
       <w:r>
         <w:rPr>
           <w:b/>
@@ -4889,6 +1950,9 @@
       </w:r>
     </w:p>
     <w:p>
+      <w:pPr>
+        <w:spacing w:after="120"/>
+      </w:pPr>
       <w:r>
         <w:rPr>
           <w:b/>
@@ -4900,6 +1964,9 @@
       </w:r>
     </w:p>
     <w:p>
+      <w:pPr>
+        <w:spacing w:after="120"/>
+      </w:pPr>
       <w:r>
         <w:rPr>
           <w:b/>
@@ -4911,6 +1978,9 @@
       </w:r>
     </w:p>
     <w:p>
+      <w:pPr>
+        <w:spacing w:after="120"/>
+      </w:pPr>
       <w:r>
         <w:rPr>
           <w:b/>
@@ -4925,14 +1995,16 @@
       <w:pPr>
         <w:pStyle w:val="Ttulo1"/>
         <w:spacing w:before="280"/>
-      </w:pPr>
-      <w:bookmarkStart w:id="16" w:name="_Toc239950031"/>
+        <w:keepNext/>
+      </w:pPr>
       <w:r>
         <w:t>Memory — Applied Set</w:t>
       </w:r>
-      <w:bookmarkEnd w:id="16"/>
-    </w:p>
-    <w:p>
+    </w:p>
+    <w:p>
+      <w:pPr>
+        <w:spacing w:after="120"/>
+      </w:pPr>
       <w:r>
         <w:rPr>
           <w:b/>
@@ -4944,6 +2016,9 @@
       </w:r>
     </w:p>
     <w:p>
+      <w:pPr>
+        <w:spacing w:after="120"/>
+      </w:pPr>
       <w:r>
         <w:rPr>
           <w:b/>
@@ -4955,6 +2030,9 @@
       </w:r>
     </w:p>
     <w:p>
+      <w:pPr>
+        <w:spacing w:after="120"/>
+      </w:pPr>
       <w:r>
         <w:rPr>
           <w:b/>
@@ -4966,6 +2044,9 @@
       </w:r>
     </w:p>
     <w:p>
+      <w:pPr>
+        <w:spacing w:after="120"/>
+      </w:pPr>
       <w:r>
         <w:rPr>
           <w:b/>
@@ -4977,6 +2058,9 @@
       </w:r>
     </w:p>
     <w:p>
+      <w:pPr>
+        <w:spacing w:after="120"/>
+      </w:pPr>
       <w:r>
         <w:rPr>
           <w:b/>
@@ -4990,51 +2074,49 @@
     <w:p>
       <w:pPr>
         <w:pStyle w:val="Ttulo"/>
-      </w:pPr>
-      <w:bookmarkStart w:id="17" w:name="_Toc239950032"/>
+        <w:keepNext/>
+      </w:pPr>
       <w:r>
         <w:t>5. Machine-specific components</w:t>
       </w:r>
-      <w:bookmarkEnd w:id="17"/>
     </w:p>
     <w:p>
       <w:pPr>
         <w:pStyle w:val="Ttulo1"/>
         <w:spacing w:before="280"/>
-      </w:pPr>
-      <w:bookmarkStart w:id="18" w:name="_Toc239950033"/>
+        <w:keepNext/>
+      </w:pPr>
       <w:r>
         <w:t>5.1 Selectable inventory</w:t>
       </w:r>
-      <w:bookmarkEnd w:id="18"/>
     </w:p>
     <w:tbl>
       <w:tblPr>
         <w:tblStyle w:val="Tablaconcuadrcula"/>
-        <w:tblW w:w="0" w:type="auto"/>
+        <w:tblW w:type="auto" w:w="0"/>
         <w:tblLayout w:type="fixed"/>
-        <w:tblLook w:val="04A0" w:firstRow="1" w:lastRow="0" w:firstColumn="1" w:lastColumn="0" w:noHBand="0" w:noVBand="1"/>
+        <w:tblLook w:firstColumn="1" w:firstRow="1" w:lastColumn="0" w:lastRow="0" w:noHBand="0" w:noVBand="1" w:val="04A0"/>
       </w:tblPr>
       <w:tblGrid>
-        <w:gridCol w:w="1134"/>
-        <w:gridCol w:w="2381"/>
-        <w:gridCol w:w="5386"/>
+        <w:gridCol w:w="2835"/>
+        <w:gridCol w:w="2835"/>
+        <w:gridCol w:w="2835"/>
       </w:tblGrid>
       <w:tr>
         <w:trPr>
-          <w:tblHeader/>
+          <w:tblHeader w:val="true"/>
         </w:trPr>
         <w:tc>
           <w:tcPr>
-            <w:tcW w:w="1134" w:type="dxa"/>
-            <w:shd w:val="clear" w:color="auto" w:fill="1F4E78"/>
+            <w:tcW w:type="dxa" w:w="1134"/>
+            <w:shd w:fill="1F4E78"/>
+            <w:vAlign w:val="center"/>
             <w:tcMar>
               <w:top w:w="90" w:type="dxa"/>
-              <w:left w:w="110" w:type="dxa"/>
+              <w:start w:w="110" w:type="dxa"/>
               <w:bottom w:w="90" w:type="dxa"/>
-              <w:right w:w="110" w:type="dxa"/>
+              <w:end w:w="110" w:type="dxa"/>
             </w:tcMar>
-            <w:vAlign w:val="center"/>
           </w:tcPr>
           <w:p>
             <w:pPr>
@@ -5052,15 +2134,15 @@
         </w:tc>
         <w:tc>
           <w:tcPr>
-            <w:tcW w:w="2381" w:type="dxa"/>
-            <w:shd w:val="clear" w:color="auto" w:fill="1F4E78"/>
+            <w:tcW w:type="dxa" w:w="2381"/>
+            <w:shd w:fill="1F4E78"/>
+            <w:vAlign w:val="center"/>
             <w:tcMar>
               <w:top w:w="90" w:type="dxa"/>
-              <w:left w:w="110" w:type="dxa"/>
+              <w:start w:w="110" w:type="dxa"/>
               <w:bottom w:w="90" w:type="dxa"/>
-              <w:right w:w="110" w:type="dxa"/>
+              <w:end w:w="110" w:type="dxa"/>
             </w:tcMar>
-            <w:vAlign w:val="center"/>
           </w:tcPr>
           <w:p>
             <w:r>
@@ -5075,15 +2157,15 @@
         </w:tc>
         <w:tc>
           <w:tcPr>
-            <w:tcW w:w="5386" w:type="dxa"/>
-            <w:shd w:val="clear" w:color="auto" w:fill="1F4E78"/>
+            <w:tcW w:type="dxa" w:w="5386"/>
+            <w:shd w:fill="1F4E78"/>
+            <w:vAlign w:val="center"/>
             <w:tcMar>
               <w:top w:w="90" w:type="dxa"/>
-              <w:left w:w="110" w:type="dxa"/>
+              <w:start w:w="110" w:type="dxa"/>
               <w:bottom w:w="90" w:type="dxa"/>
-              <w:right w:w="110" w:type="dxa"/>
+              <w:end w:w="110" w:type="dxa"/>
             </w:tcMar>
-            <w:vAlign w:val="center"/>
           </w:tcPr>
           <w:p>
             <w:r>
@@ -5100,18 +2182,18 @@
       <w:tr>
         <w:tc>
           <w:tcPr>
-            <w:tcW w:w="1134" w:type="dxa"/>
+            <w:tcW w:type="dxa" w:w="1134"/>
+            <w:vAlign w:val="center"/>
             <w:tcMar>
               <w:top w:w="90" w:type="dxa"/>
-              <w:left w:w="110" w:type="dxa"/>
+              <w:start w:w="110" w:type="dxa"/>
               <w:bottom w:w="90" w:type="dxa"/>
-              <w:right w:w="110" w:type="dxa"/>
+              <w:end w:w="110" w:type="dxa"/>
             </w:tcMar>
-            <w:vAlign w:val="center"/>
           </w:tcPr>
           <w:p>
             <w:pPr>
-              <w:spacing w:after="0"/>
+              <w:spacing w:after="0" w:line="240" w:lineRule="auto"/>
             </w:pPr>
             <w:r>
               <w:rPr>
@@ -5123,18 +2205,18 @@
         </w:tc>
         <w:tc>
           <w:tcPr>
-            <w:tcW w:w="2381" w:type="dxa"/>
+            <w:tcW w:type="dxa" w:w="2381"/>
+            <w:vAlign w:val="center"/>
             <w:tcMar>
               <w:top w:w="90" w:type="dxa"/>
-              <w:left w:w="110" w:type="dxa"/>
+              <w:start w:w="110" w:type="dxa"/>
               <w:bottom w:w="90" w:type="dxa"/>
-              <w:right w:w="110" w:type="dxa"/>
+              <w:end w:w="110" w:type="dxa"/>
             </w:tcMar>
-            <w:vAlign w:val="center"/>
           </w:tcPr>
           <w:p>
             <w:pPr>
-              <w:spacing w:after="0"/>
+              <w:spacing w:after="0" w:line="240" w:lineRule="auto"/>
             </w:pPr>
             <w:r>
               <w:rPr>
@@ -5146,18 +2228,18 @@
         </w:tc>
         <w:tc>
           <w:tcPr>
-            <w:tcW w:w="5386" w:type="dxa"/>
+            <w:tcW w:type="dxa" w:w="5386"/>
+            <w:vAlign w:val="center"/>
             <w:tcMar>
               <w:top w:w="90" w:type="dxa"/>
-              <w:left w:w="110" w:type="dxa"/>
+              <w:start w:w="110" w:type="dxa"/>
               <w:bottom w:w="90" w:type="dxa"/>
-              <w:right w:w="110" w:type="dxa"/>
+              <w:end w:w="110" w:type="dxa"/>
             </w:tcMar>
-            <w:vAlign w:val="center"/>
           </w:tcPr>
           <w:p>
             <w:pPr>
-              <w:spacing w:after="0"/>
+              <w:spacing w:after="0" w:line="240" w:lineRule="auto"/>
             </w:pPr>
             <w:r>
               <w:rPr>
@@ -5171,19 +2253,19 @@
       <w:tr>
         <w:tc>
           <w:tcPr>
-            <w:tcW w:w="1134" w:type="dxa"/>
-            <w:shd w:val="clear" w:color="auto" w:fill="EAF2F8"/>
+            <w:tcW w:type="dxa" w:w="1134"/>
+            <w:vAlign w:val="center"/>
+            <w:shd w:fill="EAF2F8"/>
             <w:tcMar>
               <w:top w:w="90" w:type="dxa"/>
-              <w:left w:w="110" w:type="dxa"/>
+              <w:start w:w="110" w:type="dxa"/>
               <w:bottom w:w="90" w:type="dxa"/>
-              <w:right w:w="110" w:type="dxa"/>
+              <w:end w:w="110" w:type="dxa"/>
             </w:tcMar>
-            <w:vAlign w:val="center"/>
           </w:tcPr>
           <w:p>
             <w:pPr>
-              <w:spacing w:after="0"/>
+              <w:spacing w:after="0" w:line="240" w:lineRule="auto"/>
             </w:pPr>
             <w:r>
               <w:rPr>
@@ -5195,19 +2277,19 @@
         </w:tc>
         <w:tc>
           <w:tcPr>
-            <w:tcW w:w="2381" w:type="dxa"/>
-            <w:shd w:val="clear" w:color="auto" w:fill="EAF2F8"/>
+            <w:tcW w:type="dxa" w:w="2381"/>
+            <w:vAlign w:val="center"/>
+            <w:shd w:fill="EAF2F8"/>
             <w:tcMar>
               <w:top w:w="90" w:type="dxa"/>
-              <w:left w:w="110" w:type="dxa"/>
+              <w:start w:w="110" w:type="dxa"/>
               <w:bottom w:w="90" w:type="dxa"/>
-              <w:right w:w="110" w:type="dxa"/>
+              <w:end w:w="110" w:type="dxa"/>
             </w:tcMar>
-            <w:vAlign w:val="center"/>
           </w:tcPr>
           <w:p>
             <w:pPr>
-              <w:spacing w:after="0"/>
+              <w:spacing w:after="0" w:line="240" w:lineRule="auto"/>
             </w:pPr>
             <w:r>
               <w:rPr>
@@ -5219,19 +2301,19 @@
         </w:tc>
         <w:tc>
           <w:tcPr>
-            <w:tcW w:w="5386" w:type="dxa"/>
-            <w:shd w:val="clear" w:color="auto" w:fill="EAF2F8"/>
+            <w:tcW w:type="dxa" w:w="5386"/>
+            <w:vAlign w:val="center"/>
+            <w:shd w:fill="EAF2F8"/>
             <w:tcMar>
               <w:top w:w="90" w:type="dxa"/>
-              <w:left w:w="110" w:type="dxa"/>
+              <w:start w:w="110" w:type="dxa"/>
               <w:bottom w:w="90" w:type="dxa"/>
-              <w:right w:w="110" w:type="dxa"/>
+              <w:end w:w="110" w:type="dxa"/>
             </w:tcMar>
-            <w:vAlign w:val="center"/>
           </w:tcPr>
           <w:p>
             <w:pPr>
-              <w:spacing w:after="0"/>
+              <w:spacing w:after="0" w:line="240" w:lineRule="auto"/>
             </w:pPr>
             <w:r>
               <w:rPr>
@@ -5245,18 +2327,18 @@
       <w:tr>
         <w:tc>
           <w:tcPr>
-            <w:tcW w:w="1134" w:type="dxa"/>
+            <w:tcW w:type="dxa" w:w="1134"/>
+            <w:vAlign w:val="center"/>
             <w:tcMar>
               <w:top w:w="90" w:type="dxa"/>
-              <w:left w:w="110" w:type="dxa"/>
+              <w:start w:w="110" w:type="dxa"/>
               <w:bottom w:w="90" w:type="dxa"/>
-              <w:right w:w="110" w:type="dxa"/>
+              <w:end w:w="110" w:type="dxa"/>
             </w:tcMar>
-            <w:vAlign w:val="center"/>
           </w:tcPr>
           <w:p>
             <w:pPr>
-              <w:spacing w:after="0"/>
+              <w:spacing w:after="0" w:line="240" w:lineRule="auto"/>
             </w:pPr>
             <w:r>
               <w:rPr>
@@ -5268,18 +2350,18 @@
         </w:tc>
         <w:tc>
           <w:tcPr>
-            <w:tcW w:w="2381" w:type="dxa"/>
+            <w:tcW w:type="dxa" w:w="2381"/>
+            <w:vAlign w:val="center"/>
             <w:tcMar>
               <w:top w:w="90" w:type="dxa"/>
-              <w:left w:w="110" w:type="dxa"/>
+              <w:start w:w="110" w:type="dxa"/>
               <w:bottom w:w="90" w:type="dxa"/>
-              <w:right w:w="110" w:type="dxa"/>
+              <w:end w:w="110" w:type="dxa"/>
             </w:tcMar>
-            <w:vAlign w:val="center"/>
           </w:tcPr>
           <w:p>
             <w:pPr>
-              <w:spacing w:after="0"/>
+              <w:spacing w:after="0" w:line="240" w:lineRule="auto"/>
             </w:pPr>
             <w:r>
               <w:rPr>
@@ -5291,18 +2373,18 @@
         </w:tc>
         <w:tc>
           <w:tcPr>
-            <w:tcW w:w="5386" w:type="dxa"/>
+            <w:tcW w:type="dxa" w:w="5386"/>
+            <w:vAlign w:val="center"/>
             <w:tcMar>
               <w:top w:w="90" w:type="dxa"/>
-              <w:left w:w="110" w:type="dxa"/>
+              <w:start w:w="110" w:type="dxa"/>
               <w:bottom w:w="90" w:type="dxa"/>
-              <w:right w:w="110" w:type="dxa"/>
+              <w:end w:w="110" w:type="dxa"/>
             </w:tcMar>
-            <w:vAlign w:val="center"/>
           </w:tcPr>
           <w:p>
             <w:pPr>
-              <w:spacing w:after="0"/>
+              <w:spacing w:after="0" w:line="240" w:lineRule="auto"/>
             </w:pPr>
             <w:r>
               <w:rPr>
@@ -5316,19 +2398,19 @@
       <w:tr>
         <w:tc>
           <w:tcPr>
-            <w:tcW w:w="1134" w:type="dxa"/>
-            <w:shd w:val="clear" w:color="auto" w:fill="EAF2F8"/>
+            <w:tcW w:type="dxa" w:w="1134"/>
+            <w:vAlign w:val="center"/>
+            <w:shd w:fill="EAF2F8"/>
             <w:tcMar>
               <w:top w:w="90" w:type="dxa"/>
-              <w:left w:w="110" w:type="dxa"/>
+              <w:start w:w="110" w:type="dxa"/>
               <w:bottom w:w="90" w:type="dxa"/>
-              <w:right w:w="110" w:type="dxa"/>
+              <w:end w:w="110" w:type="dxa"/>
             </w:tcMar>
-            <w:vAlign w:val="center"/>
           </w:tcPr>
           <w:p>
             <w:pPr>
-              <w:spacing w:after="0"/>
+              <w:spacing w:after="0" w:line="240" w:lineRule="auto"/>
             </w:pPr>
             <w:r>
               <w:rPr>
@@ -5340,19 +2422,19 @@
         </w:tc>
         <w:tc>
           <w:tcPr>
-            <w:tcW w:w="2381" w:type="dxa"/>
-            <w:shd w:val="clear" w:color="auto" w:fill="EAF2F8"/>
+            <w:tcW w:type="dxa" w:w="2381"/>
+            <w:vAlign w:val="center"/>
+            <w:shd w:fill="EAF2F8"/>
             <w:tcMar>
               <w:top w:w="90" w:type="dxa"/>
-              <w:left w:w="110" w:type="dxa"/>
+              <w:start w:w="110" w:type="dxa"/>
               <w:bottom w:w="90" w:type="dxa"/>
-              <w:right w:w="110" w:type="dxa"/>
+              <w:end w:w="110" w:type="dxa"/>
             </w:tcMar>
-            <w:vAlign w:val="center"/>
           </w:tcPr>
           <w:p>
             <w:pPr>
-              <w:spacing w:after="0"/>
+              <w:spacing w:after="0" w:line="240" w:lineRule="auto"/>
             </w:pPr>
             <w:r>
               <w:rPr>
@@ -5364,19 +2446,19 @@
         </w:tc>
         <w:tc>
           <w:tcPr>
-            <w:tcW w:w="5386" w:type="dxa"/>
-            <w:shd w:val="clear" w:color="auto" w:fill="EAF2F8"/>
+            <w:tcW w:type="dxa" w:w="5386"/>
+            <w:vAlign w:val="center"/>
+            <w:shd w:fill="EAF2F8"/>
             <w:tcMar>
               <w:top w:w="90" w:type="dxa"/>
-              <w:left w:w="110" w:type="dxa"/>
+              <w:start w:w="110" w:type="dxa"/>
               <w:bottom w:w="90" w:type="dxa"/>
-              <w:right w:w="110" w:type="dxa"/>
+              <w:end w:w="110" w:type="dxa"/>
             </w:tcMar>
-            <w:vAlign w:val="center"/>
           </w:tcPr>
           <w:p>
             <w:pPr>
-              <w:spacing w:after="0"/>
+              <w:spacing w:after="0" w:line="240" w:lineRule="auto"/>
             </w:pPr>
             <w:r>
               <w:rPr>
@@ -5390,18 +2472,18 @@
       <w:tr>
         <w:tc>
           <w:tcPr>
-            <w:tcW w:w="1134" w:type="dxa"/>
+            <w:tcW w:type="dxa" w:w="1134"/>
+            <w:vAlign w:val="center"/>
             <w:tcMar>
               <w:top w:w="90" w:type="dxa"/>
-              <w:left w:w="110" w:type="dxa"/>
+              <w:start w:w="110" w:type="dxa"/>
               <w:bottom w:w="90" w:type="dxa"/>
-              <w:right w:w="110" w:type="dxa"/>
+              <w:end w:w="110" w:type="dxa"/>
             </w:tcMar>
-            <w:vAlign w:val="center"/>
           </w:tcPr>
           <w:p>
             <w:pPr>
-              <w:spacing w:after="0"/>
+              <w:spacing w:after="0" w:line="240" w:lineRule="auto"/>
             </w:pPr>
             <w:r>
               <w:rPr>
@@ -5413,18 +2495,18 @@
         </w:tc>
         <w:tc>
           <w:tcPr>
-            <w:tcW w:w="2381" w:type="dxa"/>
+            <w:tcW w:type="dxa" w:w="2381"/>
+            <w:vAlign w:val="center"/>
             <w:tcMar>
               <w:top w:w="90" w:type="dxa"/>
-              <w:left w:w="110" w:type="dxa"/>
+              <w:start w:w="110" w:type="dxa"/>
               <w:bottom w:w="90" w:type="dxa"/>
-              <w:right w:w="110" w:type="dxa"/>
+              <w:end w:w="110" w:type="dxa"/>
             </w:tcMar>
-            <w:vAlign w:val="center"/>
           </w:tcPr>
           <w:p>
             <w:pPr>
-              <w:spacing w:after="0"/>
+              <w:spacing w:after="0" w:line="240" w:lineRule="auto"/>
             </w:pPr>
             <w:r>
               <w:rPr>
@@ -5436,18 +2518,18 @@
         </w:tc>
         <w:tc>
           <w:tcPr>
-            <w:tcW w:w="5386" w:type="dxa"/>
+            <w:tcW w:type="dxa" w:w="5386"/>
+            <w:vAlign w:val="center"/>
             <w:tcMar>
               <w:top w:w="90" w:type="dxa"/>
-              <w:left w:w="110" w:type="dxa"/>
+              <w:start w:w="110" w:type="dxa"/>
               <w:bottom w:w="90" w:type="dxa"/>
-              <w:right w:w="110" w:type="dxa"/>
+              <w:end w:w="110" w:type="dxa"/>
             </w:tcMar>
-            <w:vAlign w:val="center"/>
           </w:tcPr>
           <w:p>
             <w:pPr>
-              <w:spacing w:after="0"/>
+              <w:spacing w:after="0" w:line="240" w:lineRule="auto"/>
             </w:pPr>
             <w:r>
               <w:rPr>
@@ -5461,19 +2543,19 @@
       <w:tr>
         <w:tc>
           <w:tcPr>
-            <w:tcW w:w="1134" w:type="dxa"/>
-            <w:shd w:val="clear" w:color="auto" w:fill="EAF2F8"/>
+            <w:tcW w:type="dxa" w:w="1134"/>
+            <w:vAlign w:val="center"/>
+            <w:shd w:fill="EAF2F8"/>
             <w:tcMar>
               <w:top w:w="90" w:type="dxa"/>
-              <w:left w:w="110" w:type="dxa"/>
+              <w:start w:w="110" w:type="dxa"/>
               <w:bottom w:w="90" w:type="dxa"/>
-              <w:right w:w="110" w:type="dxa"/>
+              <w:end w:w="110" w:type="dxa"/>
             </w:tcMar>
-            <w:vAlign w:val="center"/>
           </w:tcPr>
           <w:p>
             <w:pPr>
-              <w:spacing w:after="0"/>
+              <w:spacing w:after="0" w:line="240" w:lineRule="auto"/>
             </w:pPr>
             <w:r>
               <w:rPr>
@@ -5485,19 +2567,19 @@
         </w:tc>
         <w:tc>
           <w:tcPr>
-            <w:tcW w:w="2381" w:type="dxa"/>
-            <w:shd w:val="clear" w:color="auto" w:fill="EAF2F8"/>
+            <w:tcW w:type="dxa" w:w="2381"/>
+            <w:vAlign w:val="center"/>
+            <w:shd w:fill="EAF2F8"/>
             <w:tcMar>
               <w:top w:w="90" w:type="dxa"/>
-              <w:left w:w="110" w:type="dxa"/>
+              <w:start w:w="110" w:type="dxa"/>
               <w:bottom w:w="90" w:type="dxa"/>
-              <w:right w:w="110" w:type="dxa"/>
+              <w:end w:w="110" w:type="dxa"/>
             </w:tcMar>
-            <w:vAlign w:val="center"/>
           </w:tcPr>
           <w:p>
             <w:pPr>
-              <w:spacing w:after="0"/>
+              <w:spacing w:after="0" w:line="240" w:lineRule="auto"/>
             </w:pPr>
             <w:r>
               <w:rPr>
@@ -5509,19 +2591,19 @@
         </w:tc>
         <w:tc>
           <w:tcPr>
-            <w:tcW w:w="5386" w:type="dxa"/>
-            <w:shd w:val="clear" w:color="auto" w:fill="EAF2F8"/>
+            <w:tcW w:type="dxa" w:w="5386"/>
+            <w:vAlign w:val="center"/>
+            <w:shd w:fill="EAF2F8"/>
             <w:tcMar>
               <w:top w:w="90" w:type="dxa"/>
-              <w:left w:w="110" w:type="dxa"/>
+              <w:start w:w="110" w:type="dxa"/>
               <w:bottom w:w="90" w:type="dxa"/>
-              <w:right w:w="110" w:type="dxa"/>
+              <w:end w:w="110" w:type="dxa"/>
             </w:tcMar>
-            <w:vAlign w:val="center"/>
           </w:tcPr>
           <w:p>
             <w:pPr>
-              <w:spacing w:after="0"/>
+              <w:spacing w:after="0" w:line="240" w:lineRule="auto"/>
             </w:pPr>
             <w:r>
               <w:rPr>
@@ -5535,18 +2617,18 @@
       <w:tr>
         <w:tc>
           <w:tcPr>
-            <w:tcW w:w="1134" w:type="dxa"/>
+            <w:tcW w:type="dxa" w:w="1134"/>
+            <w:vAlign w:val="center"/>
             <w:tcMar>
               <w:top w:w="90" w:type="dxa"/>
-              <w:left w:w="110" w:type="dxa"/>
+              <w:start w:w="110" w:type="dxa"/>
               <w:bottom w:w="90" w:type="dxa"/>
-              <w:right w:w="110" w:type="dxa"/>
+              <w:end w:w="110" w:type="dxa"/>
             </w:tcMar>
-            <w:vAlign w:val="center"/>
           </w:tcPr>
           <w:p>
             <w:pPr>
-              <w:spacing w:after="0"/>
+              <w:spacing w:after="0" w:line="240" w:lineRule="auto"/>
             </w:pPr>
             <w:r>
               <w:rPr>
@@ -5558,18 +2640,18 @@
         </w:tc>
         <w:tc>
           <w:tcPr>
-            <w:tcW w:w="2381" w:type="dxa"/>
+            <w:tcW w:type="dxa" w:w="2381"/>
+            <w:vAlign w:val="center"/>
             <w:tcMar>
               <w:top w:w="90" w:type="dxa"/>
-              <w:left w:w="110" w:type="dxa"/>
+              <w:start w:w="110" w:type="dxa"/>
               <w:bottom w:w="90" w:type="dxa"/>
-              <w:right w:w="110" w:type="dxa"/>
+              <w:end w:w="110" w:type="dxa"/>
             </w:tcMar>
-            <w:vAlign w:val="center"/>
           </w:tcPr>
           <w:p>
             <w:pPr>
-              <w:spacing w:after="0"/>
+              <w:spacing w:after="0" w:line="240" w:lineRule="auto"/>
             </w:pPr>
             <w:r>
               <w:rPr>
@@ -5581,18 +2663,18 @@
         </w:tc>
         <w:tc>
           <w:tcPr>
-            <w:tcW w:w="5386" w:type="dxa"/>
+            <w:tcW w:type="dxa" w:w="5386"/>
+            <w:vAlign w:val="center"/>
             <w:tcMar>
               <w:top w:w="90" w:type="dxa"/>
-              <w:left w:w="110" w:type="dxa"/>
+              <w:start w:w="110" w:type="dxa"/>
               <w:bottom w:w="90" w:type="dxa"/>
-              <w:right w:w="110" w:type="dxa"/>
+              <w:end w:w="110" w:type="dxa"/>
             </w:tcMar>
-            <w:vAlign w:val="center"/>
           </w:tcPr>
           <w:p>
             <w:pPr>
-              <w:spacing w:after="0"/>
+              <w:spacing w:after="0" w:line="240" w:lineRule="auto"/>
             </w:pPr>
             <w:r>
               <w:rPr>
@@ -5608,24 +2690,26 @@
       <w:pPr>
         <w:pStyle w:val="Ttulo1"/>
         <w:spacing w:before="280"/>
-      </w:pPr>
-      <w:bookmarkStart w:id="19" w:name="_Toc239950034"/>
+        <w:keepNext/>
+      </w:pPr>
       <w:r>
         <w:t>5.2 Record catalog</w:t>
       </w:r>
-      <w:bookmarkEnd w:id="19"/>
     </w:p>
     <w:p>
       <w:pPr>
         <w:pStyle w:val="Ttulo2"/>
-      </w:pPr>
-      <w:bookmarkStart w:id="20" w:name="_Toc239950035"/>
+        <w:spacing w:before="280"/>
+        <w:keepNext/>
+      </w:pPr>
       <w:r>
         <w:t>VICII — Info Cycle</w:t>
       </w:r>
-      <w:bookmarkEnd w:id="20"/>
-    </w:p>
-    <w:p>
+    </w:p>
+    <w:p>
+      <w:pPr>
+        <w:spacing w:after="120"/>
+      </w:pPr>
       <w:r>
         <w:rPr>
           <w:b/>
@@ -5637,6 +2721,9 @@
       </w:r>
     </w:p>
     <w:p>
+      <w:pPr>
+        <w:spacing w:after="120"/>
+      </w:pPr>
       <w:r>
         <w:rPr>
           <w:b/>
@@ -5644,13 +2731,13 @@
         <w:t>Fields:</w:t>
       </w:r>
       <w:r>
-        <w:t xml:space="preserve"> Raster position; Internal(IDLE, VCBASE, VC, VLMI, GAccessIndex, RC, ROW, last data, BadlineCAccessStartedFromIdle, and complete badline state); CPU bus ownership(BA, AEC, windows, DMA masks, BadLineSource, and SpriteSourceMask); CPU stop prediction; Sprite DMA state(EnabledMask, ActiveMask, DisplayMask, YExpansionMask, YExpansionFlipFlopMask, and eight-entry Y, MCBASE, and MC lists); Border(Main, Vertical, and LastEventAt); Graphics mode; Memory location. List entries use sprite order 0..7 and | as separat</w:t>
-      </w:r>
-      <w:r>
-        <w:t>or. LastEventAt is the visible position of the latest horizontal-comparator transition of either border flip-flop.</w:t>
-      </w:r>
-    </w:p>
-    <w:p>
+        <w:t xml:space="preserve"> Raster position; Internal(IDLE, VCBASE, VC, VLMI, GAccessIndex, RC, ROW, last data, BadlineCAccessStartedFromIdle, and complete badline state); CPU bus ownership(BA, AEC, windows, DMA masks, BadLineSource, and SpriteSourceMask); CPU stop prediction; Sprite DMA state(EnabledMask, ActiveMask, DisplayMask, YExpansionMask, YExpansionFlipFlopMask, and eight-entry Y, MCBASE, and MC lists); Border(Main, Vertical, and LastEventAt); Graphics mode; Memory location. List entries use sprite order 0..7 and | as separator. LastEventAt is the visible position of the latest horizontal-comparator transition of either border flip-flop.</w:t>
+      </w:r>
+    </w:p>
+    <w:p>
+      <w:pPr>
+        <w:spacing w:after="120"/>
+      </w:pPr>
       <w:r>
         <w:rPr>
           <w:b/>
@@ -5662,6 +2749,9 @@
       </w:r>
     </w:p>
     <w:p>
+      <w:pPr>
+        <w:spacing w:after="120"/>
+      </w:pPr>
       <w:r>
         <w:rPr>
           <w:b/>
@@ -5669,23 +2759,23 @@
         <w:t>Events:</w:t>
       </w:r>
       <w:r>
-        <w:t xml:space="preserve"> In shared graphics cycles the g-access event precedes the c-access event; an optional CPU-phase register-write record follows all VIC-II bus activity. BadlineCAccessStartedFromIdle records the sequencer state latched at the start of the recognition cycle: late sequences from idle defer their first c-access by one cycle, while late sequences from active display can attempt it in the recognition cycle. Sprite DMA [Sprite,Active,Y,MCBASE,MC,YExpansion,YExpansionFlipFlop] marks the exact cycle where a sprite D</w:t>
-      </w:r>
-      <w:r>
-        <w:t>MA channel starts or stops. Horizontal border transitions are retained per aligned output pixel for later composition while the hardware flip-flops advance at the physical comparator. The vertical-border rules are evaluated at the exact left comparator and again at the final raster cycle. Sprite composition and pixel drawing occur later in the same absolute cycle.</w:t>
+        <w:t xml:space="preserve"> In shared graphics cycles the g-access event precedes the c-access event; an optional CPU-phase register-write record follows all VIC-II bus activity. BadlineCAccessStartedFromIdle records the sequencer state latched at the start of the recognition cycle: its phi1 g-access remains idle while the phi2 c-access can occur in that same cycle. Sprite DMA [Sprite,Active,Y,MCBASE,MC,YExpansion,YExpansionFlipFlop] marks the exact cycle where a sprite DMA channel starts or stops. Horizontal border transitions are retained per aligned output pixel for later composition while the hardware flip-flops advance at the physical comparator. The vertical-border rules are evaluated at the exact left comparator and again at the final raster cycle. Sprite composition and pixel drawing occur later in the same absolute cycle.</w:t>
       </w:r>
     </w:p>
     <w:p>
       <w:pPr>
         <w:pStyle w:val="Ttulo2"/>
-      </w:pPr>
-      <w:bookmarkStart w:id="21" w:name="_Toc239950036"/>
+        <w:spacing w:before="280"/>
+        <w:keepNext/>
+      </w:pPr>
       <w:r>
         <w:t>VICII — Video Matrix / graphics pipeline / pixel composition</w:t>
       </w:r>
-      <w:bookmarkEnd w:id="21"/>
-    </w:p>
-    <w:p>
+    </w:p>
+    <w:p>
+      <w:pPr>
+        <w:spacing w:after="120"/>
+      </w:pPr>
       <w:r>
         <w:rPr>
           <w:b/>
@@ -5697,6 +2787,9 @@
       </w:r>
     </w:p>
     <w:p>
+      <w:pPr>
+        <w:spacing w:after="120"/>
+      </w:pPr>
       <w:r>
         <w:rPr>
           <w:b/>
@@ -5704,16 +2797,13 @@
         <w:t>Fields:</w:t>
       </w:r>
       <w:r>
-        <w:t xml:space="preserve"> Reading Video Matrix &amp; Color RAM: Screen, Color, VLMI, VC, and Invalid. Reading Graphics: Address, Data, Screen, Color, GAccessIndex, VLMI, VC, RC, Idle, Mode, CharacterBase, and BitmapBase. Address is the exact VIC-visible address used by the completed memory read; Screen and Color are the values aligned with Data in the graphics fetch buffer. Drawing pixels: Raster, FirstPixel, LastPixel, XScroll, OutputPixel, ShiftActive, ShiftPixel, OutputData/Screen/Color, PendingReload, PendingData/Screen/Color, Stag</w:t>
-      </w:r>
-      <w:r>
-        <w:t>edAccess, StagedData/Screen/Color, ReloadInSpan, and ReloadPixel. FirstPixel/LastPixel are inclusive positions inside the current eight-pixel slice. OutputPixel is the first screen-relative graphics position of the span before border masking. Output*, Pending*, and Staged* expose the complete graphics/matrix/color triplet at each sequencer stage. ReloadPixel is the XSCROLL comparator position when the current span can reload pending data, or - when it cannot. Drawing sprite: sprite number and latched X,Y po</w:t>
-      </w:r>
-      <w:r>
-        <w:t>sition.</w:t>
-      </w:r>
-    </w:p>
-    <w:p>
+        <w:t xml:space="preserve"> Reading Video Matrix &amp; Color RAM: Screen, Color, VLMI, VC, and Invalid. Reading Graphics: Address, Data, Screen, Color, GAccessIndex, VLMI, VC, RC, Idle, Mode, CharacterBase, and BitmapBase. Address is the exact VIC-visible address used by the completed memory read; Screen and Color are the values aligned with Data in the graphics fetch buffer. Drawing pixels: Raster, FirstPixel, LastPixel, XScroll, OutputPixel, ShiftActive, ShiftPixel, OutputData/Screen/Color, PendingReload, PendingData/Screen/Color, StagedAccess, StagedData/Screen/Color, ReloadInSpan, and ReloadPixel. FirstPixel/LastPixel are inclusive positions inside the current eight-pixel slice. OutputPixel is the first screen-relative graphics position of the span before border masking. Output*, Pending*, and Staged* expose the complete graphics/matrix/color triplet at each sequencer stage. ReloadPixel is the XSCROLL comparator position when the current span can reload pending data, or - when it cannot. Drawing sprite: sprite number and latched X,Y position.</w:t>
+      </w:r>
+    </w:p>
+    <w:p>
+      <w:pPr>
+        <w:spacing w:after="120"/>
+      </w:pPr>
       <w:r>
         <w:rPr>
           <w:b/>
@@ -5721,13 +2811,13 @@
         <w:t>Timing:</w:t>
       </w:r>
       <w:r>
-        <w:t xml:space="preserve"> c-access runs in phi2 of cycles 15..54 and prepares the matrix/color entry for the following g-access. g-access runs in phi1 of cycles 16..55, stages its graphics/matrix/color triplet, is logged before VC/VLMI/GAccessIndex advance, and therefore precedes c-access when both occur in one recovered CPU cycle. After the complete current output slice has been consumed, the staged triplet replaces the pending input latch for the following cycle; consequently g-accesses 16..55 feed output slices 17..56. Drawing p</w:t>
-      </w:r>
-      <w:r>
-        <w:t>ixels is appended before its span advances the persistent shift register. A steady slice emits one span 0..7; a visual CPU register write emits span 0..3 with the state captured before the write and span 4..7 with the state captured after it. Drawing sprite is emitted when the horizontal comparator latches: pixels 0..3 are compared before the CPU write and pixels 4..7 after it.</w:t>
-      </w:r>
-    </w:p>
-    <w:p>
+        <w:t xml:space="preserve"> c-access runs in phi2 of cycles 15..54 and prepares the matrix/color entry for the following g-access. g-access runs in phi1 of cycles 16..55, stages its graphics/matrix/color triplet, is logged before VC/VLMI/GAccessIndex advance, and therefore precedes c-access when both occur in one recovered CPU cycle. After the complete current output slice has been consumed, the staged triplet replaces the pending input latch for the following cycle; consequently g-accesses 16..55 feed output slices 17..56. Drawing pixels is appended before its span advances the persistent shift register. A steady slice emits one span 0..7; a visual CPU register write emits span 0..3 with the state captured before the write and span 4..7 with the state captured after it. Drawing sprite is emitted when the horizontal comparator latches: pixels 0..3 are compared before the CPU write and pixels 4..7 after it.</w:t>
+      </w:r>
+    </w:p>
+    <w:p>
+      <w:pPr>
+        <w:spacing w:after="120"/>
+      </w:pPr>
       <w:r>
         <w:rPr>
           <w:b/>
@@ -5735,23 +2825,23 @@
         <w:t>Events:</w:t>
       </w:r>
       <w:r>
-        <w:t xml:space="preserve"> Cycle 15 contains only the first c-access; cycles 16..54 log g-access and then c-access; cycle 55 contains only the final g-access. Invalid=1 identifies a DMA-delay/FLI c-access that supplied fallback bus data. XSCROLL selects ReloadPixel, which transfers the complete pending triplet from the preceding cycle to the active output stage; the active byte can therefore continue into the following VIC-II cycle. A pending byte whose comparator is missed is replaced when the current cycle's staged g-access commit</w:t>
-      </w:r>
-      <w:r>
-        <w:t>s after drawing. The shift stream advances even where graphics are outside pixels 0..319 or later hidden by the border. Once a sprite X position is latched, a later write cannot reposition its running sequencer.</w:t>
+        <w:t xml:space="preserve"> Cycle 15 contains only the first c-access; cycles 16..54 log g-access and then c-access; cycle 55 contains only the final g-access. Invalid=1 identifies a DMA-delay/FLI c-access that supplied fallback bus data. XSCROLL selects ReloadPixel, which transfers the complete pending triplet from the preceding cycle to the active output stage; the active byte can therefore continue into the following VIC-II cycle. A pending byte whose comparator is missed is replaced when the current cycle's staged g-access commits after drawing. The shift stream advances even where graphics are outside pixels 0..319 or later hidden by the border. Once a sprite X position is latched, a later write cannot reposition its running sequencer.</w:t>
       </w:r>
     </w:p>
     <w:p>
       <w:pPr>
         <w:pStyle w:val="Ttulo2"/>
-      </w:pPr>
-      <w:bookmarkStart w:id="22" w:name="_Toc239950037"/>
+        <w:spacing w:before="280"/>
+        <w:keepNext/>
+      </w:pPr>
       <w:r>
         <w:t>VICII — CPU transaction prediction</w:t>
       </w:r>
-      <w:bookmarkEnd w:id="22"/>
-    </w:p>
-    <w:p>
+    </w:p>
+    <w:p>
+      <w:pPr>
+        <w:spacing w:after="120"/>
+      </w:pPr>
       <w:r>
         <w:rPr>
           <w:b/>
@@ -5763,6 +2853,9 @@
       </w:r>
     </w:p>
     <w:p>
+      <w:pPr>
+        <w:spacing w:after="120"/>
+      </w:pPr>
       <w:r>
         <w:rPr>
           <w:b/>
@@ -5774,6 +2867,9 @@
       </w:r>
     </w:p>
     <w:p>
+      <w:pPr>
+        <w:spacing w:after="120"/>
+      </w:pPr>
       <w:r>
         <w:rPr>
           <w:b/>
@@ -5785,6 +2881,9 @@
       </w:r>
     </w:p>
     <w:p>
+      <w:pPr>
+        <w:spacing w:after="120"/>
+      </w:pPr>
       <w:r>
         <w:rPr>
           <w:b/>
@@ -5798,14 +2897,17 @@
     <w:p>
       <w:pPr>
         <w:pStyle w:val="Ttulo2"/>
-      </w:pPr>
-      <w:bookmarkStart w:id="23" w:name="_Toc239950038"/>
+        <w:spacing w:before="280"/>
+        <w:keepNext/>
+      </w:pPr>
       <w:r>
         <w:t>VICII — CPU stop applied / VIC-II register write</w:t>
       </w:r>
-      <w:bookmarkEnd w:id="23"/>
-    </w:p>
-    <w:p>
+    </w:p>
+    <w:p>
+      <w:pPr>
+        <w:spacing w:after="120"/>
+      </w:pPr>
       <w:r>
         <w:rPr>
           <w:b/>
@@ -5817,6 +2919,9 @@
       </w:r>
     </w:p>
     <w:p>
+      <w:pPr>
+        <w:spacing w:after="120"/>
+      </w:pPr>
       <w:r>
         <w:rPr>
           <w:b/>
@@ -5828,6 +2933,9 @@
       </w:r>
     </w:p>
     <w:p>
+      <w:pPr>
+        <w:spacing w:after="120"/>
+      </w:pPr>
       <w:r>
         <w:rPr>
           <w:b/>
@@ -5839,6 +2947,9 @@
       </w:r>
     </w:p>
     <w:p>
+      <w:pPr>
+        <w:spacing w:after="120"/>
+      </w:pPr>
       <w:r>
         <w:rPr>
           <w:b/>
@@ -5852,14 +2963,17 @@
     <w:p>
       <w:pPr>
         <w:pStyle w:val="Ttulo2"/>
-      </w:pPr>
-      <w:bookmarkStart w:id="24" w:name="_Toc239950039"/>
+        <w:spacing w:before="280"/>
+        <w:keepNext/>
+      </w:pPr>
       <w:r>
         <w:t>CIA1/CIA2 — Info Cycle</w:t>
       </w:r>
-      <w:bookmarkEnd w:id="24"/>
-    </w:p>
-    <w:p>
+    </w:p>
+    <w:p>
+      <w:pPr>
+        <w:spacing w:after="120"/>
+      </w:pPr>
       <w:r>
         <w:rPr>
           <w:b/>
@@ -5871,6 +2985,9 @@
       </w:r>
     </w:p>
     <w:p>
+      <w:pPr>
+        <w:spacing w:after="120"/>
+      </w:pPr>
       <w:r>
         <w:rPr>
           <w:b/>
@@ -5882,6 +2999,9 @@
       </w:r>
     </w:p>
     <w:p>
+      <w:pPr>
+        <w:spacing w:after="120"/>
+      </w:pPr>
       <w:r>
         <w:rPr>
           <w:b/>
@@ -5893,6 +3013,9 @@
       </w:r>
     </w:p>
     <w:p>
+      <w:pPr>
+        <w:spacing w:after="120"/>
+      </w:pPr>
       <w:r>
         <w:rPr>
           <w:b/>
@@ -5906,14 +3029,17 @@
     <w:p>
       <w:pPr>
         <w:pStyle w:val="Ttulo2"/>
-      </w:pPr>
-      <w:bookmarkStart w:id="25" w:name="_Toc239950040"/>
+        <w:spacing w:before="280"/>
+        <w:keepNext/>
+      </w:pPr>
       <w:r>
         <w:t>SID — Info Cycle</w:t>
       </w:r>
-      <w:bookmarkEnd w:id="25"/>
-    </w:p>
-    <w:p>
+    </w:p>
+    <w:p>
+      <w:pPr>
+        <w:spacing w:after="120"/>
+      </w:pPr>
       <w:r>
         <w:rPr>
           <w:b/>
@@ -5925,6 +3051,9 @@
       </w:r>
     </w:p>
     <w:p>
+      <w:pPr>
+        <w:spacing w:after="120"/>
+      </w:pPr>
       <w:r>
         <w:rPr>
           <w:b/>
@@ -5936,6 +3065,9 @@
       </w:r>
     </w:p>
     <w:p>
+      <w:pPr>
+        <w:spacing w:after="120"/>
+      </w:pPr>
       <w:r>
         <w:rPr>
           <w:b/>
@@ -5947,6 +3079,9 @@
       </w:r>
     </w:p>
     <w:p>
+      <w:pPr>
+        <w:spacing w:after="120"/>
+      </w:pPr>
       <w:r>
         <w:rPr>
           <w:b/>
@@ -5960,14 +3095,17 @@
     <w:p>
       <w:pPr>
         <w:pStyle w:val="Ttulo2"/>
-      </w:pPr>
-      <w:bookmarkStart w:id="26" w:name="_Toc239950041"/>
+        <w:spacing w:before="280"/>
+        <w:keepNext/>
+      </w:pPr>
       <w:r>
         <w:t>PLA / C64 Memory</w:t>
       </w:r>
-      <w:bookmarkEnd w:id="26"/>
-    </w:p>
-    <w:p>
+    </w:p>
+    <w:p>
+      <w:pPr>
+        <w:spacing w:after="120"/>
+      </w:pPr>
       <w:r>
         <w:rPr>
           <w:b/>
@@ -5979,6 +3117,9 @@
       </w:r>
     </w:p>
     <w:p>
+      <w:pPr>
+        <w:spacing w:after="120"/>
+      </w:pPr>
       <w:r>
         <w:rPr>
           <w:b/>
@@ -5990,6 +3131,9 @@
       </w:r>
     </w:p>
     <w:p>
+      <w:pPr>
+        <w:spacing w:after="120"/>
+      </w:pPr>
       <w:r>
         <w:rPr>
           <w:b/>
@@ -6001,6 +3145,9 @@
       </w:r>
     </w:p>
     <w:p>
+      <w:pPr>
+        <w:spacing w:after="120"/>
+      </w:pPr>
       <w:r>
         <w:rPr>
           <w:b/>
@@ -6014,23 +3161,21 @@
     <w:p>
       <w:pPr>
         <w:pStyle w:val="Ttulo"/>
-      </w:pPr>
-      <w:bookmarkStart w:id="27" w:name="_Toc239950042"/>
+        <w:keepNext/>
+      </w:pPr>
       <w:r>
         <w:t>6. Interpretation method</w:t>
       </w:r>
-      <w:bookmarkEnd w:id="27"/>
     </w:p>
     <w:p>
       <w:pPr>
         <w:pStyle w:val="Ttulo1"/>
         <w:spacing w:before="280"/>
-      </w:pPr>
-      <w:bookmarkStart w:id="28" w:name="_Toc239950043"/>
+        <w:keepNext/>
+      </w:pPr>
       <w:r>
         <w:t>6.1 Recommended procedure</w:t>
       </w:r>
-      <w:bookmarkEnd w:id="28"/>
     </w:p>
     <w:p>
       <w:pPr>
@@ -6108,19 +3253,18 @@
       <w:pPr>
         <w:pStyle w:val="Ttulo1"/>
         <w:spacing w:before="280"/>
-      </w:pPr>
-      <w:bookmarkStart w:id="29" w:name="_Toc239950044"/>
+        <w:keepNext/>
+      </w:pPr>
       <w:r>
         <w:t>6.2 Annotated example</w:t>
       </w:r>
-      <w:bookmarkEnd w:id="29"/>
-    </w:p>
-    <w:p>
-      <w:pPr>
-        <w:keepLines/>
-        <w:shd w:val="clear" w:color="auto" w:fill="F2F2F2"/>
+    </w:p>
+    <w:p>
+      <w:pPr>
         <w:spacing w:before="100" w:after="140" w:line="240" w:lineRule="auto"/>
         <w:ind w:left="198" w:right="198"/>
+        <w:shd w:fill="F2F2F2"/>
+        <w:keepLines/>
       </w:pPr>
       <w:r>
         <w:rPr>
@@ -6159,12 +3303,6 @@
           <w:sz w:val="15"/>
         </w:rPr>
         <w:br/>
-      </w:r>
-      <w:r>
-        <w:rPr>
-          <w:rFonts w:ascii="Consolas" w:hAnsi="Consolas"/>
-          <w:sz w:val="15"/>
-        </w:rPr>
         <w:t>VICII   171065245   CPU transaction prediction</w:t>
       </w:r>
       <w:r>
@@ -6213,12 +3351,6 @@
           <w:sz w:val="15"/>
         </w:rPr>
         <w:br/>
-      </w:r>
-      <w:r>
-        <w:rPr>
-          <w:rFonts w:ascii="Consolas" w:hAnsi="Consolas"/>
-          <w:sz w:val="15"/>
-        </w:rPr>
         <w:t xml:space="preserve">                    Drawing pixels [Raster=32,FirstPixel=0,LastPixel=7,XScroll=3,OutputPixel=8,ShiftActive=1,ShiftPixel=5,OutputData=7e,OutputScreen=18,OutputColor=1,PendingReload=1,PendingData=3c,PendingScreen=19,PendingColor=1,StagedAccess=1,StagedData=55,StagedScreen=1a,StagedColor=1,ReloadInSpan=1,ReloadPixel=3]</w:t>
       </w:r>
       <w:r>
@@ -6231,6 +3363,9 @@
       </w:r>
     </w:p>
     <w:p>
+      <w:pPr>
+        <w:spacing w:after="120"/>
+      </w:pPr>
       <w:r>
         <w:t>Reduced extract from emulators/N.LOG. Ellipses replace fields to keep the example focused; the preceding catalog defines the current output.</w:t>
       </w:r>
@@ -6238,23 +3373,21 @@
     <w:p>
       <w:pPr>
         <w:pStyle w:val="Ttulo"/>
-      </w:pPr>
-      <w:bookmarkStart w:id="30" w:name="_Toc239950045"/>
+        <w:keepNext/>
+      </w:pPr>
       <w:r>
         <w:t>7. Limitations and maintenance</w:t>
       </w:r>
-      <w:bookmarkEnd w:id="30"/>
     </w:p>
     <w:p>
       <w:pPr>
         <w:pStyle w:val="Ttulo1"/>
         <w:spacing w:before="280"/>
-      </w:pPr>
-      <w:bookmarkStart w:id="31" w:name="_Toc239950046"/>
+        <w:keepNext/>
+      </w:pPr>
       <w:r>
         <w:t>7.1 Specific limitations</w:t>
       </w:r>
-      <w:bookmarkEnd w:id="31"/>
     </w:p>
     <w:p>
       <w:pPr>
@@ -6320,12 +3453,11 @@
       <w:pPr>
         <w:pStyle w:val="Ttulo1"/>
         <w:spacing w:before="280"/>
-      </w:pPr>
-      <w:bookmarkStart w:id="32" w:name="_Toc239950047"/>
+        <w:keepNext/>
+      </w:pPr>
       <w:r>
         <w:t>7.2 Maintenance contract</w:t>
       </w:r>
-      <w:bookmarkEnd w:id="32"/>
     </w:p>
     <w:p>
       <w:pPr>
@@ -6378,22 +3510,20 @@
     <w:p>
       <w:pPr>
         <w:pStyle w:val="Ttulo"/>
-      </w:pPr>
-      <w:bookmarkStart w:id="33" w:name="_Toc239950048"/>
+        <w:keepNext/>
+      </w:pPr>
       <w:r>
         <w:t>Appendices</w:t>
       </w:r>
-      <w:bookmarkEnd w:id="33"/>
     </w:p>
     <w:p>
       <w:pPr>
         <w:pStyle w:val="Ttulo1"/>
-      </w:pPr>
-      <w:bookmarkStart w:id="34" w:name="_Toc239950049"/>
+        <w:keepNext/>
+      </w:pPr>
       <w:r>
         <w:t>Appendix A. Provenance and revision</w:t>
       </w:r>
-      <w:bookmarkEnd w:id="34"/>
     </w:p>
     <w:p>
       <w:r>
@@ -6401,6 +3531,9 @@
       </w:r>
     </w:p>
     <w:p>
+      <w:pPr>
+        <w:spacing w:after="120"/>
+      </w:pPr>
       <w:r>
         <w:t>Structured sources: .codex/documentation/debug-files/sources/debug-common.yaml and .codex/documentation/debug-files/sources/c64.yaml.</w:t>
       </w:r>
@@ -6409,39 +3542,38 @@
       <w:pPr>
         <w:pStyle w:val="Ttulo1"/>
         <w:spacing w:before="280"/>
-      </w:pPr>
-      <w:bookmarkStart w:id="35" w:name="_Toc239950050"/>
+        <w:keepNext/>
+      </w:pPr>
       <w:r>
         <w:t>A.1 Watched source files</w:t>
       </w:r>
-      <w:bookmarkEnd w:id="35"/>
     </w:p>
     <w:tbl>
       <w:tblPr>
         <w:tblStyle w:val="Tablaconcuadrcula"/>
-        <w:tblW w:w="0" w:type="auto"/>
+        <w:tblW w:type="auto" w:w="0"/>
         <w:tblLayout w:type="fixed"/>
-        <w:tblLook w:val="04A0" w:firstRow="1" w:lastRow="0" w:firstColumn="1" w:lastColumn="0" w:noHBand="0" w:noVBand="1"/>
+        <w:tblLook w:firstColumn="1" w:firstRow="1" w:lastColumn="0" w:lastRow="0" w:noHBand="0" w:noVBand="1" w:val="04A0"/>
       </w:tblPr>
       <w:tblGrid>
-        <w:gridCol w:w="7200"/>
-        <w:gridCol w:w="1701"/>
+        <w:gridCol w:w="4252"/>
+        <w:gridCol w:w="4252"/>
       </w:tblGrid>
       <w:tr>
         <w:trPr>
-          <w:tblHeader/>
+          <w:tblHeader w:val="true"/>
         </w:trPr>
         <w:tc>
           <w:tcPr>
-            <w:tcW w:w="7200" w:type="dxa"/>
-            <w:shd w:val="clear" w:color="auto" w:fill="1F4E78"/>
+            <w:tcW w:type="dxa" w:w="7200"/>
+            <w:shd w:fill="1F4E78"/>
+            <w:vAlign w:val="center"/>
             <w:tcMar>
               <w:top w:w="90" w:type="dxa"/>
-              <w:left w:w="110" w:type="dxa"/>
+              <w:start w:w="110" w:type="dxa"/>
               <w:bottom w:w="90" w:type="dxa"/>
-              <w:right w:w="110" w:type="dxa"/>
+              <w:end w:w="110" w:type="dxa"/>
             </w:tcMar>
-            <w:vAlign w:val="center"/>
           </w:tcPr>
           <w:p>
             <w:pPr>
@@ -6459,15 +3591,15 @@
         </w:tc>
         <w:tc>
           <w:tcPr>
-            <w:tcW w:w="1701" w:type="dxa"/>
-            <w:shd w:val="clear" w:color="auto" w:fill="1F4E78"/>
+            <w:tcW w:type="dxa" w:w="1701"/>
+            <w:shd w:fill="1F4E78"/>
+            <w:vAlign w:val="center"/>
             <w:tcMar>
               <w:top w:w="90" w:type="dxa"/>
-              <w:left w:w="110" w:type="dxa"/>
+              <w:start w:w="110" w:type="dxa"/>
               <w:bottom w:w="90" w:type="dxa"/>
-              <w:right w:w="110" w:type="dxa"/>
+              <w:end w:w="110" w:type="dxa"/>
             </w:tcMar>
-            <w:vAlign w:val="center"/>
           </w:tcPr>
           <w:p>
             <w:r>
@@ -6484,18 +3616,18 @@
       <w:tr>
         <w:tc>
           <w:tcPr>
-            <w:tcW w:w="7200" w:type="dxa"/>
+            <w:tcW w:type="dxa" w:w="7200"/>
+            <w:vAlign w:val="center"/>
             <w:tcMar>
               <w:top w:w="90" w:type="dxa"/>
-              <w:left w:w="110" w:type="dxa"/>
+              <w:start w:w="110" w:type="dxa"/>
               <w:bottom w:w="90" w:type="dxa"/>
-              <w:right w:w="110" w:type="dxa"/>
+              <w:end w:w="110" w:type="dxa"/>
             </w:tcMar>
-            <w:vAlign w:val="center"/>
           </w:tcPr>
           <w:p>
             <w:pPr>
-              <w:spacing w:after="0"/>
+              <w:spacing w:after="0" w:line="240" w:lineRule="auto"/>
             </w:pPr>
             <w:r>
               <w:rPr>
@@ -6507,18 +3639,18 @@
         </w:tc>
         <w:tc>
           <w:tcPr>
-            <w:tcW w:w="1701" w:type="dxa"/>
+            <w:tcW w:type="dxa" w:w="1701"/>
+            <w:vAlign w:val="center"/>
             <w:tcMar>
               <w:top w:w="90" w:type="dxa"/>
-              <w:left w:w="110" w:type="dxa"/>
+              <w:start w:w="110" w:type="dxa"/>
               <w:bottom w:w="90" w:type="dxa"/>
-              <w:right w:w="110" w:type="dxa"/>
+              <w:end w:w="110" w:type="dxa"/>
             </w:tcMar>
-            <w:vAlign w:val="center"/>
           </w:tcPr>
           <w:p>
             <w:pPr>
-              <w:spacing w:after="0"/>
+              <w:spacing w:after="0" w:line="240" w:lineRule="auto"/>
             </w:pPr>
             <w:r>
               <w:rPr>
@@ -6532,19 +3664,19 @@
       <w:tr>
         <w:tc>
           <w:tcPr>
-            <w:tcW w:w="7200" w:type="dxa"/>
-            <w:shd w:val="clear" w:color="auto" w:fill="EAF2F8"/>
+            <w:tcW w:type="dxa" w:w="7200"/>
+            <w:vAlign w:val="center"/>
+            <w:shd w:fill="EAF2F8"/>
             <w:tcMar>
               <w:top w:w="90" w:type="dxa"/>
-              <w:left w:w="110" w:type="dxa"/>
+              <w:start w:w="110" w:type="dxa"/>
               <w:bottom w:w="90" w:type="dxa"/>
-              <w:right w:w="110" w:type="dxa"/>
+              <w:end w:w="110" w:type="dxa"/>
             </w:tcMar>
-            <w:vAlign w:val="center"/>
           </w:tcPr>
           <w:p>
             <w:pPr>
-              <w:spacing w:after="0"/>
+              <w:spacing w:after="0" w:line="240" w:lineRule="auto"/>
             </w:pPr>
             <w:r>
               <w:rPr>
@@ -6556,19 +3688,19 @@
         </w:tc>
         <w:tc>
           <w:tcPr>
-            <w:tcW w:w="1701" w:type="dxa"/>
-            <w:shd w:val="clear" w:color="auto" w:fill="EAF2F8"/>
+            <w:tcW w:type="dxa" w:w="1701"/>
+            <w:vAlign w:val="center"/>
+            <w:shd w:fill="EAF2F8"/>
             <w:tcMar>
               <w:top w:w="90" w:type="dxa"/>
-              <w:left w:w="110" w:type="dxa"/>
+              <w:start w:w="110" w:type="dxa"/>
               <w:bottom w:w="90" w:type="dxa"/>
-              <w:right w:w="110" w:type="dxa"/>
+              <w:end w:w="110" w:type="dxa"/>
             </w:tcMar>
-            <w:vAlign w:val="center"/>
           </w:tcPr>
           <w:p>
             <w:pPr>
-              <w:spacing w:after="0"/>
+              <w:spacing w:after="0" w:line="240" w:lineRule="auto"/>
             </w:pPr>
             <w:r>
               <w:rPr>
@@ -6582,18 +3714,18 @@
       <w:tr>
         <w:tc>
           <w:tcPr>
-            <w:tcW w:w="7200" w:type="dxa"/>
+            <w:tcW w:type="dxa" w:w="7200"/>
+            <w:vAlign w:val="center"/>
             <w:tcMar>
               <w:top w:w="90" w:type="dxa"/>
-              <w:left w:w="110" w:type="dxa"/>
+              <w:start w:w="110" w:type="dxa"/>
               <w:bottom w:w="90" w:type="dxa"/>
-              <w:right w:w="110" w:type="dxa"/>
+              <w:end w:w="110" w:type="dxa"/>
             </w:tcMar>
-            <w:vAlign w:val="center"/>
           </w:tcPr>
           <w:p>
             <w:pPr>
-              <w:spacing w:after="0"/>
+              <w:spacing w:after="0" w:line="240" w:lineRule="auto"/>
             </w:pPr>
             <w:r>
               <w:rPr>
@@ -6605,18 +3737,18 @@
         </w:tc>
         <w:tc>
           <w:tcPr>
-            <w:tcW w:w="1701" w:type="dxa"/>
+            <w:tcW w:type="dxa" w:w="1701"/>
+            <w:vAlign w:val="center"/>
             <w:tcMar>
               <w:top w:w="90" w:type="dxa"/>
-              <w:left w:w="110" w:type="dxa"/>
+              <w:start w:w="110" w:type="dxa"/>
               <w:bottom w:w="90" w:type="dxa"/>
-              <w:right w:w="110" w:type="dxa"/>
+              <w:end w:w="110" w:type="dxa"/>
             </w:tcMar>
-            <w:vAlign w:val="center"/>
           </w:tcPr>
           <w:p>
             <w:pPr>
-              <w:spacing w:after="0"/>
+              <w:spacing w:after="0" w:line="240" w:lineRule="auto"/>
             </w:pPr>
             <w:r>
               <w:rPr>
@@ -6630,19 +3762,19 @@
       <w:tr>
         <w:tc>
           <w:tcPr>
-            <w:tcW w:w="7200" w:type="dxa"/>
-            <w:shd w:val="clear" w:color="auto" w:fill="EAF2F8"/>
+            <w:tcW w:type="dxa" w:w="7200"/>
+            <w:vAlign w:val="center"/>
+            <w:shd w:fill="EAF2F8"/>
             <w:tcMar>
               <w:top w:w="90" w:type="dxa"/>
-              <w:left w:w="110" w:type="dxa"/>
+              <w:start w:w="110" w:type="dxa"/>
               <w:bottom w:w="90" w:type="dxa"/>
-              <w:right w:w="110" w:type="dxa"/>
+              <w:end w:w="110" w:type="dxa"/>
             </w:tcMar>
-            <w:vAlign w:val="center"/>
           </w:tcPr>
           <w:p>
             <w:pPr>
-              <w:spacing w:after="0"/>
+              <w:spacing w:after="0" w:line="240" w:lineRule="auto"/>
             </w:pPr>
             <w:r>
               <w:rPr>
@@ -6654,19 +3786,19 @@
         </w:tc>
         <w:tc>
           <w:tcPr>
-            <w:tcW w:w="1701" w:type="dxa"/>
-            <w:shd w:val="clear" w:color="auto" w:fill="EAF2F8"/>
+            <w:tcW w:type="dxa" w:w="1701"/>
+            <w:vAlign w:val="center"/>
+            <w:shd w:fill="EAF2F8"/>
             <w:tcMar>
               <w:top w:w="90" w:type="dxa"/>
-              <w:left w:w="110" w:type="dxa"/>
+              <w:start w:w="110" w:type="dxa"/>
               <w:bottom w:w="90" w:type="dxa"/>
-              <w:right w:w="110" w:type="dxa"/>
+              <w:end w:w="110" w:type="dxa"/>
             </w:tcMar>
-            <w:vAlign w:val="center"/>
           </w:tcPr>
           <w:p>
             <w:pPr>
-              <w:spacing w:after="0"/>
+              <w:spacing w:after="0" w:line="240" w:lineRule="auto"/>
             </w:pPr>
             <w:r>
               <w:rPr>
@@ -6680,18 +3812,18 @@
       <w:tr>
         <w:tc>
           <w:tcPr>
-            <w:tcW w:w="7200" w:type="dxa"/>
+            <w:tcW w:type="dxa" w:w="7200"/>
+            <w:vAlign w:val="center"/>
             <w:tcMar>
               <w:top w:w="90" w:type="dxa"/>
-              <w:left w:w="110" w:type="dxa"/>
+              <w:start w:w="110" w:type="dxa"/>
               <w:bottom w:w="90" w:type="dxa"/>
-              <w:right w:w="110" w:type="dxa"/>
+              <w:end w:w="110" w:type="dxa"/>
             </w:tcMar>
-            <w:vAlign w:val="center"/>
           </w:tcPr>
           <w:p>
             <w:pPr>
-              <w:spacing w:after="0"/>
+              <w:spacing w:after="0" w:line="240" w:lineRule="auto"/>
             </w:pPr>
             <w:r>
               <w:rPr>
@@ -6703,18 +3835,18 @@
         </w:tc>
         <w:tc>
           <w:tcPr>
-            <w:tcW w:w="1701" w:type="dxa"/>
+            <w:tcW w:type="dxa" w:w="1701"/>
+            <w:vAlign w:val="center"/>
             <w:tcMar>
               <w:top w:w="90" w:type="dxa"/>
-              <w:left w:w="110" w:type="dxa"/>
+              <w:start w:w="110" w:type="dxa"/>
               <w:bottom w:w="90" w:type="dxa"/>
-              <w:right w:w="110" w:type="dxa"/>
+              <w:end w:w="110" w:type="dxa"/>
             </w:tcMar>
-            <w:vAlign w:val="center"/>
           </w:tcPr>
           <w:p>
             <w:pPr>
-              <w:spacing w:after="0"/>
+              <w:spacing w:after="0" w:line="240" w:lineRule="auto"/>
             </w:pPr>
             <w:r>
               <w:rPr>
@@ -6728,19 +3860,19 @@
       <w:tr>
         <w:tc>
           <w:tcPr>
-            <w:tcW w:w="7200" w:type="dxa"/>
-            <w:shd w:val="clear" w:color="auto" w:fill="EAF2F8"/>
+            <w:tcW w:type="dxa" w:w="7200"/>
+            <w:vAlign w:val="center"/>
+            <w:shd w:fill="EAF2F8"/>
             <w:tcMar>
               <w:top w:w="90" w:type="dxa"/>
-              <w:left w:w="110" w:type="dxa"/>
+              <w:start w:w="110" w:type="dxa"/>
               <w:bottom w:w="90" w:type="dxa"/>
-              <w:right w:w="110" w:type="dxa"/>
+              <w:end w:w="110" w:type="dxa"/>
             </w:tcMar>
-            <w:vAlign w:val="center"/>
           </w:tcPr>
           <w:p>
             <w:pPr>
-              <w:spacing w:after="0"/>
+              <w:spacing w:after="0" w:line="240" w:lineRule="auto"/>
             </w:pPr>
             <w:r>
               <w:rPr>
@@ -6752,19 +3884,19 @@
         </w:tc>
         <w:tc>
           <w:tcPr>
-            <w:tcW w:w="1701" w:type="dxa"/>
-            <w:shd w:val="clear" w:color="auto" w:fill="EAF2F8"/>
+            <w:tcW w:type="dxa" w:w="1701"/>
+            <w:vAlign w:val="center"/>
+            <w:shd w:fill="EAF2F8"/>
             <w:tcMar>
               <w:top w:w="90" w:type="dxa"/>
-              <w:left w:w="110" w:type="dxa"/>
+              <w:start w:w="110" w:type="dxa"/>
               <w:bottom w:w="90" w:type="dxa"/>
-              <w:right w:w="110" w:type="dxa"/>
+              <w:end w:w="110" w:type="dxa"/>
             </w:tcMar>
-            <w:vAlign w:val="center"/>
           </w:tcPr>
           <w:p>
             <w:pPr>
-              <w:spacing w:after="0"/>
+              <w:spacing w:after="0" w:line="240" w:lineRule="auto"/>
             </w:pPr>
             <w:r>
               <w:rPr>
@@ -6778,18 +3910,18 @@
       <w:tr>
         <w:tc>
           <w:tcPr>
-            <w:tcW w:w="7200" w:type="dxa"/>
+            <w:tcW w:type="dxa" w:w="7200"/>
+            <w:vAlign w:val="center"/>
             <w:tcMar>
               <w:top w:w="90" w:type="dxa"/>
-              <w:left w:w="110" w:type="dxa"/>
+              <w:start w:w="110" w:type="dxa"/>
               <w:bottom w:w="90" w:type="dxa"/>
-              <w:right w:w="110" w:type="dxa"/>
+              <w:end w:w="110" w:type="dxa"/>
             </w:tcMar>
-            <w:vAlign w:val="center"/>
           </w:tcPr>
           <w:p>
             <w:pPr>
-              <w:spacing w:after="0"/>
+              <w:spacing w:after="0" w:line="240" w:lineRule="auto"/>
             </w:pPr>
             <w:r>
               <w:rPr>
@@ -6801,18 +3933,18 @@
         </w:tc>
         <w:tc>
           <w:tcPr>
-            <w:tcW w:w="1701" w:type="dxa"/>
+            <w:tcW w:type="dxa" w:w="1701"/>
+            <w:vAlign w:val="center"/>
             <w:tcMar>
               <w:top w:w="90" w:type="dxa"/>
-              <w:left w:w="110" w:type="dxa"/>
+              <w:start w:w="110" w:type="dxa"/>
               <w:bottom w:w="90" w:type="dxa"/>
-              <w:right w:w="110" w:type="dxa"/>
+              <w:end w:w="110" w:type="dxa"/>
             </w:tcMar>
-            <w:vAlign w:val="center"/>
           </w:tcPr>
           <w:p>
             <w:pPr>
-              <w:spacing w:after="0"/>
+              <w:spacing w:after="0" w:line="240" w:lineRule="auto"/>
             </w:pPr>
             <w:r>
               <w:rPr>
@@ -6826,19 +3958,19 @@
       <w:tr>
         <w:tc>
           <w:tcPr>
-            <w:tcW w:w="7200" w:type="dxa"/>
-            <w:shd w:val="clear" w:color="auto" w:fill="EAF2F8"/>
+            <w:tcW w:type="dxa" w:w="7200"/>
+            <w:vAlign w:val="center"/>
+            <w:shd w:fill="EAF2F8"/>
             <w:tcMar>
               <w:top w:w="90" w:type="dxa"/>
-              <w:left w:w="110" w:type="dxa"/>
+              <w:start w:w="110" w:type="dxa"/>
               <w:bottom w:w="90" w:type="dxa"/>
-              <w:right w:w="110" w:type="dxa"/>
+              <w:end w:w="110" w:type="dxa"/>
             </w:tcMar>
-            <w:vAlign w:val="center"/>
           </w:tcPr>
           <w:p>
             <w:pPr>
-              <w:spacing w:after="0"/>
+              <w:spacing w:after="0" w:line="240" w:lineRule="auto"/>
             </w:pPr>
             <w:r>
               <w:rPr>
@@ -6850,19 +3982,19 @@
         </w:tc>
         <w:tc>
           <w:tcPr>
-            <w:tcW w:w="1701" w:type="dxa"/>
-            <w:shd w:val="clear" w:color="auto" w:fill="EAF2F8"/>
+            <w:tcW w:type="dxa" w:w="1701"/>
+            <w:vAlign w:val="center"/>
+            <w:shd w:fill="EAF2F8"/>
             <w:tcMar>
               <w:top w:w="90" w:type="dxa"/>
-              <w:left w:w="110" w:type="dxa"/>
+              <w:start w:w="110" w:type="dxa"/>
               <w:bottom w:w="90" w:type="dxa"/>
-              <w:right w:w="110" w:type="dxa"/>
+              <w:end w:w="110" w:type="dxa"/>
             </w:tcMar>
-            <w:vAlign w:val="center"/>
           </w:tcPr>
           <w:p>
             <w:pPr>
-              <w:spacing w:after="0"/>
+              <w:spacing w:after="0" w:line="240" w:lineRule="auto"/>
             </w:pPr>
             <w:r>
               <w:rPr>
@@ -6876,18 +4008,18 @@
       <w:tr>
         <w:tc>
           <w:tcPr>
-            <w:tcW w:w="7200" w:type="dxa"/>
+            <w:tcW w:type="dxa" w:w="7200"/>
+            <w:vAlign w:val="center"/>
             <w:tcMar>
               <w:top w:w="90" w:type="dxa"/>
-              <w:left w:w="110" w:type="dxa"/>
+              <w:start w:w="110" w:type="dxa"/>
               <w:bottom w:w="90" w:type="dxa"/>
-              <w:right w:w="110" w:type="dxa"/>
+              <w:end w:w="110" w:type="dxa"/>
             </w:tcMar>
-            <w:vAlign w:val="center"/>
           </w:tcPr>
           <w:p>
             <w:pPr>
-              <w:spacing w:after="0"/>
+              <w:spacing w:after="0" w:line="240" w:lineRule="auto"/>
             </w:pPr>
             <w:r>
               <w:rPr>
@@ -6899,18 +4031,18 @@
         </w:tc>
         <w:tc>
           <w:tcPr>
-            <w:tcW w:w="1701" w:type="dxa"/>
+            <w:tcW w:type="dxa" w:w="1701"/>
+            <w:vAlign w:val="center"/>
             <w:tcMar>
               <w:top w:w="90" w:type="dxa"/>
-              <w:left w:w="110" w:type="dxa"/>
+              <w:start w:w="110" w:type="dxa"/>
               <w:bottom w:w="90" w:type="dxa"/>
-              <w:right w:w="110" w:type="dxa"/>
+              <w:end w:w="110" w:type="dxa"/>
             </w:tcMar>
-            <w:vAlign w:val="center"/>
           </w:tcPr>
           <w:p>
             <w:pPr>
-              <w:spacing w:after="0"/>
+              <w:spacing w:after="0" w:line="240" w:lineRule="auto"/>
             </w:pPr>
             <w:r>
               <w:rPr>
@@ -6924,19 +4056,19 @@
       <w:tr>
         <w:tc>
           <w:tcPr>
-            <w:tcW w:w="7200" w:type="dxa"/>
-            <w:shd w:val="clear" w:color="auto" w:fill="EAF2F8"/>
+            <w:tcW w:type="dxa" w:w="7200"/>
+            <w:vAlign w:val="center"/>
+            <w:shd w:fill="EAF2F8"/>
             <w:tcMar>
               <w:top w:w="90" w:type="dxa"/>
-              <w:left w:w="110" w:type="dxa"/>
+              <w:start w:w="110" w:type="dxa"/>
               <w:bottom w:w="90" w:type="dxa"/>
-              <w:right w:w="110" w:type="dxa"/>
+              <w:end w:w="110" w:type="dxa"/>
             </w:tcMar>
-            <w:vAlign w:val="center"/>
           </w:tcPr>
           <w:p>
             <w:pPr>
-              <w:spacing w:after="0"/>
+              <w:spacing w:after="0" w:line="240" w:lineRule="auto"/>
             </w:pPr>
             <w:r>
               <w:rPr>
@@ -6948,19 +4080,19 @@
         </w:tc>
         <w:tc>
           <w:tcPr>
-            <w:tcW w:w="1701" w:type="dxa"/>
-            <w:shd w:val="clear" w:color="auto" w:fill="EAF2F8"/>
+            <w:tcW w:type="dxa" w:w="1701"/>
+            <w:vAlign w:val="center"/>
+            <w:shd w:fill="EAF2F8"/>
             <w:tcMar>
               <w:top w:w="90" w:type="dxa"/>
-              <w:left w:w="110" w:type="dxa"/>
+              <w:start w:w="110" w:type="dxa"/>
               <w:bottom w:w="90" w:type="dxa"/>
-              <w:right w:w="110" w:type="dxa"/>
+              <w:end w:w="110" w:type="dxa"/>
             </w:tcMar>
-            <w:vAlign w:val="center"/>
           </w:tcPr>
           <w:p>
             <w:pPr>
-              <w:spacing w:after="0"/>
+              <w:spacing w:after="0" w:line="240" w:lineRule="auto"/>
             </w:pPr>
             <w:r>
               <w:rPr>
@@ -6974,18 +4106,18 @@
       <w:tr>
         <w:tc>
           <w:tcPr>
-            <w:tcW w:w="7200" w:type="dxa"/>
+            <w:tcW w:type="dxa" w:w="7200"/>
+            <w:vAlign w:val="center"/>
             <w:tcMar>
               <w:top w:w="90" w:type="dxa"/>
-              <w:left w:w="110" w:type="dxa"/>
+              <w:start w:w="110" w:type="dxa"/>
               <w:bottom w:w="90" w:type="dxa"/>
-              <w:right w:w="110" w:type="dxa"/>
+              <w:end w:w="110" w:type="dxa"/>
             </w:tcMar>
-            <w:vAlign w:val="center"/>
           </w:tcPr>
           <w:p>
             <w:pPr>
-              <w:spacing w:after="0"/>
+              <w:spacing w:after="0" w:line="240" w:lineRule="auto"/>
             </w:pPr>
             <w:r>
               <w:rPr>
@@ -6997,18 +4129,18 @@
         </w:tc>
         <w:tc>
           <w:tcPr>
-            <w:tcW w:w="1701" w:type="dxa"/>
+            <w:tcW w:type="dxa" w:w="1701"/>
+            <w:vAlign w:val="center"/>
             <w:tcMar>
               <w:top w:w="90" w:type="dxa"/>
-              <w:left w:w="110" w:type="dxa"/>
+              <w:start w:w="110" w:type="dxa"/>
               <w:bottom w:w="90" w:type="dxa"/>
-              <w:right w:w="110" w:type="dxa"/>
+              <w:end w:w="110" w:type="dxa"/>
             </w:tcMar>
-            <w:vAlign w:val="center"/>
           </w:tcPr>
           <w:p>
             <w:pPr>
-              <w:spacing w:after="0"/>
+              <w:spacing w:after="0" w:line="240" w:lineRule="auto"/>
             </w:pPr>
             <w:r>
               <w:rPr>
@@ -7022,19 +4154,19 @@
       <w:tr>
         <w:tc>
           <w:tcPr>
-            <w:tcW w:w="7200" w:type="dxa"/>
-            <w:shd w:val="clear" w:color="auto" w:fill="EAF2F8"/>
+            <w:tcW w:type="dxa" w:w="7200"/>
+            <w:vAlign w:val="center"/>
+            <w:shd w:fill="EAF2F8"/>
             <w:tcMar>
               <w:top w:w="90" w:type="dxa"/>
-              <w:left w:w="110" w:type="dxa"/>
+              <w:start w:w="110" w:type="dxa"/>
               <w:bottom w:w="90" w:type="dxa"/>
-              <w:right w:w="110" w:type="dxa"/>
+              <w:end w:w="110" w:type="dxa"/>
             </w:tcMar>
-            <w:vAlign w:val="center"/>
           </w:tcPr>
           <w:p>
             <w:pPr>
-              <w:spacing w:after="0"/>
+              <w:spacing w:after="0" w:line="240" w:lineRule="auto"/>
             </w:pPr>
             <w:r>
               <w:rPr>
@@ -7046,19 +4178,19 @@
         </w:tc>
         <w:tc>
           <w:tcPr>
-            <w:tcW w:w="1701" w:type="dxa"/>
-            <w:shd w:val="clear" w:color="auto" w:fill="EAF2F8"/>
+            <w:tcW w:type="dxa" w:w="1701"/>
+            <w:vAlign w:val="center"/>
+            <w:shd w:fill="EAF2F8"/>
             <w:tcMar>
               <w:top w:w="90" w:type="dxa"/>
-              <w:left w:w="110" w:type="dxa"/>
+              <w:start w:w="110" w:type="dxa"/>
               <w:bottom w:w="90" w:type="dxa"/>
-              <w:right w:w="110" w:type="dxa"/>
+              <w:end w:w="110" w:type="dxa"/>
             </w:tcMar>
-            <w:vAlign w:val="center"/>
           </w:tcPr>
           <w:p>
             <w:pPr>
-              <w:spacing w:after="0"/>
+              <w:spacing w:after="0" w:line="240" w:lineRule="auto"/>
             </w:pPr>
             <w:r>
               <w:rPr>
@@ -7072,18 +4204,18 @@
       <w:tr>
         <w:tc>
           <w:tcPr>
-            <w:tcW w:w="7200" w:type="dxa"/>
+            <w:tcW w:type="dxa" w:w="7200"/>
+            <w:vAlign w:val="center"/>
             <w:tcMar>
               <w:top w:w="90" w:type="dxa"/>
-              <w:left w:w="110" w:type="dxa"/>
+              <w:start w:w="110" w:type="dxa"/>
               <w:bottom w:w="90" w:type="dxa"/>
-              <w:right w:w="110" w:type="dxa"/>
+              <w:end w:w="110" w:type="dxa"/>
             </w:tcMar>
-            <w:vAlign w:val="center"/>
           </w:tcPr>
           <w:p>
             <w:pPr>
-              <w:spacing w:after="0"/>
+              <w:spacing w:after="0" w:line="240" w:lineRule="auto"/>
             </w:pPr>
             <w:r>
               <w:rPr>
@@ -7095,18 +4227,18 @@
         </w:tc>
         <w:tc>
           <w:tcPr>
-            <w:tcW w:w="1701" w:type="dxa"/>
+            <w:tcW w:type="dxa" w:w="1701"/>
+            <w:vAlign w:val="center"/>
             <w:tcMar>
               <w:top w:w="90" w:type="dxa"/>
-              <w:left w:w="110" w:type="dxa"/>
+              <w:start w:w="110" w:type="dxa"/>
               <w:bottom w:w="90" w:type="dxa"/>
-              <w:right w:w="110" w:type="dxa"/>
+              <w:end w:w="110" w:type="dxa"/>
             </w:tcMar>
-            <w:vAlign w:val="center"/>
           </w:tcPr>
           <w:p>
             <w:pPr>
-              <w:spacing w:after="0"/>
+              <w:spacing w:after="0" w:line="240" w:lineRule="auto"/>
             </w:pPr>
             <w:r>
               <w:rPr>
@@ -7120,19 +4252,19 @@
       <w:tr>
         <w:tc>
           <w:tcPr>
-            <w:tcW w:w="7200" w:type="dxa"/>
-            <w:shd w:val="clear" w:color="auto" w:fill="EAF2F8"/>
+            <w:tcW w:type="dxa" w:w="7200"/>
+            <w:vAlign w:val="center"/>
+            <w:shd w:fill="EAF2F8"/>
             <w:tcMar>
               <w:top w:w="90" w:type="dxa"/>
-              <w:left w:w="110" w:type="dxa"/>
+              <w:start w:w="110" w:type="dxa"/>
               <w:bottom w:w="90" w:type="dxa"/>
-              <w:right w:w="110" w:type="dxa"/>
+              <w:end w:w="110" w:type="dxa"/>
             </w:tcMar>
-            <w:vAlign w:val="center"/>
           </w:tcPr>
           <w:p>
             <w:pPr>
-              <w:spacing w:after="0"/>
+              <w:spacing w:after="0" w:line="240" w:lineRule="auto"/>
             </w:pPr>
             <w:r>
               <w:rPr>
@@ -7144,19 +4276,19 @@
         </w:tc>
         <w:tc>
           <w:tcPr>
-            <w:tcW w:w="1701" w:type="dxa"/>
-            <w:shd w:val="clear" w:color="auto" w:fill="EAF2F8"/>
+            <w:tcW w:type="dxa" w:w="1701"/>
+            <w:vAlign w:val="center"/>
+            <w:shd w:fill="EAF2F8"/>
             <w:tcMar>
               <w:top w:w="90" w:type="dxa"/>
-              <w:left w:w="110" w:type="dxa"/>
+              <w:start w:w="110" w:type="dxa"/>
               <w:bottom w:w="90" w:type="dxa"/>
-              <w:right w:w="110" w:type="dxa"/>
+              <w:end w:w="110" w:type="dxa"/>
             </w:tcMar>
-            <w:vAlign w:val="center"/>
           </w:tcPr>
           <w:p>
             <w:pPr>
-              <w:spacing w:after="0"/>
+              <w:spacing w:after="0" w:line="240" w:lineRule="auto"/>
             </w:pPr>
             <w:r>
               <w:rPr>
@@ -7170,18 +4302,18 @@
       <w:tr>
         <w:tc>
           <w:tcPr>
-            <w:tcW w:w="7200" w:type="dxa"/>
+            <w:tcW w:type="dxa" w:w="7200"/>
+            <w:vAlign w:val="center"/>
             <w:tcMar>
               <w:top w:w="90" w:type="dxa"/>
-              <w:left w:w="110" w:type="dxa"/>
+              <w:start w:w="110" w:type="dxa"/>
               <w:bottom w:w="90" w:type="dxa"/>
-              <w:right w:w="110" w:type="dxa"/>
+              <w:end w:w="110" w:type="dxa"/>
             </w:tcMar>
-            <w:vAlign w:val="center"/>
           </w:tcPr>
           <w:p>
             <w:pPr>
-              <w:spacing w:after="0"/>
+              <w:spacing w:after="0" w:line="240" w:lineRule="auto"/>
             </w:pPr>
             <w:r>
               <w:rPr>
@@ -7193,18 +4325,18 @@
         </w:tc>
         <w:tc>
           <w:tcPr>
-            <w:tcW w:w="1701" w:type="dxa"/>
+            <w:tcW w:type="dxa" w:w="1701"/>
+            <w:vAlign w:val="center"/>
             <w:tcMar>
               <w:top w:w="90" w:type="dxa"/>
-              <w:left w:w="110" w:type="dxa"/>
+              <w:start w:w="110" w:type="dxa"/>
               <w:bottom w:w="90" w:type="dxa"/>
-              <w:right w:w="110" w:type="dxa"/>
+              <w:end w:w="110" w:type="dxa"/>
             </w:tcMar>
-            <w:vAlign w:val="center"/>
           </w:tcPr>
           <w:p>
             <w:pPr>
-              <w:spacing w:after="0"/>
+              <w:spacing w:after="0" w:line="240" w:lineRule="auto"/>
             </w:pPr>
             <w:r>
               <w:rPr>
@@ -7218,19 +4350,19 @@
       <w:tr>
         <w:tc>
           <w:tcPr>
-            <w:tcW w:w="7200" w:type="dxa"/>
-            <w:shd w:val="clear" w:color="auto" w:fill="EAF2F8"/>
+            <w:tcW w:type="dxa" w:w="7200"/>
+            <w:vAlign w:val="center"/>
+            <w:shd w:fill="EAF2F8"/>
             <w:tcMar>
               <w:top w:w="90" w:type="dxa"/>
-              <w:left w:w="110" w:type="dxa"/>
+              <w:start w:w="110" w:type="dxa"/>
               <w:bottom w:w="90" w:type="dxa"/>
-              <w:right w:w="110" w:type="dxa"/>
+              <w:end w:w="110" w:type="dxa"/>
             </w:tcMar>
-            <w:vAlign w:val="center"/>
           </w:tcPr>
           <w:p>
             <w:pPr>
-              <w:spacing w:after="0"/>
+              <w:spacing w:after="0" w:line="240" w:lineRule="auto"/>
             </w:pPr>
             <w:r>
               <w:rPr>
@@ -7242,19 +4374,19 @@
         </w:tc>
         <w:tc>
           <w:tcPr>
-            <w:tcW w:w="1701" w:type="dxa"/>
-            <w:shd w:val="clear" w:color="auto" w:fill="EAF2F8"/>
+            <w:tcW w:type="dxa" w:w="1701"/>
+            <w:vAlign w:val="center"/>
+            <w:shd w:fill="EAF2F8"/>
             <w:tcMar>
               <w:top w:w="90" w:type="dxa"/>
-              <w:left w:w="110" w:type="dxa"/>
+              <w:start w:w="110" w:type="dxa"/>
               <w:bottom w:w="90" w:type="dxa"/>
-              <w:right w:w="110" w:type="dxa"/>
+              <w:end w:w="110" w:type="dxa"/>
             </w:tcMar>
-            <w:vAlign w:val="center"/>
           </w:tcPr>
           <w:p>
             <w:pPr>
-              <w:spacing w:after="0"/>
+              <w:spacing w:after="0" w:line="240" w:lineRule="auto"/>
             </w:pPr>
             <w:r>
               <w:rPr>
@@ -7268,18 +4400,18 @@
       <w:tr>
         <w:tc>
           <w:tcPr>
-            <w:tcW w:w="7200" w:type="dxa"/>
+            <w:tcW w:type="dxa" w:w="7200"/>
+            <w:vAlign w:val="center"/>
             <w:tcMar>
               <w:top w:w="90" w:type="dxa"/>
-              <w:left w:w="110" w:type="dxa"/>
+              <w:start w:w="110" w:type="dxa"/>
               <w:bottom w:w="90" w:type="dxa"/>
-              <w:right w:w="110" w:type="dxa"/>
+              <w:end w:w="110" w:type="dxa"/>
             </w:tcMar>
-            <w:vAlign w:val="center"/>
           </w:tcPr>
           <w:p>
             <w:pPr>
-              <w:spacing w:after="0"/>
+              <w:spacing w:after="0" w:line="240" w:lineRule="auto"/>
             </w:pPr>
             <w:r>
               <w:rPr>
@@ -7291,18 +4423,18 @@
         </w:tc>
         <w:tc>
           <w:tcPr>
-            <w:tcW w:w="1701" w:type="dxa"/>
+            <w:tcW w:type="dxa" w:w="1701"/>
+            <w:vAlign w:val="center"/>
             <w:tcMar>
               <w:top w:w="90" w:type="dxa"/>
-              <w:left w:w="110" w:type="dxa"/>
+              <w:start w:w="110" w:type="dxa"/>
               <w:bottom w:w="90" w:type="dxa"/>
-              <w:right w:w="110" w:type="dxa"/>
+              <w:end w:w="110" w:type="dxa"/>
             </w:tcMar>
-            <w:vAlign w:val="center"/>
           </w:tcPr>
           <w:p>
             <w:pPr>
-              <w:spacing w:after="0"/>
+              <w:spacing w:after="0" w:line="240" w:lineRule="auto"/>
             </w:pPr>
             <w:r>
               <w:rPr>
@@ -7316,19 +4448,19 @@
       <w:tr>
         <w:tc>
           <w:tcPr>
-            <w:tcW w:w="7200" w:type="dxa"/>
-            <w:shd w:val="clear" w:color="auto" w:fill="EAF2F8"/>
+            <w:tcW w:type="dxa" w:w="7200"/>
+            <w:vAlign w:val="center"/>
+            <w:shd w:fill="EAF2F8"/>
             <w:tcMar>
               <w:top w:w="90" w:type="dxa"/>
-              <w:left w:w="110" w:type="dxa"/>
+              <w:start w:w="110" w:type="dxa"/>
               <w:bottom w:w="90" w:type="dxa"/>
-              <w:right w:w="110" w:type="dxa"/>
+              <w:end w:w="110" w:type="dxa"/>
             </w:tcMar>
-            <w:vAlign w:val="center"/>
           </w:tcPr>
           <w:p>
             <w:pPr>
-              <w:spacing w:after="0"/>
+              <w:spacing w:after="0" w:line="240" w:lineRule="auto"/>
             </w:pPr>
             <w:r>
               <w:rPr>
@@ -7340,19 +4472,19 @@
         </w:tc>
         <w:tc>
           <w:tcPr>
-            <w:tcW w:w="1701" w:type="dxa"/>
-            <w:shd w:val="clear" w:color="auto" w:fill="EAF2F8"/>
+            <w:tcW w:type="dxa" w:w="1701"/>
+            <w:vAlign w:val="center"/>
+            <w:shd w:fill="EAF2F8"/>
             <w:tcMar>
               <w:top w:w="90" w:type="dxa"/>
-              <w:left w:w="110" w:type="dxa"/>
+              <w:start w:w="110" w:type="dxa"/>
               <w:bottom w:w="90" w:type="dxa"/>
-              <w:right w:w="110" w:type="dxa"/>
+              <w:end w:w="110" w:type="dxa"/>
             </w:tcMar>
-            <w:vAlign w:val="center"/>
           </w:tcPr>
           <w:p>
             <w:pPr>
-              <w:spacing w:after="0"/>
+              <w:spacing w:after="0" w:line="240" w:lineRule="auto"/>
             </w:pPr>
             <w:r>
               <w:rPr>
@@ -7368,40 +4500,39 @@
       <w:pPr>
         <w:pStyle w:val="Ttulo1"/>
         <w:spacing w:before="280"/>
-      </w:pPr>
-      <w:bookmarkStart w:id="36" w:name="_Toc239950051"/>
+        <w:keepNext/>
+      </w:pPr>
       <w:r>
         <w:t>A.2 Revision history</w:t>
       </w:r>
-      <w:bookmarkEnd w:id="36"/>
     </w:p>
     <w:tbl>
       <w:tblPr>
         <w:tblStyle w:val="Tablaconcuadrcula"/>
-        <w:tblW w:w="0" w:type="auto"/>
+        <w:tblW w:type="auto" w:w="0"/>
         <w:tblLayout w:type="fixed"/>
-        <w:tblLook w:val="04A0" w:firstRow="1" w:lastRow="0" w:firstColumn="1" w:lastColumn="0" w:noHBand="0" w:noVBand="1"/>
+        <w:tblLook w:firstColumn="1" w:firstRow="1" w:lastColumn="0" w:lastRow="0" w:noHBand="0" w:noVBand="1" w:val="04A0"/>
       </w:tblPr>
       <w:tblGrid>
-        <w:gridCol w:w="1134"/>
-        <w:gridCol w:w="1134"/>
-        <w:gridCol w:w="6633"/>
+        <w:gridCol w:w="2835"/>
+        <w:gridCol w:w="2835"/>
+        <w:gridCol w:w="2835"/>
       </w:tblGrid>
       <w:tr>
         <w:trPr>
-          <w:tblHeader/>
+          <w:tblHeader w:val="true"/>
         </w:trPr>
         <w:tc>
           <w:tcPr>
-            <w:tcW w:w="1134" w:type="dxa"/>
-            <w:shd w:val="clear" w:color="auto" w:fill="1F4E78"/>
+            <w:tcW w:type="dxa" w:w="1134"/>
+            <w:shd w:fill="1F4E78"/>
+            <w:vAlign w:val="center"/>
             <w:tcMar>
               <w:top w:w="90" w:type="dxa"/>
-              <w:left w:w="110" w:type="dxa"/>
+              <w:start w:w="110" w:type="dxa"/>
               <w:bottom w:w="90" w:type="dxa"/>
-              <w:right w:w="110" w:type="dxa"/>
+              <w:end w:w="110" w:type="dxa"/>
             </w:tcMar>
-            <w:vAlign w:val="center"/>
           </w:tcPr>
           <w:p>
             <w:pPr>
@@ -7419,15 +4550,15 @@
         </w:tc>
         <w:tc>
           <w:tcPr>
-            <w:tcW w:w="1134" w:type="dxa"/>
-            <w:shd w:val="clear" w:color="auto" w:fill="1F4E78"/>
+            <w:tcW w:type="dxa" w:w="1134"/>
+            <w:shd w:fill="1F4E78"/>
+            <w:vAlign w:val="center"/>
             <w:tcMar>
               <w:top w:w="90" w:type="dxa"/>
-              <w:left w:w="110" w:type="dxa"/>
+              <w:start w:w="110" w:type="dxa"/>
               <w:bottom w:w="90" w:type="dxa"/>
-              <w:right w:w="110" w:type="dxa"/>
+              <w:end w:w="110" w:type="dxa"/>
             </w:tcMar>
-            <w:vAlign w:val="center"/>
           </w:tcPr>
           <w:p>
             <w:r>
@@ -7442,15 +4573,15 @@
         </w:tc>
         <w:tc>
           <w:tcPr>
-            <w:tcW w:w="6633" w:type="dxa"/>
-            <w:shd w:val="clear" w:color="auto" w:fill="1F4E78"/>
+            <w:tcW w:type="dxa" w:w="6633"/>
+            <w:shd w:fill="1F4E78"/>
+            <w:vAlign w:val="center"/>
             <w:tcMar>
               <w:top w:w="90" w:type="dxa"/>
-              <w:left w:w="110" w:type="dxa"/>
+              <w:start w:w="110" w:type="dxa"/>
               <w:bottom w:w="90" w:type="dxa"/>
-              <w:right w:w="110" w:type="dxa"/>
+              <w:end w:w="110" w:type="dxa"/>
             </w:tcMar>
-            <w:vAlign w:val="center"/>
           </w:tcPr>
           <w:p>
             <w:r>
@@ -7467,18 +4598,18 @@
       <w:tr>
         <w:tc>
           <w:tcPr>
-            <w:tcW w:w="1134" w:type="dxa"/>
+            <w:tcW w:type="dxa" w:w="1134"/>
+            <w:vAlign w:val="center"/>
             <w:tcMar>
               <w:top w:w="90" w:type="dxa"/>
-              <w:left w:w="110" w:type="dxa"/>
+              <w:start w:w="110" w:type="dxa"/>
               <w:bottom w:w="90" w:type="dxa"/>
-              <w:right w:w="110" w:type="dxa"/>
+              <w:end w:w="110" w:type="dxa"/>
             </w:tcMar>
-            <w:vAlign w:val="center"/>
           </w:tcPr>
           <w:p>
             <w:pPr>
-              <w:spacing w:after="0"/>
+              <w:spacing w:after="0" w:line="240" w:lineRule="auto"/>
             </w:pPr>
             <w:r>
               <w:rPr>
@@ -7490,18 +4621,18 @@
         </w:tc>
         <w:tc>
           <w:tcPr>
-            <w:tcW w:w="1134" w:type="dxa"/>
+            <w:tcW w:type="dxa" w:w="1134"/>
+            <w:vAlign w:val="center"/>
             <w:tcMar>
               <w:top w:w="90" w:type="dxa"/>
-              <w:left w:w="110" w:type="dxa"/>
+              <w:start w:w="110" w:type="dxa"/>
               <w:bottom w:w="90" w:type="dxa"/>
-              <w:right w:w="110" w:type="dxa"/>
+              <w:end w:w="110" w:type="dxa"/>
             </w:tcMar>
-            <w:vAlign w:val="center"/>
           </w:tcPr>
           <w:p>
             <w:pPr>
-              <w:spacing w:after="0"/>
+              <w:spacing w:after="0" w:line="240" w:lineRule="auto"/>
             </w:pPr>
             <w:r>
               <w:rPr>
@@ -7513,18 +4644,18 @@
         </w:tc>
         <w:tc>
           <w:tcPr>
-            <w:tcW w:w="6633" w:type="dxa"/>
+            <w:tcW w:type="dxa" w:w="6633"/>
+            <w:vAlign w:val="center"/>
             <w:tcMar>
               <w:top w:w="90" w:type="dxa"/>
-              <w:left w:w="110" w:type="dxa"/>
+              <w:start w:w="110" w:type="dxa"/>
               <w:bottom w:w="90" w:type="dxa"/>
-              <w:right w:w="110" w:type="dxa"/>
+              <w:end w:w="110" w:type="dxa"/>
             </w:tcMar>
-            <w:vAlign w:val="center"/>
           </w:tcPr>
           <w:p>
             <w:pPr>
-              <w:spacing w:after="0"/>
+              <w:spacing w:after="0" w:line="240" w:lineRule="auto"/>
             </w:pPr>
             <w:r>
               <w:rPr>
@@ -7539,12 +4670,11 @@
     <w:p>
       <w:pPr>
         <w:pStyle w:val="Ttulo1"/>
-      </w:pPr>
-      <w:bookmarkStart w:id="37" w:name="_Toc239950052"/>
+        <w:keepNext/>
+      </w:pPr>
       <w:r>
         <w:t>Illustrations</w:t>
       </w:r>
-      <w:bookmarkEnd w:id="37"/>
     </w:p>
     <w:p>
       <w:pPr>
@@ -7560,12 +4690,7 @@
         <w:fldChar w:fldCharType="separate"/>
       </w:r>
       <w:r>
-        <w:rPr>
-          <w:b/>
-          <w:bCs/>
-          <w:noProof/>
-        </w:rPr>
-        <w:t>No table of illustrations entries were found.</w:t>
+        <w:t>Actualice los campos para generar la lista de ilustraciones.</w:t>
       </w:r>
       <w:r>
         <w:fldChar w:fldCharType="end"/>
@@ -7579,12 +4704,11 @@
     <w:p>
       <w:pPr>
         <w:pStyle w:val="Ttulo1"/>
-      </w:pPr>
-      <w:bookmarkStart w:id="38" w:name="_Toc239950053"/>
+        <w:keepNext/>
+      </w:pPr>
       <w:r>
         <w:t>Equations</w:t>
       </w:r>
-      <w:bookmarkEnd w:id="38"/>
     </w:p>
     <w:p>
       <w:pPr>
@@ -7600,12 +4724,7 @@
         <w:fldChar w:fldCharType="separate"/>
       </w:r>
       <w:r>
-        <w:rPr>
-          <w:b/>
-          <w:bCs/>
-          <w:noProof/>
-        </w:rPr>
-        <w:t>No table of illustrations entries were found.</w:t>
+        <w:t>Actualice los campos para generar la lista de ecuaciones.</w:t>
       </w:r>
       <w:r>
         <w:fldChar w:fldCharType="end"/>
@@ -7614,10 +4733,8 @@
     <w:sectPr>
       <w:headerReference w:type="even" r:id="rId9"/>
       <w:headerReference w:type="default" r:id="rId10"/>
-      <w:footerReference w:type="even" r:id="rId11"/>
-      <w:footerReference w:type="default" r:id="rId12"/>
-      <w:headerReference w:type="first" r:id="rId13"/>
-      <w:footerReference w:type="first" r:id="rId14"/>
+      <w:footerReference w:type="default" r:id="rId11"/>
+      <w:headerReference w:type="first" r:id="rId12"/>
       <w:pgSz w:w="11906" w:h="16838"/>
       <w:pgMar w:top="1417" w:right="1701" w:bottom="1417" w:left="1701" w:header="708" w:footer="709" w:gutter="0"/>
       <w:pgNumType w:start="0"/>
@@ -7658,16 +4775,6 @@
 <w:ftr xmlns:wpc="http://schemas.microsoft.com/office/word/2010/wordprocessingCanvas" xmlns:cx="http://schemas.microsoft.com/office/drawing/2014/chartex" xmlns:cx1="http://schemas.microsoft.com/office/drawing/2015/9/8/chartex" xmlns:cx2="http://schemas.microsoft.com/office/drawing/2015/10/21/chartex" xmlns:cx3="http://schemas.microsoft.com/office/drawing/2016/5/9/chartex" xmlns:cx4="http://schemas.microsoft.com/office/drawing/2016/5/10/chartex" xmlns:cx5="http://schemas.microsoft.com/office/drawing/2016/5/11/chartex" xmlns:cx6="http://schemas.microsoft.com/office/drawing/2016/5/12/chartex" xmlns:cx7="http://schemas.microsoft.com/office/drawing/2016/5/13/chartex" xmlns:cx8="http://schemas.microsoft.com/office/drawing/2016/5/14/chartex" xmlns:mc="http://schemas.openxmlformats.org/markup-compatibility/2006" xmlns:aink="http://schemas.microsoft.com/office/drawing/2016/ink" xmlns:am3d="http://schemas.microsoft.com/office/drawing/2017/model3d" xmlns:o="urn:schemas-microsoft-com:office:office" xmlns:oel="http://schemas.microsoft.com/office/2019/extlst" xmlns:r="http://schemas.openxmlformats.org/officeDocument/2006/relationships" xmlns:m="http://schemas.openxmlformats.org/officeDocument/2006/math" xmlns:v="urn:schemas-microsoft-com:vml" xmlns:wp14="http://schemas.microsoft.com/office/word/2010/wordprocessingDrawing" xmlns:wp="http://schemas.openxmlformats.org/drawingml/2006/wordprocessingDrawing" xmlns:w10="urn:schemas-microsoft-com:office:word" xmlns:w="http://schemas.openxmlformats.org/wordprocessingml/2006/main" xmlns:w14="http://schemas.microsoft.com/office/word/2010/wordml" xmlns:w15="http://schemas.microsoft.com/office/word/2012/wordml" xmlns:w16cex="http://schemas.microsoft.com/office/word/2018/wordml/cex" xmlns:w16cid="http://schemas.microsoft.com/office/word/2016/wordml/cid" xmlns:w16="http://schemas.microsoft.com/office/word/2018/wordml" xmlns:w16du="http://schemas.microsoft.com/office/word/2023/wordml/word16du" xmlns:w16sdtdh="http://schemas.microsoft.com/office/word/2020/wordml/sdtdatahash" xmlns:w16sdtfl="http://schemas.microsoft.com/office/word/2024/wordml/sdtformatlock" xmlns:w16se="http://schemas.microsoft.com/office/word/2015/wordml/symex" xmlns:wpg="http://schemas.microsoft.com/office/word/2010/wordprocessingGroup" xmlns:wpi="http://schemas.microsoft.com/office/word/2010/wordprocessingInk" xmlns:wne="http://schemas.microsoft.com/office/word/2006/wordml" xmlns:wps="http://schemas.microsoft.com/office/word/2010/wordprocessingShape" mc:Ignorable="w14 w15 w16se w16cid w16 w16cex w16sdtdh w16sdtfl w16du wp14">
   <w:p>
     <w:pPr>
-      <w:pStyle w:val="Piedepgina"/>
-    </w:pPr>
-  </w:p>
-</w:ftr>
-</file>
-
-<file path=word/footer2.xml><?xml version="1.0" encoding="utf-8"?>
-<w:ftr xmlns:wpc="http://schemas.microsoft.com/office/word/2010/wordprocessingCanvas" xmlns:cx="http://schemas.microsoft.com/office/drawing/2014/chartex" xmlns:cx1="http://schemas.microsoft.com/office/drawing/2015/9/8/chartex" xmlns:cx2="http://schemas.microsoft.com/office/drawing/2015/10/21/chartex" xmlns:cx3="http://schemas.microsoft.com/office/drawing/2016/5/9/chartex" xmlns:cx4="http://schemas.microsoft.com/office/drawing/2016/5/10/chartex" xmlns:cx5="http://schemas.microsoft.com/office/drawing/2016/5/11/chartex" xmlns:cx6="http://schemas.microsoft.com/office/drawing/2016/5/12/chartex" xmlns:cx7="http://schemas.microsoft.com/office/drawing/2016/5/13/chartex" xmlns:cx8="http://schemas.microsoft.com/office/drawing/2016/5/14/chartex" xmlns:mc="http://schemas.openxmlformats.org/markup-compatibility/2006" xmlns:aink="http://schemas.microsoft.com/office/drawing/2016/ink" xmlns:am3d="http://schemas.microsoft.com/office/drawing/2017/model3d" xmlns:o="urn:schemas-microsoft-com:office:office" xmlns:oel="http://schemas.microsoft.com/office/2019/extlst" xmlns:r="http://schemas.openxmlformats.org/officeDocument/2006/relationships" xmlns:m="http://schemas.openxmlformats.org/officeDocument/2006/math" xmlns:v="urn:schemas-microsoft-com:vml" xmlns:wp14="http://schemas.microsoft.com/office/word/2010/wordprocessingDrawing" xmlns:wp="http://schemas.openxmlformats.org/drawingml/2006/wordprocessingDrawing" xmlns:w10="urn:schemas-microsoft-com:office:word" xmlns:w="http://schemas.openxmlformats.org/wordprocessingml/2006/main" xmlns:w14="http://schemas.microsoft.com/office/word/2010/wordml" xmlns:w15="http://schemas.microsoft.com/office/word/2012/wordml" xmlns:w16cex="http://schemas.microsoft.com/office/word/2018/wordml/cex" xmlns:w16cid="http://schemas.microsoft.com/office/word/2016/wordml/cid" xmlns:w16="http://schemas.microsoft.com/office/word/2018/wordml" xmlns:w16du="http://schemas.microsoft.com/office/word/2023/wordml/word16du" xmlns:w16sdtdh="http://schemas.microsoft.com/office/word/2020/wordml/sdtdatahash" xmlns:w16sdtfl="http://schemas.microsoft.com/office/word/2024/wordml/sdtformatlock" xmlns:w16se="http://schemas.microsoft.com/office/word/2015/wordml/symex" xmlns:wpg="http://schemas.microsoft.com/office/word/2010/wordprocessingGroup" xmlns:wpi="http://schemas.microsoft.com/office/word/2010/wordprocessingInk" xmlns:wne="http://schemas.microsoft.com/office/word/2006/wordml" xmlns:wps="http://schemas.microsoft.com/office/word/2010/wordprocessingShape" mc:Ignorable="w14 w15 w16se w16cid w16 w16cex w16sdtdh w16sdtfl w16du wp14">
-  <w:p>
-    <w:pPr>
       <w:tabs>
         <w:tab w:val="left" w:pos="0"/>
         <w:tab w:val="right" w:pos="8900"/>
@@ -7681,20 +4788,16 @@
       </w:rPr>
     </w:pPr>
     <w:r>
-      <w:rPr>
-        <w:noProof/>
-      </w:rPr>
       <w:drawing>
-        <wp:inline distT="0" distB="0" distL="0" distR="0" wp14:anchorId="59967B4D" wp14:editId="7D052F5B">
+        <wp:inline xmlns:a="http://schemas.openxmlformats.org/drawingml/2006/main" xmlns:pic="http://schemas.openxmlformats.org/drawingml/2006/picture">
           <wp:extent cx="576000" cy="459360"/>
-          <wp:effectExtent l="0" t="0" r="0" b="0"/>
           <wp:docPr id="1" name="ARGOS framework mark" descr="ARGOS framework mark"/>
           <wp:cNvGraphicFramePr>
-            <a:graphicFrameLocks xmlns:a="http://schemas.openxmlformats.org/drawingml/2006/main" noChangeAspect="1"/>
+            <a:graphicFrameLocks noChangeAspect="1"/>
           </wp:cNvGraphicFramePr>
-          <a:graphic xmlns:a="http://schemas.openxmlformats.org/drawingml/2006/main">
+          <a:graphic>
             <a:graphicData uri="http://schemas.openxmlformats.org/drawingml/2006/picture">
-              <pic:pic xmlns:pic="http://schemas.openxmlformats.org/drawingml/2006/picture">
+              <pic:pic>
                 <pic:nvPicPr>
                   <pic:cNvPr id="0" name="argos-mark-transparent.png"/>
                   <pic:cNvPicPr/>
@@ -7710,9 +4813,7 @@
                     <a:off x="0" y="0"/>
                     <a:ext cx="576000" cy="459360"/>
                   </a:xfrm>
-                  <a:prstGeom prst="rect">
-                    <a:avLst/>
-                  </a:prstGeom>
+                  <a:prstGeom prst="rect"/>
                 </pic:spPr>
               </pic:pic>
             </a:graphicData>
@@ -7837,16 +4938,6 @@
 </w:ftr>
 </file>
 
-<file path=word/footer3.xml><?xml version="1.0" encoding="utf-8"?>
-<w:ftr xmlns:wpc="http://schemas.microsoft.com/office/word/2010/wordprocessingCanvas" xmlns:cx="http://schemas.microsoft.com/office/drawing/2014/chartex" xmlns:cx1="http://schemas.microsoft.com/office/drawing/2015/9/8/chartex" xmlns:cx2="http://schemas.microsoft.com/office/drawing/2015/10/21/chartex" xmlns:cx3="http://schemas.microsoft.com/office/drawing/2016/5/9/chartex" xmlns:cx4="http://schemas.microsoft.com/office/drawing/2016/5/10/chartex" xmlns:cx5="http://schemas.microsoft.com/office/drawing/2016/5/11/chartex" xmlns:cx6="http://schemas.microsoft.com/office/drawing/2016/5/12/chartex" xmlns:cx7="http://schemas.microsoft.com/office/drawing/2016/5/13/chartex" xmlns:cx8="http://schemas.microsoft.com/office/drawing/2016/5/14/chartex" xmlns:mc="http://schemas.openxmlformats.org/markup-compatibility/2006" xmlns:aink="http://schemas.microsoft.com/office/drawing/2016/ink" xmlns:am3d="http://schemas.microsoft.com/office/drawing/2017/model3d" xmlns:o="urn:schemas-microsoft-com:office:office" xmlns:oel="http://schemas.microsoft.com/office/2019/extlst" xmlns:r="http://schemas.openxmlformats.org/officeDocument/2006/relationships" xmlns:m="http://schemas.openxmlformats.org/officeDocument/2006/math" xmlns:v="urn:schemas-microsoft-com:vml" xmlns:wp14="http://schemas.microsoft.com/office/word/2010/wordprocessingDrawing" xmlns:wp="http://schemas.openxmlformats.org/drawingml/2006/wordprocessingDrawing" xmlns:w10="urn:schemas-microsoft-com:office:word" xmlns:w="http://schemas.openxmlformats.org/wordprocessingml/2006/main" xmlns:w14="http://schemas.microsoft.com/office/word/2010/wordml" xmlns:w15="http://schemas.microsoft.com/office/word/2012/wordml" xmlns:w16cex="http://schemas.microsoft.com/office/word/2018/wordml/cex" xmlns:w16cid="http://schemas.microsoft.com/office/word/2016/wordml/cid" xmlns:w16="http://schemas.microsoft.com/office/word/2018/wordml" xmlns:w16du="http://schemas.microsoft.com/office/word/2023/wordml/word16du" xmlns:w16sdtdh="http://schemas.microsoft.com/office/word/2020/wordml/sdtdatahash" xmlns:w16sdtfl="http://schemas.microsoft.com/office/word/2024/wordml/sdtformatlock" xmlns:w16se="http://schemas.microsoft.com/office/word/2015/wordml/symex" xmlns:wpg="http://schemas.microsoft.com/office/word/2010/wordprocessingGroup" xmlns:wpi="http://schemas.microsoft.com/office/word/2010/wordprocessingInk" xmlns:wne="http://schemas.microsoft.com/office/word/2006/wordml" xmlns:wps="http://schemas.microsoft.com/office/word/2010/wordprocessingShape" mc:Ignorable="w14 w15 w16se w16cid w16 w16cex w16sdtdh w16sdtfl w16du wp14">
-  <w:p>
-    <w:pPr>
-      <w:pStyle w:val="Piedepgina"/>
-    </w:pPr>
-  </w:p>
-</w:ftr>
-</file>
-
 <file path=word/footnotes.xml><?xml version="1.0" encoding="utf-8"?>
 <w:footnotes xmlns:wpc="http://schemas.microsoft.com/office/word/2010/wordprocessingCanvas" xmlns:cx="http://schemas.microsoft.com/office/drawing/2014/chartex" xmlns:cx1="http://schemas.microsoft.com/office/drawing/2015/9/8/chartex" xmlns:cx2="http://schemas.microsoft.com/office/drawing/2015/10/21/chartex" xmlns:cx3="http://schemas.microsoft.com/office/drawing/2016/5/9/chartex" xmlns:cx4="http://schemas.microsoft.com/office/drawing/2016/5/10/chartex" xmlns:cx5="http://schemas.microsoft.com/office/drawing/2016/5/11/chartex" xmlns:cx6="http://schemas.microsoft.com/office/drawing/2016/5/12/chartex" xmlns:cx7="http://schemas.microsoft.com/office/drawing/2016/5/13/chartex" xmlns:cx8="http://schemas.microsoft.com/office/drawing/2016/5/14/chartex" xmlns:mc="http://schemas.openxmlformats.org/markup-compatibility/2006" xmlns:aink="http://schemas.microsoft.com/office/drawing/2016/ink" xmlns:am3d="http://schemas.microsoft.com/office/drawing/2017/model3d" xmlns:o="urn:schemas-microsoft-com:office:office" xmlns:oel="http://schemas.microsoft.com/office/2019/extlst" xmlns:r="http://schemas.openxmlformats.org/officeDocument/2006/relationships" xmlns:m="http://schemas.openxmlformats.org/officeDocument/2006/math" xmlns:v="urn:schemas-microsoft-com:vml" xmlns:wp14="http://schemas.microsoft.com/office/word/2010/wordprocessingDrawing" xmlns:wp="http://schemas.openxmlformats.org/drawingml/2006/wordprocessingDrawing" xmlns:w10="urn:schemas-microsoft-com:office:word" xmlns:w="http://schemas.openxmlformats.org/wordprocessingml/2006/main" xmlns:w14="http://schemas.microsoft.com/office/word/2010/wordml" xmlns:w15="http://schemas.microsoft.com/office/word/2012/wordml" xmlns:w16cex="http://schemas.microsoft.com/office/word/2018/wordml/cex" xmlns:w16cid="http://schemas.microsoft.com/office/word/2016/wordml/cid" xmlns:w16="http://schemas.microsoft.com/office/word/2018/wordml" xmlns:w16du="http://schemas.microsoft.com/office/word/2023/wordml/word16du" xmlns:w16sdtdh="http://schemas.microsoft.com/office/word/2020/wordml/sdtdatahash" xmlns:w16sdtfl="http://schemas.microsoft.com/office/word/2024/wordml/sdtformatlock" xmlns:w16se="http://schemas.microsoft.com/office/word/2015/wordml/symex" xmlns:wpg="http://schemas.microsoft.com/office/word/2010/wordprocessingGroup" xmlns:wpi="http://schemas.microsoft.com/office/word/2010/wordprocessingInk" xmlns:wne="http://schemas.microsoft.com/office/word/2006/wordml" xmlns:wps="http://schemas.microsoft.com/office/word/2010/wordprocessingShape" mc:Ignorable="w14 w15 w16se w16cid w16 w16cex w16sdtdh w16sdtfl w16du wp14">
   <w:footnote w:type="separator" w:id="-1">
@@ -7883,7 +4974,7 @@
         <w:noProof/>
       </w:rPr>
       <w:pict w14:anchorId="19EBF1F2">
-        <v:shapetype id="_x0000_m1030" coordsize="21600,21600" o:spt="136" adj="10800" path="m@7,l@8,m@5,21600l@6,21600e">
+        <v:shapetype id="_x0000_t136" coordsize="21600,21600" o:spt="136" adj="10800" path="m@7,l@8,m@5,21600l@6,21600e">
           <v:formulas>
             <v:f eqn="sum #0 0 10800"/>
             <v:f eqn="prod #0 2 1"/>
@@ -7907,37 +4998,9 @@
           </v:handles>
           <o:lock v:ext="edit" text="t" shapetype="t"/>
         </v:shapetype>
-      </w:pict>
-    </w:r>
-    <w:r>
-      <w:rPr>
-        <w:noProof/>
-      </w:rPr>
-      <w:pict w14:anchorId="19EBF1F2">
-        <v:shape id="PowerPlusWaterMarkObject420430110" o:spid="_x0000_s1026" type="#_x0000_m1030" style="position:absolute;margin-left:0;margin-top:0;width:526.75pt;height:72.65pt;rotation:315;z-index:-251657216;mso-position-horizontal:center;mso-position-horizontal-relative:margin;mso-position-vertical:center;mso-position-vertical-relative:margin" o:spt="136" o:allowincell="f" adj="10800" path="m@7,l@8,m@5,21600l@6,21600e" fillcolor="silver" stroked="f">
+        <v:shape id="PowerPlusWaterMarkObject420430110" o:spid="_x0000_s1026" type="#_x0000_t136" style="position:absolute;margin-left:0;margin-top:0;width:526.75pt;height:72.65pt;rotation:315;z-index:-251655168;mso-position-horizontal:center;mso-position-horizontal-relative:margin;mso-position-vertical:center;mso-position-vertical-relative:margin" o:allowincell="f" fillcolor="silver" stroked="f">
           <v:fill opacity=".5"/>
-          <v:formulas>
-            <v:f eqn="sum #0 0 10800"/>
-            <v:f eqn="prod #0 2 1"/>
-            <v:f eqn="sum 21600 0 @1"/>
-            <v:f eqn="sum 0 0 @2"/>
-            <v:f eqn="sum 21600 0 @3"/>
-            <v:f eqn="if @0 @3 0"/>
-            <v:f eqn="if @0 21600 @1"/>
-            <v:f eqn="if @0 0 @2"/>
-            <v:f eqn="if @0 @4 21600"/>
-            <v:f eqn="mid @5 @6"/>
-            <v:f eqn="mid @8 @5"/>
-            <v:f eqn="mid @7 @8"/>
-            <v:f eqn="mid @6 @7"/>
-            <v:f eqn="sum @6 0 @5"/>
-          </v:formulas>
-          <v:path textpathok="t" o:connecttype="custom" o:connectlocs="@9,0;@10,10800;@11,21600;@12,10800" o:connectangles="270,180,90,0"/>
-          <v:textpath on="t" style="font-family:&quot;Calibri&quot;;font-size:1pt" fitshape="t" string="IGNACIO CEA FORNIÉS"/>
-          <v:handles>
-            <v:h position="#0,bottomRight" xrange="6629,14971"/>
-          </v:handles>
-          <o:lock v:ext="edit" text="t" shapetype="t"/>
+          <v:textpath style="font-family:&quot;Calibri&quot;;font-size:1pt" string="IGNACIO CEA FORNIÉS"/>
           <w10:wrap anchorx="margin" anchory="margin"/>
         </v:shape>
       </w:pict>
@@ -7957,7 +5020,7 @@
         <w:noProof/>
       </w:rPr>
       <w:pict w14:anchorId="762B70AF">
-        <v:shapetype id="_x0000_m1029" coordsize="21600,21600" o:spt="136" adj="10800" path="m@7,l@8,m@5,21600l@6,21600e">
+        <v:shapetype id="_x0000_t136" coordsize="21600,21600" o:spt="136" adj="10800" path="m@7,l@8,m@5,21600l@6,21600e">
           <v:formulas>
             <v:f eqn="sum #0 0 10800"/>
             <v:f eqn="prod #0 2 1"/>
@@ -7981,37 +5044,9 @@
           </v:handles>
           <o:lock v:ext="edit" text="t" shapetype="t"/>
         </v:shapetype>
-      </w:pict>
-    </w:r>
-    <w:r>
-      <w:rPr>
-        <w:noProof/>
-      </w:rPr>
-      <w:pict w14:anchorId="762B70AF">
-        <v:shape id="PowerPlusWaterMarkObject420430111" o:spid="_x0000_s1027" type="#_x0000_m1029" style="position:absolute;margin-left:0;margin-top:0;width:526.75pt;height:72.65pt;rotation:315;z-index:-251656192;mso-position-horizontal:center;mso-position-horizontal-relative:margin;mso-position-vertical:center;mso-position-vertical-relative:margin" o:spt="136" o:allowincell="f" adj="10800" path="m@7,l@8,m@5,21600l@6,21600e" fillcolor="silver" stroked="f">
+        <v:shape id="PowerPlusWaterMarkObject420430111" o:spid="_x0000_s1027" type="#_x0000_t136" style="position:absolute;margin-left:0;margin-top:0;width:526.75pt;height:72.65pt;rotation:315;z-index:-251653120;mso-position-horizontal:center;mso-position-horizontal-relative:margin;mso-position-vertical:center;mso-position-vertical-relative:margin" o:allowincell="f" fillcolor="silver" stroked="f">
           <v:fill opacity=".5"/>
-          <v:formulas>
-            <v:f eqn="sum #0 0 10800"/>
-            <v:f eqn="prod #0 2 1"/>
-            <v:f eqn="sum 21600 0 @1"/>
-            <v:f eqn="sum 0 0 @2"/>
-            <v:f eqn="sum 21600 0 @3"/>
-            <v:f eqn="if @0 @3 0"/>
-            <v:f eqn="if @0 21600 @1"/>
-            <v:f eqn="if @0 0 @2"/>
-            <v:f eqn="if @0 @4 21600"/>
-            <v:f eqn="mid @5 @6"/>
-            <v:f eqn="mid @8 @5"/>
-            <v:f eqn="mid @7 @8"/>
-            <v:f eqn="mid @6 @7"/>
-            <v:f eqn="sum @6 0 @5"/>
-          </v:formulas>
-          <v:path textpathok="t" o:connecttype="custom" o:connectlocs="@9,0;@10,10800;@11,21600;@12,10800" o:connectangles="270,180,90,0"/>
-          <v:textpath on="t" style="font-family:&quot;Calibri&quot;;font-size:1pt" fitshape="t" string="IGNACIO CEA FORNIÉS"/>
-          <v:handles>
-            <v:h position="#0,bottomRight" xrange="6629,14971"/>
-          </v:handles>
-          <o:lock v:ext="edit" text="t" shapetype="t"/>
+          <v:textpath style="font-family:&quot;Calibri&quot;;font-size:1pt" string="IGNACIO CEA FORNIÉS"/>
           <w10:wrap anchorx="margin" anchory="margin"/>
         </v:shape>
       </w:pict>
@@ -8025,13 +5060,14 @@
   <w:p>
     <w:pPr>
       <w:pStyle w:val="Encabezado"/>
+      <w:jc w:val="left"/>
     </w:pPr>
     <w:r>
       <w:rPr>
         <w:noProof/>
       </w:rPr>
       <w:pict w14:anchorId="14F611EF">
-        <v:shapetype id="_x0000_m1028" coordsize="21600,21600" o:spt="136" adj="10800" path="m@7,l@8,m@5,21600l@6,21600e">
+        <v:shapetype id="_x0000_t136" coordsize="21600,21600" o:spt="136" adj="10800" path="m@7,l@8,m@5,21600l@6,21600e">
           <v:formulas>
             <v:f eqn="sum #0 0 10800"/>
             <v:f eqn="prod #0 2 1"/>
@@ -8055,56 +5091,24 @@
           </v:handles>
           <o:lock v:ext="edit" text="t" shapetype="t"/>
         </v:shapetype>
-      </w:pict>
-    </w:r>
-    <w:r>
-      <w:rPr>
-        <w:noProof/>
-      </w:rPr>
-      <w:pict w14:anchorId="14F611EF">
-        <v:shape id="PowerPlusWaterMarkObject420430109" o:spid="_x0000_s1025" type="#_x0000_m1028" style="position:absolute;margin-left:0;margin-top:0;width:526.75pt;height:72.65pt;rotation:315;z-index:-251658240;mso-position-horizontal:center;mso-position-horizontal-relative:margin;mso-position-vertical:center;mso-position-vertical-relative:margin" o:spt="136" o:allowincell="f" adj="10800" path="m@7,l@8,m@5,21600l@6,21600e" fillcolor="silver" stroked="f">
+        <v:shape id="PowerPlusWaterMarkObject420430109" o:spid="_x0000_s1025" type="#_x0000_t136" style="position:absolute;margin-left:0;margin-top:0;width:526.75pt;height:72.65pt;rotation:315;z-index:-251657216;mso-position-horizontal:center;mso-position-horizontal-relative:margin;mso-position-vertical:center;mso-position-vertical-relative:margin" o:allowincell="f" fillcolor="silver" stroked="f">
           <v:fill opacity=".5"/>
-          <v:formulas>
-            <v:f eqn="sum #0 0 10800"/>
-            <v:f eqn="prod #0 2 1"/>
-            <v:f eqn="sum 21600 0 @1"/>
-            <v:f eqn="sum 0 0 @2"/>
-            <v:f eqn="sum 21600 0 @3"/>
-            <v:f eqn="if @0 @3 0"/>
-            <v:f eqn="if @0 21600 @1"/>
-            <v:f eqn="if @0 0 @2"/>
-            <v:f eqn="if @0 @4 21600"/>
-            <v:f eqn="mid @5 @6"/>
-            <v:f eqn="mid @8 @5"/>
-            <v:f eqn="mid @7 @8"/>
-            <v:f eqn="mid @6 @7"/>
-            <v:f eqn="sum @6 0 @5"/>
-          </v:formulas>
-          <v:path textpathok="t" o:connecttype="custom" o:connectlocs="@9,0;@10,10800;@11,21600;@12,10800" o:connectangles="270,180,90,0"/>
-          <v:textpath on="t" style="font-family:&quot;Calibri&quot;;font-size:1pt" fitshape="t" string="IGNACIO CEA FORNIÉS"/>
-          <v:handles>
-            <v:h position="#0,bottomRight" xrange="6629,14971"/>
-          </v:handles>
-          <o:lock v:ext="edit" text="t" shapetype="t"/>
+          <v:textpath style="font-family:&quot;Calibri&quot;;font-size:1pt" string="IGNACIO CEA FORNIÉS"/>
           <w10:wrap anchorx="margin" anchory="margin"/>
         </v:shape>
       </w:pict>
     </w:r>
     <w:r>
-      <w:rPr>
-        <w:noProof/>
-      </w:rPr>
       <w:drawing>
-        <wp:inline distT="0" distB="0" distL="0" distR="0" wp14:anchorId="4AF6B5F6" wp14:editId="75AF7A9A">
+        <wp:inline xmlns:a="http://schemas.openxmlformats.org/drawingml/2006/main" xmlns:pic="http://schemas.openxmlformats.org/drawingml/2006/picture">
           <wp:extent cx="1512000" cy="1205820"/>
-          <wp:effectExtent l="0" t="0" r="0" b="0"/>
-          <wp:docPr id="794265521" name="ARGOS framework mark" descr="ARGOS framework mark"/>
+          <wp:docPr id="1" name="ARGOS framework mark" descr="ARGOS framework mark"/>
           <wp:cNvGraphicFramePr>
-            <a:graphicFrameLocks xmlns:a="http://schemas.openxmlformats.org/drawingml/2006/main" noChangeAspect="1"/>
+            <a:graphicFrameLocks noChangeAspect="1"/>
           </wp:cNvGraphicFramePr>
-          <a:graphic xmlns:a="http://schemas.openxmlformats.org/drawingml/2006/main">
+          <a:graphic>
             <a:graphicData uri="http://schemas.openxmlformats.org/drawingml/2006/picture">
-              <pic:pic xmlns:pic="http://schemas.openxmlformats.org/drawingml/2006/picture">
+              <pic:pic>
                 <pic:nvPicPr>
                   <pic:cNvPr id="0" name="argos-mark-transparent.png"/>
                   <pic:cNvPicPr/>
@@ -8120,9 +5124,7 @@
                     <a:off x="0" y="0"/>
                     <a:ext cx="1512000" cy="1205820"/>
                   </a:xfrm>
-                  <a:prstGeom prst="rect">
-                    <a:avLst/>
-                  </a:prstGeom>
+                  <a:prstGeom prst="rect"/>
                 </pic:spPr>
               </pic:pic>
             </a:graphicData>
@@ -11071,19 +8073,19 @@
   <w:num w:numId="26" w16cid:durableId="846600881">
     <w:abstractNumId w:val="20"/>
   </w:num>
-  <w:num w:numId="27" w16cid:durableId="1651717082">
+  <w:num w:numId="27">
     <w:abstractNumId w:val="0"/>
   </w:num>
-  <w:num w:numId="28" w16cid:durableId="44109301">
+  <w:num w:numId="28">
     <w:abstractNumId w:val="0"/>
   </w:num>
-  <w:num w:numId="29" w16cid:durableId="779303771">
+  <w:num w:numId="29">
     <w:abstractNumId w:val="6"/>
   </w:num>
-  <w:num w:numId="30" w16cid:durableId="1190030080">
+  <w:num w:numId="30">
     <w:abstractNumId w:val="0"/>
   </w:num>
-  <w:num w:numId="31" w16cid:durableId="1474443744">
+  <w:num w:numId="31">
     <w:abstractNumId w:val="0"/>
   </w:num>
 </w:numbering>
@@ -11531,7 +8533,7 @@
         <w:top w:val="single" w:sz="4" w:space="1" w:color="4472C4" w:themeColor="accent1"/>
         <w:bottom w:val="single" w:sz="4" w:space="1" w:color="4472C4" w:themeColor="accent1"/>
       </w:pBdr>
-      <w:spacing w:before="280"/>
+      <w:spacing w:before="280" w:after="120"/>
       <w:outlineLvl w:val="1"/>
     </w:pPr>
     <w:rPr>
@@ -11553,7 +8555,7 @@
     <w:pPr>
       <w:keepNext/>
       <w:keepLines/>
-      <w:spacing w:before="40"/>
+      <w:spacing w:before="40" w:after="120"/>
       <w:outlineLvl w:val="2"/>
     </w:pPr>
     <w:rPr>
@@ -11762,6 +8764,7 @@
       <w:spacing w:line="240" w:lineRule="auto"/>
     </w:pPr>
     <w:rPr>
+      <w:sz w:val="20"/>
       <w:szCs w:val="20"/>
     </w:rPr>
   </w:style>
@@ -11817,6 +8820,7 @@
       <w:spacing w:after="0" w:line="240" w:lineRule="auto"/>
     </w:pPr>
     <w:rPr>
+      <w:sz w:val="20"/>
       <w:szCs w:val="20"/>
     </w:rPr>
   </w:style>
@@ -12018,6 +9022,7 @@
     </w:pPr>
     <w:rPr>
       <w:rFonts w:ascii="Courier New" w:eastAsia="Times New Roman" w:hAnsi="Courier New" w:cs="Courier New"/>
+      <w:sz w:val="20"/>
       <w:szCs w:val="20"/>
       <w:lang w:eastAsia="es-ES"/>
     </w:rPr>
@@ -12050,6 +9055,7 @@
     <w:rPr>
       <w:rFonts w:cstheme="minorHAnsi"/>
       <w:smallCaps/>
+      <w:sz w:val="20"/>
       <w:szCs w:val="20"/>
     </w:rPr>
   </w:style>
